--- a/data/outputs/v2/Core_Mathematics/SS2.7_Surface_Area_and_Volume_of_Solids/Core_Mathematics_Surface_Area_and_Volume_of_Solids_CBE_LessonSequence.docx
+++ b/data/outputs/v2/Core_Mathematics/SS2.7_Surface_Area_and_Volume_of_Solids/Core_Mathematics_Surface_Area_and_Volume_of_Solids_CBE_LessonSequence.docx
@@ -3317,32 +3317,32 @@
         <w:tc>
           <w:tcPr>
             <w:tcW w:type="dxa" w:w="1520"/>
-            <w:shd w:fill="F2F2F2" w:color="auto" w:val="clear"/>
-            <w:tcMar>
-              <w:top w:type="dxa" w:w="60"/>
-              <w:left w:type="dxa" w:w="120"/>
-              <w:bottom w:type="dxa" w:w="60"/>
-              <w:right w:type="dxa" w:w="120"/>
-            </w:tcMar>
-            <w:vAlign w:val="top"/>
-          </w:tcPr>
-          <w:p>
-            <w:pPr>
-              <w:spacing w:after="40" w:before="0"/>
-              <w:jc w:val="left"/>
-            </w:pPr>
-            <w:r>
-              <w:rPr>
-                <w:rFonts w:ascii="Arial" w:cs="Arial" w:eastAsia="Arial" w:hAnsi="Arial"/>
-                <w:b/>
-                <w:bCs/>
-                <w:i w:val="false"/>
-                <w:iCs w:val="false"/>
-                <w:color w:val="000000"/>
-                <w:sz w:val="18"/>
-                <w:szCs w:val="18"/>
-              </w:rPr>
-              <w:t xml:space="preserve">Phase 1 — Predict: Same Iron Sheet, Different Grain?</w:t>
+            <w:shd w:fill="EAD1F5" w:color="auto" w:val="clear"/>
+            <w:tcMar>
+              <w:top w:type="dxa" w:w="60"/>
+              <w:left w:type="dxa" w:w="120"/>
+              <w:bottom w:type="dxa" w:w="60"/>
+              <w:right w:type="dxa" w:w="120"/>
+            </w:tcMar>
+            <w:vAlign w:val="top"/>
+          </w:tcPr>
+          <w:p>
+            <w:pPr>
+              <w:spacing w:after="40" w:before="0"/>
+              <w:jc w:val="left"/>
+            </w:pPr>
+            <w:r>
+              <w:rPr>
+                <w:rFonts w:ascii="Arial" w:cs="Arial" w:eastAsia="Arial" w:hAnsi="Arial"/>
+                <w:b/>
+                <w:bCs/>
+                <w:i w:val="false"/>
+                <w:iCs w:val="false"/>
+                <w:color w:val="000000"/>
+                <w:sz w:val="18"/>
+                <w:szCs w:val="18"/>
+              </w:rPr>
+              <w:t xml:space="preserve">Predict Phase</w:t>
             </w:r>
           </w:p>
           <w:p>
@@ -3365,7 +3365,7 @@
             <w:pPr>
               <w:spacing w:after="20" w:before="0"/>
             </w:pPr>
-            <w:hyperlink w:history="1" r:id="rIdambzrixc7noc1pj6qy7pf">
+            <w:hyperlink w:history="1" r:id="rId0rapdggcu-ruv5t-gtdfj">
               <w:r>
                 <w:rPr>
                   <w:rFonts w:ascii="Arial" w:cs="Arial" w:eastAsia="Arial" w:hAnsi="Arial"/>
@@ -3398,7 +3398,7 @@
               <w:spacing w:after="10" w:before="0"/>
               <w:ind w:left="120"/>
             </w:pPr>
-            <w:hyperlink w:history="1" r:id="rIdseawwei2gazbkug-giclh">
+            <w:hyperlink w:history="1" r:id="rIdi15zklebt5nd-z_8xab4d">
               <w:r>
                 <w:rPr>
                   <w:rFonts w:ascii="Arial" w:cs="Arial" w:eastAsia="Arial" w:hAnsi="Arial"/>
@@ -3443,7 +3443,7 @@
             <w:pPr>
               <w:spacing w:after="20" w:before="0"/>
             </w:pPr>
-            <w:hyperlink w:history="1" r:id="rIdbputemevfq_dx9zgyszxr">
+            <w:hyperlink w:history="1" r:id="rId9-7b5cfounuynkyvnwbi1">
               <w:r>
                 <w:rPr>
                   <w:rFonts w:ascii="Arial" w:cs="Arial" w:eastAsia="Arial" w:hAnsi="Arial"/>
@@ -3476,7 +3476,7 @@
               <w:spacing w:after="10" w:before="0"/>
               <w:ind w:left="120"/>
             </w:pPr>
-            <w:hyperlink w:history="1" r:id="rIdrf6d3qketmkip1hwf5etf">
+            <w:hyperlink w:history="1" r:id="rIdjpwep94s-xxp4bfnl_l4l">
               <w:r>
                 <w:rPr>
                   <w:rFonts w:ascii="Arial" w:cs="Arial" w:eastAsia="Arial" w:hAnsi="Arial"/>
@@ -3623,32 +3623,32 @@
         <w:tc>
           <w:tcPr>
             <w:tcW w:type="dxa" w:w="1520"/>
-            <w:shd w:fill="F2F2F2" w:color="auto" w:val="clear"/>
-            <w:tcMar>
-              <w:top w:type="dxa" w:w="60"/>
-              <w:left w:type="dxa" w:w="120"/>
-              <w:bottom w:type="dxa" w:w="60"/>
-              <w:right w:type="dxa" w:w="120"/>
-            </w:tcMar>
-            <w:vAlign w:val="top"/>
-          </w:tcPr>
-          <w:p>
-            <w:pPr>
-              <w:spacing w:after="40" w:before="0"/>
-              <w:jc w:val="left"/>
-            </w:pPr>
-            <w:r>
-              <w:rPr>
-                <w:rFonts w:ascii="Arial" w:cs="Arial" w:eastAsia="Arial" w:hAnsi="Arial"/>
-                <w:b/>
-                <w:bCs/>
-                <w:i w:val="false"/>
-                <w:iCs w:val="false"/>
-                <w:color w:val="000000"/>
-                <w:sz w:val="18"/>
-                <w:szCs w:val="18"/>
-              </w:rPr>
-              <w:t xml:space="preserve">Phase 2 — Observe: Constructing and Measuring Prism Nets</w:t>
+            <w:shd w:fill="D9EEF1" w:color="auto" w:val="clear"/>
+            <w:tcMar>
+              <w:top w:type="dxa" w:w="60"/>
+              <w:left w:type="dxa" w:w="120"/>
+              <w:bottom w:type="dxa" w:w="60"/>
+              <w:right w:type="dxa" w:w="120"/>
+            </w:tcMar>
+            <w:vAlign w:val="top"/>
+          </w:tcPr>
+          <w:p>
+            <w:pPr>
+              <w:spacing w:after="40" w:before="0"/>
+              <w:jc w:val="left"/>
+            </w:pPr>
+            <w:r>
+              <w:rPr>
+                <w:rFonts w:ascii="Arial" w:cs="Arial" w:eastAsia="Arial" w:hAnsi="Arial"/>
+                <w:b/>
+                <w:bCs/>
+                <w:i w:val="false"/>
+                <w:iCs w:val="false"/>
+                <w:color w:val="000000"/>
+                <w:sz w:val="18"/>
+                <w:szCs w:val="18"/>
+              </w:rPr>
+              <w:t xml:space="preserve">Observe Phase</w:t>
             </w:r>
           </w:p>
           <w:p>
@@ -3671,7 +3671,7 @@
             <w:pPr>
               <w:spacing w:after="20" w:before="0"/>
             </w:pPr>
-            <w:hyperlink w:history="1" r:id="rId94xtiwrzl8upjlcko0aps">
+            <w:hyperlink w:history="1" r:id="rIdjgtnvqin2m8yt484mmrct">
               <w:r>
                 <w:rPr>
                   <w:rFonts w:ascii="Arial" w:cs="Arial" w:eastAsia="Arial" w:hAnsi="Arial"/>
@@ -3704,7 +3704,7 @@
               <w:spacing w:after="10" w:before="0"/>
               <w:ind w:left="120"/>
             </w:pPr>
-            <w:hyperlink w:history="1" r:id="rIdn9jncu15kwf5wpovhkqfw">
+            <w:hyperlink w:history="1" r:id="rIdnedqc-x7vq5qpa5wwojuz">
               <w:r>
                 <w:rPr>
                   <w:rFonts w:ascii="Arial" w:cs="Arial" w:eastAsia="Arial" w:hAnsi="Arial"/>
@@ -3749,7 +3749,7 @@
             <w:pPr>
               <w:spacing w:after="20" w:before="0"/>
             </w:pPr>
-            <w:hyperlink w:history="1" r:id="rIdpwowk8dh7szrivrg5d7jm">
+            <w:hyperlink w:history="1" r:id="rId519zsbu3fs4n4gu-likvv">
               <w:r>
                 <w:rPr>
                   <w:rFonts w:ascii="Arial" w:cs="Arial" w:eastAsia="Arial" w:hAnsi="Arial"/>
@@ -3782,7 +3782,7 @@
               <w:spacing w:after="10" w:before="0"/>
               <w:ind w:left="120"/>
             </w:pPr>
-            <w:hyperlink w:history="1" r:id="rId7d0s6udcvrvvpstxyudjr">
+            <w:hyperlink w:history="1" r:id="rId2bhinispxwldyf0jmji95">
               <w:r>
                 <w:rPr>
                   <w:rFonts w:ascii="Arial" w:cs="Arial" w:eastAsia="Arial" w:hAnsi="Arial"/>
@@ -3929,32 +3929,32 @@
         <w:tc>
           <w:tcPr>
             <w:tcW w:type="dxa" w:w="1520"/>
-            <w:shd w:fill="F2F2F2" w:color="auto" w:val="clear"/>
-            <w:tcMar>
-              <w:top w:type="dxa" w:w="60"/>
-              <w:left w:type="dxa" w:w="120"/>
-              <w:bottom w:type="dxa" w:w="60"/>
-              <w:right w:type="dxa" w:w="120"/>
-            </w:tcMar>
-            <w:vAlign w:val="top"/>
-          </w:tcPr>
-          <w:p>
-            <w:pPr>
-              <w:spacing w:after="40" w:before="0"/>
-              <w:jc w:val="left"/>
-            </w:pPr>
-            <w:r>
-              <w:rPr>
-                <w:rFonts w:ascii="Arial" w:cs="Arial" w:eastAsia="Arial" w:hAnsi="Arial"/>
-                <w:b/>
-                <w:bCs/>
-                <w:i w:val="false"/>
-                <w:iCs w:val="false"/>
-                <w:color w:val="000000"/>
-                <w:sz w:val="18"/>
-                <w:szCs w:val="18"/>
-              </w:rPr>
-              <w:t xml:space="preserve">Phase 3 — Explain: Deriving the Surface Area Formula and Calculating the Rectangular Box</w:t>
+            <w:shd w:fill="E2EFDA" w:color="auto" w:val="clear"/>
+            <w:tcMar>
+              <w:top w:type="dxa" w:w="60"/>
+              <w:left w:type="dxa" w:w="120"/>
+              <w:bottom w:type="dxa" w:w="60"/>
+              <w:right w:type="dxa" w:w="120"/>
+            </w:tcMar>
+            <w:vAlign w:val="top"/>
+          </w:tcPr>
+          <w:p>
+            <w:pPr>
+              <w:spacing w:after="40" w:before="0"/>
+              <w:jc w:val="left"/>
+            </w:pPr>
+            <w:r>
+              <w:rPr>
+                <w:rFonts w:ascii="Arial" w:cs="Arial" w:eastAsia="Arial" w:hAnsi="Arial"/>
+                <w:b/>
+                <w:bCs/>
+                <w:i w:val="false"/>
+                <w:iCs w:val="false"/>
+                <w:color w:val="000000"/>
+                <w:sz w:val="18"/>
+                <w:szCs w:val="18"/>
+              </w:rPr>
+              <w:t xml:space="preserve">Explain Phase</w:t>
             </w:r>
           </w:p>
           <w:p>
@@ -3977,7 +3977,7 @@
             <w:pPr>
               <w:spacing w:after="20" w:before="0"/>
             </w:pPr>
-            <w:hyperlink w:history="1" r:id="rIdk72dnuuybcx_r7wlfmjpx">
+            <w:hyperlink w:history="1" r:id="rIdue6ivwhz5ynh99kdt85m6">
               <w:r>
                 <w:rPr>
                   <w:rFonts w:ascii="Arial" w:cs="Arial" w:eastAsia="Arial" w:hAnsi="Arial"/>
@@ -4010,7 +4010,7 @@
               <w:spacing w:after="10" w:before="0"/>
               <w:ind w:left="120"/>
             </w:pPr>
-            <w:hyperlink w:history="1" r:id="rIdoib4f6c3ymik-_jjm4k8-">
+            <w:hyperlink w:history="1" r:id="rIduppqqqmkua2wel1ew91f7">
               <w:r>
                 <w:rPr>
                   <w:rFonts w:ascii="Arial" w:cs="Arial" w:eastAsia="Arial" w:hAnsi="Arial"/>
@@ -4055,7 +4055,7 @@
             <w:pPr>
               <w:spacing w:after="20" w:before="0"/>
             </w:pPr>
-            <w:hyperlink w:history="1" r:id="rIdtvrqiax-nljlvttwv8lqi">
+            <w:hyperlink w:history="1" r:id="rIdace_sc99mlg0ff7qvbj3q">
               <w:r>
                 <w:rPr>
                   <w:rFonts w:ascii="Arial" w:cs="Arial" w:eastAsia="Arial" w:hAnsi="Arial"/>
@@ -4088,7 +4088,7 @@
               <w:spacing w:after="10" w:before="0"/>
               <w:ind w:left="120"/>
             </w:pPr>
-            <w:hyperlink w:history="1" r:id="rIdwizkyo4tpsswv2xcgk1gy">
+            <w:hyperlink w:history="1" r:id="rIdb4tr6xv8fkgdby9ire_6a">
               <w:r>
                 <w:rPr>
                   <w:rFonts w:ascii="Arial" w:cs="Arial" w:eastAsia="Arial" w:hAnsi="Arial"/>
@@ -4235,32 +4235,32 @@
         <w:tc>
           <w:tcPr>
             <w:tcW w:type="dxa" w:w="1520"/>
-            <w:shd w:fill="F2F2F2" w:color="auto" w:val="clear"/>
-            <w:tcMar>
-              <w:top w:type="dxa" w:w="60"/>
-              <w:left w:type="dxa" w:w="120"/>
-              <w:bottom w:type="dxa" w:w="60"/>
-              <w:right w:type="dxa" w:w="120"/>
-            </w:tcMar>
-            <w:vAlign w:val="top"/>
-          </w:tcPr>
-          <w:p>
-            <w:pPr>
-              <w:spacing w:after="40" w:before="0"/>
-              <w:jc w:val="left"/>
-            </w:pPr>
-            <w:r>
-              <w:rPr>
-                <w:rFonts w:ascii="Arial" w:cs="Arial" w:eastAsia="Arial" w:hAnsi="Arial"/>
-                <w:b/>
-                <w:bCs/>
-                <w:i w:val="false"/>
-                <w:iCs w:val="false"/>
-                <w:color w:val="000000"/>
-                <w:sz w:val="18"/>
-                <w:szCs w:val="18"/>
-              </w:rPr>
-              <w:t xml:space="preserve">Phase 4 — Driving Question Board (DQB) Creation</w:t>
+            <w:shd w:fill="FCE4D6" w:color="auto" w:val="clear"/>
+            <w:tcMar>
+              <w:top w:type="dxa" w:w="60"/>
+              <w:left w:type="dxa" w:w="120"/>
+              <w:bottom w:type="dxa" w:w="60"/>
+              <w:right w:type="dxa" w:w="120"/>
+            </w:tcMar>
+            <w:vAlign w:val="top"/>
+          </w:tcPr>
+          <w:p>
+            <w:pPr>
+              <w:spacing w:after="40" w:before="0"/>
+              <w:jc w:val="left"/>
+            </w:pPr>
+            <w:r>
+              <w:rPr>
+                <w:rFonts w:ascii="Arial" w:cs="Arial" w:eastAsia="Arial" w:hAnsi="Arial"/>
+                <w:b/>
+                <w:bCs/>
+                <w:i w:val="false"/>
+                <w:iCs w:val="false"/>
+                <w:color w:val="000000"/>
+                <w:sz w:val="18"/>
+                <w:szCs w:val="18"/>
+              </w:rPr>
+              <w:t xml:space="preserve">Driving Question Board (DQB) Creation</w:t>
             </w:r>
           </w:p>
           <w:p>
@@ -4283,7 +4283,7 @@
             <w:pPr>
               <w:spacing w:after="20" w:before="0"/>
             </w:pPr>
-            <w:hyperlink w:history="1" r:id="rIdmr7cfr-xp0dqklpbegnp7">
+            <w:hyperlink w:history="1" r:id="rIdsgrdenb889jjvkmomz-fw">
               <w:r>
                 <w:rPr>
                   <w:rFonts w:ascii="Arial" w:cs="Arial" w:eastAsia="Arial" w:hAnsi="Arial"/>
@@ -4316,7 +4316,7 @@
               <w:spacing w:after="10" w:before="0"/>
               <w:ind w:left="120"/>
             </w:pPr>
-            <w:hyperlink w:history="1" r:id="rId8jbjbkrtc2fkq94grg0ex">
+            <w:hyperlink w:history="1" r:id="rIdziiovr0tqayqlysmvtibq">
               <w:r>
                 <w:rPr>
                   <w:rFonts w:ascii="Arial" w:cs="Arial" w:eastAsia="Arial" w:hAnsi="Arial"/>
@@ -4361,7 +4361,7 @@
             <w:pPr>
               <w:spacing w:after="20" w:before="0"/>
             </w:pPr>
-            <w:hyperlink w:history="1" r:id="rIdgwe2aw-cbi5wo455z4zn7">
+            <w:hyperlink w:history="1" r:id="rIdwq71ctcnr11lecyku2fad">
               <w:r>
                 <w:rPr>
                   <w:rFonts w:ascii="Arial" w:cs="Arial" w:eastAsia="Arial" w:hAnsi="Arial"/>
@@ -4394,7 +4394,7 @@
               <w:spacing w:after="10" w:before="0"/>
               <w:ind w:left="120"/>
             </w:pPr>
-            <w:hyperlink w:history="1" r:id="rIdyfysdrgzc28r09ljnpqma">
+            <w:hyperlink w:history="1" r:id="rIdbbh4brvacejmarivyr0ur">
               <w:r>
                 <w:rPr>
                   <w:rFonts w:ascii="Arial" w:cs="Arial" w:eastAsia="Arial" w:hAnsi="Arial"/>
@@ -4541,32 +4541,32 @@
         <w:tc>
           <w:tcPr>
             <w:tcW w:type="dxa" w:w="1520"/>
-            <w:shd w:fill="F2F2F2" w:color="auto" w:val="clear"/>
-            <w:tcMar>
-              <w:top w:type="dxa" w:w="60"/>
-              <w:left w:type="dxa" w:w="120"/>
-              <w:bottom w:type="dxa" w:w="60"/>
-              <w:right w:type="dxa" w:w="120"/>
-            </w:tcMar>
-            <w:vAlign w:val="top"/>
-          </w:tcPr>
-          <w:p>
-            <w:pPr>
-              <w:spacing w:after="40" w:before="0"/>
-              <w:jc w:val="left"/>
-            </w:pPr>
-            <w:r>
-              <w:rPr>
-                <w:rFonts w:ascii="Arial" w:cs="Arial" w:eastAsia="Arial" w:hAnsi="Arial"/>
-                <w:b/>
-                <w:bCs/>
-                <w:i w:val="false"/>
-                <w:iCs w:val="false"/>
-                <w:color w:val="000000"/>
-                <w:sz w:val="18"/>
-                <w:szCs w:val="18"/>
-              </w:rPr>
-              <w:t xml:space="preserve">Phase 5 — Model Building: Annotated Net of the Rectangular Box</w:t>
+            <w:shd w:fill="D5E8F0" w:color="auto" w:val="clear"/>
+            <w:tcMar>
+              <w:top w:type="dxa" w:w="60"/>
+              <w:left w:type="dxa" w:w="120"/>
+              <w:bottom w:type="dxa" w:w="60"/>
+              <w:right w:type="dxa" w:w="120"/>
+            </w:tcMar>
+            <w:vAlign w:val="top"/>
+          </w:tcPr>
+          <w:p>
+            <w:pPr>
+              <w:spacing w:after="40" w:before="0"/>
+              <w:jc w:val="left"/>
+            </w:pPr>
+            <w:r>
+              <w:rPr>
+                <w:rFonts w:ascii="Arial" w:cs="Arial" w:eastAsia="Arial" w:hAnsi="Arial"/>
+                <w:b/>
+                <w:bCs/>
+                <w:i w:val="false"/>
+                <w:iCs w:val="false"/>
+                <w:color w:val="000000"/>
+                <w:sz w:val="18"/>
+                <w:szCs w:val="18"/>
+              </w:rPr>
+              <w:t xml:space="preserve">Model Building Phase</w:t>
             </w:r>
           </w:p>
           <w:p>
@@ -4589,7 +4589,7 @@
             <w:pPr>
               <w:spacing w:after="20" w:before="0"/>
             </w:pPr>
-            <w:hyperlink w:history="1" r:id="rIdtte8coni_gb55s2dfhsev">
+            <w:hyperlink w:history="1" r:id="rId8qaa0aaw-st5vluidpb7k">
               <w:r>
                 <w:rPr>
                   <w:rFonts w:ascii="Arial" w:cs="Arial" w:eastAsia="Arial" w:hAnsi="Arial"/>
@@ -4622,7 +4622,7 @@
               <w:spacing w:after="10" w:before="0"/>
               <w:ind w:left="120"/>
             </w:pPr>
-            <w:hyperlink w:history="1" r:id="rIdeye_qd3rm-la-xwqdu8an">
+            <w:hyperlink w:history="1" r:id="rId1xmribfnwsduf-ad_gi5r">
               <w:r>
                 <w:rPr>
                   <w:rFonts w:ascii="Arial" w:cs="Arial" w:eastAsia="Arial" w:hAnsi="Arial"/>
@@ -4667,7 +4667,7 @@
             <w:pPr>
               <w:spacing w:after="20" w:before="0"/>
             </w:pPr>
-            <w:hyperlink w:history="1" r:id="rId8gor0jggr-3vfjpnxdfug">
+            <w:hyperlink w:history="1" r:id="rIdcwaihwzb1ajgwxvldchvw">
               <w:r>
                 <w:rPr>
                   <w:rFonts w:ascii="Arial" w:cs="Arial" w:eastAsia="Arial" w:hAnsi="Arial"/>
@@ -4700,7 +4700,7 @@
               <w:spacing w:after="10" w:before="0"/>
               <w:ind w:left="120"/>
             </w:pPr>
-            <w:hyperlink w:history="1" r:id="rIdk9oidiw6qjxem1kj3kvcu">
+            <w:hyperlink w:history="1" r:id="rIdqq04qbtgn6dtyze8w68kr">
               <w:r>
                 <w:rPr>
                   <w:rFonts w:ascii="Arial" w:cs="Arial" w:eastAsia="Arial" w:hAnsi="Arial"/>
@@ -6139,32 +6139,32 @@
         <w:tc>
           <w:tcPr>
             <w:tcW w:type="dxa" w:w="1520"/>
-            <w:shd w:fill="F2F2F2" w:color="auto" w:val="clear"/>
-            <w:tcMar>
-              <w:top w:type="dxa" w:w="60"/>
-              <w:left w:type="dxa" w:w="120"/>
-              <w:bottom w:type="dxa" w:w="60"/>
-              <w:right w:type="dxa" w:w="120"/>
-            </w:tcMar>
-            <w:vAlign w:val="top"/>
-          </w:tcPr>
-          <w:p>
-            <w:pPr>
-              <w:spacing w:after="40" w:before="0"/>
-              <w:jc w:val="left"/>
-            </w:pPr>
-            <w:r>
-              <w:rPr>
-                <w:rFonts w:ascii="Arial" w:cs="Arial" w:eastAsia="Arial" w:hAnsi="Arial"/>
-                <w:b/>
-                <w:bCs/>
-                <w:i w:val="false"/>
-                <w:iCs w:val="false"/>
-                <w:color w:val="000000"/>
-                <w:sz w:val="18"/>
-                <w:szCs w:val="18"/>
-              </w:rPr>
-              <w:t xml:space="preserve">Phase 1 — Predict (15 minutes)</w:t>
+            <w:shd w:fill="EAD1F5" w:color="auto" w:val="clear"/>
+            <w:tcMar>
+              <w:top w:type="dxa" w:w="60"/>
+              <w:left w:type="dxa" w:w="120"/>
+              <w:bottom w:type="dxa" w:w="60"/>
+              <w:right w:type="dxa" w:w="120"/>
+            </w:tcMar>
+            <w:vAlign w:val="top"/>
+          </w:tcPr>
+          <w:p>
+            <w:pPr>
+              <w:spacing w:after="40" w:before="0"/>
+              <w:jc w:val="left"/>
+            </w:pPr>
+            <w:r>
+              <w:rPr>
+                <w:rFonts w:ascii="Arial" w:cs="Arial" w:eastAsia="Arial" w:hAnsi="Arial"/>
+                <w:b/>
+                <w:bCs/>
+                <w:i w:val="false"/>
+                <w:iCs w:val="false"/>
+                <w:color w:val="000000"/>
+                <w:sz w:val="18"/>
+                <w:szCs w:val="18"/>
+              </w:rPr>
+              <w:t xml:space="preserve">Predict Phase</w:t>
             </w:r>
           </w:p>
           <w:p>
@@ -6187,7 +6187,7 @@
             <w:pPr>
               <w:spacing w:after="20" w:before="0"/>
             </w:pPr>
-            <w:hyperlink w:history="1" r:id="rIdxrg0ffhomwkq6mnbajw1g">
+            <w:hyperlink w:history="1" r:id="rIdxqc3zmbyp0zq-3gmiwjor">
               <w:r>
                 <w:rPr>
                   <w:rFonts w:ascii="Arial" w:cs="Arial" w:eastAsia="Arial" w:hAnsi="Arial"/>
@@ -6220,7 +6220,7 @@
               <w:spacing w:after="10" w:before="0"/>
               <w:ind w:left="120"/>
             </w:pPr>
-            <w:hyperlink w:history="1" r:id="rIdbd9wjeailqjqfn79_hsj7">
+            <w:hyperlink w:history="1" r:id="rIdvc4h_wtwcdss5bu63oz2b">
               <w:r>
                 <w:rPr>
                   <w:rFonts w:ascii="Arial" w:cs="Arial" w:eastAsia="Arial" w:hAnsi="Arial"/>
@@ -6265,7 +6265,7 @@
             <w:pPr>
               <w:spacing w:after="20" w:before="0"/>
             </w:pPr>
-            <w:hyperlink w:history="1" r:id="rIdakdkrgmms268ieolhkeh3">
+            <w:hyperlink w:history="1" r:id="rIdyshjvnyfgm2zpze3bq_bg">
               <w:r>
                 <w:rPr>
                   <w:rFonts w:ascii="Arial" w:cs="Arial" w:eastAsia="Arial" w:hAnsi="Arial"/>
@@ -6298,7 +6298,7 @@
               <w:spacing w:after="10" w:before="0"/>
               <w:ind w:left="120"/>
             </w:pPr>
-            <w:hyperlink w:history="1" r:id="rId6xthljqieckxt1slgeums">
+            <w:hyperlink w:history="1" r:id="rId9nsky7wda6jeyjutevd1j">
               <w:r>
                 <w:rPr>
                   <w:rFonts w:ascii="Arial" w:cs="Arial" w:eastAsia="Arial" w:hAnsi="Arial"/>
@@ -6445,32 +6445,32 @@
         <w:tc>
           <w:tcPr>
             <w:tcW w:type="dxa" w:w="1520"/>
-            <w:shd w:fill="F2F2F2" w:color="auto" w:val="clear"/>
-            <w:tcMar>
-              <w:top w:type="dxa" w:w="60"/>
-              <w:left w:type="dxa" w:w="120"/>
-              <w:bottom w:type="dxa" w:w="60"/>
-              <w:right w:type="dxa" w:w="120"/>
-            </w:tcMar>
-            <w:vAlign w:val="top"/>
-          </w:tcPr>
-          <w:p>
-            <w:pPr>
-              <w:spacing w:after="40" w:before="0"/>
-              <w:jc w:val="left"/>
-            </w:pPr>
-            <w:r>
-              <w:rPr>
-                <w:rFonts w:ascii="Arial" w:cs="Arial" w:eastAsia="Arial" w:hAnsi="Arial"/>
-                <w:b/>
-                <w:bCs/>
-                <w:i w:val="false"/>
-                <w:iCs w:val="false"/>
-                <w:color w:val="000000"/>
-                <w:sz w:val="18"/>
-                <w:szCs w:val="18"/>
-              </w:rPr>
-              <w:t xml:space="preserve">Phase 2 — Observe (20 minutes)</w:t>
+            <w:shd w:fill="D9EEF1" w:color="auto" w:val="clear"/>
+            <w:tcMar>
+              <w:top w:type="dxa" w:w="60"/>
+              <w:left w:type="dxa" w:w="120"/>
+              <w:bottom w:type="dxa" w:w="60"/>
+              <w:right w:type="dxa" w:w="120"/>
+            </w:tcMar>
+            <w:vAlign w:val="top"/>
+          </w:tcPr>
+          <w:p>
+            <w:pPr>
+              <w:spacing w:after="40" w:before="0"/>
+              <w:jc w:val="left"/>
+            </w:pPr>
+            <w:r>
+              <w:rPr>
+                <w:rFonts w:ascii="Arial" w:cs="Arial" w:eastAsia="Arial" w:hAnsi="Arial"/>
+                <w:b/>
+                <w:bCs/>
+                <w:i w:val="false"/>
+                <w:iCs w:val="false"/>
+                <w:color w:val="000000"/>
+                <w:sz w:val="18"/>
+                <w:szCs w:val="18"/>
+              </w:rPr>
+              <w:t xml:space="preserve">Observe Phase</w:t>
             </w:r>
           </w:p>
           <w:p>
@@ -6493,7 +6493,7 @@
             <w:pPr>
               <w:spacing w:after="20" w:before="0"/>
             </w:pPr>
-            <w:hyperlink w:history="1" r:id="rIdn1uudtn2ee7-azodr6lzs">
+            <w:hyperlink w:history="1" r:id="rIdqkuf-f8-xf4sklylfr3yv">
               <w:r>
                 <w:rPr>
                   <w:rFonts w:ascii="Arial" w:cs="Arial" w:eastAsia="Arial" w:hAnsi="Arial"/>
@@ -6526,7 +6526,7 @@
               <w:spacing w:after="10" w:before="0"/>
               <w:ind w:left="120"/>
             </w:pPr>
-            <w:hyperlink w:history="1" r:id="rIdrt2ye1tjrqaqsxytu85wt">
+            <w:hyperlink w:history="1" r:id="rIdzrpxih1yoiinj9cnuw9no">
               <w:r>
                 <w:rPr>
                   <w:rFonts w:ascii="Arial" w:cs="Arial" w:eastAsia="Arial" w:hAnsi="Arial"/>
@@ -6571,7 +6571,7 @@
             <w:pPr>
               <w:spacing w:after="20" w:before="0"/>
             </w:pPr>
-            <w:hyperlink w:history="1" r:id="rId02ufwtxzsordey2dxy44z">
+            <w:hyperlink w:history="1" r:id="rId_4m2puy0_yudmxr-nd-jd">
               <w:r>
                 <w:rPr>
                   <w:rFonts w:ascii="Arial" w:cs="Arial" w:eastAsia="Arial" w:hAnsi="Arial"/>
@@ -6604,7 +6604,7 @@
               <w:spacing w:after="10" w:before="0"/>
               <w:ind w:left="120"/>
             </w:pPr>
-            <w:hyperlink w:history="1" r:id="rIdlkcn0hj5imlxycg2ttnpv">
+            <w:hyperlink w:history="1" r:id="rIdnoag9279a9mkxymr3dsrs">
               <w:r>
                 <w:rPr>
                   <w:rFonts w:ascii="Arial" w:cs="Arial" w:eastAsia="Arial" w:hAnsi="Arial"/>
@@ -6751,32 +6751,32 @@
         <w:tc>
           <w:tcPr>
             <w:tcW w:type="dxa" w:w="1520"/>
-            <w:shd w:fill="F2F2F2" w:color="auto" w:val="clear"/>
-            <w:tcMar>
-              <w:top w:type="dxa" w:w="60"/>
-              <w:left w:type="dxa" w:w="120"/>
-              <w:bottom w:type="dxa" w:w="60"/>
-              <w:right w:type="dxa" w:w="120"/>
-            </w:tcMar>
-            <w:vAlign w:val="top"/>
-          </w:tcPr>
-          <w:p>
-            <w:pPr>
-              <w:spacing w:after="40" w:before="0"/>
-              <w:jc w:val="left"/>
-            </w:pPr>
-            <w:r>
-              <w:rPr>
-                <w:rFonts w:ascii="Arial" w:cs="Arial" w:eastAsia="Arial" w:hAnsi="Arial"/>
-                <w:b/>
-                <w:bCs/>
-                <w:i w:val="false"/>
-                <w:iCs w:val="false"/>
-                <w:color w:val="000000"/>
-                <w:sz w:val="18"/>
-                <w:szCs w:val="18"/>
-              </w:rPr>
-              <w:t xml:space="preserve">Phase 3 — Explain (25 minutes)</w:t>
+            <w:shd w:fill="E2EFDA" w:color="auto" w:val="clear"/>
+            <w:tcMar>
+              <w:top w:type="dxa" w:w="60"/>
+              <w:left w:type="dxa" w:w="120"/>
+              <w:bottom w:type="dxa" w:w="60"/>
+              <w:right w:type="dxa" w:w="120"/>
+            </w:tcMar>
+            <w:vAlign w:val="top"/>
+          </w:tcPr>
+          <w:p>
+            <w:pPr>
+              <w:spacing w:after="40" w:before="0"/>
+              <w:jc w:val="left"/>
+            </w:pPr>
+            <w:r>
+              <w:rPr>
+                <w:rFonts w:ascii="Arial" w:cs="Arial" w:eastAsia="Arial" w:hAnsi="Arial"/>
+                <w:b/>
+                <w:bCs/>
+                <w:i w:val="false"/>
+                <w:iCs w:val="false"/>
+                <w:color w:val="000000"/>
+                <w:sz w:val="18"/>
+                <w:szCs w:val="18"/>
+              </w:rPr>
+              <w:t xml:space="preserve">Explain Phase</w:t>
             </w:r>
           </w:p>
           <w:p>
@@ -6799,7 +6799,7 @@
             <w:pPr>
               <w:spacing w:after="20" w:before="0"/>
             </w:pPr>
-            <w:hyperlink w:history="1" r:id="rIdebcbkopg0ixd4bs9-anxf">
+            <w:hyperlink w:history="1" r:id="rIdprk0bl7zx6sofo4kqrhr0">
               <w:r>
                 <w:rPr>
                   <w:rFonts w:ascii="Arial" w:cs="Arial" w:eastAsia="Arial" w:hAnsi="Arial"/>
@@ -6832,7 +6832,7 @@
               <w:spacing w:after="10" w:before="0"/>
               <w:ind w:left="120"/>
             </w:pPr>
-            <w:hyperlink w:history="1" r:id="rIdj7byffoav30a2y8-y42tj">
+            <w:hyperlink w:history="1" r:id="rIdlilrcipmrpfbfeuzkhwso">
               <w:r>
                 <w:rPr>
                   <w:rFonts w:ascii="Arial" w:cs="Arial" w:eastAsia="Arial" w:hAnsi="Arial"/>
@@ -6877,7 +6877,7 @@
             <w:pPr>
               <w:spacing w:after="20" w:before="0"/>
             </w:pPr>
-            <w:hyperlink w:history="1" r:id="rIdvlwqria-01mc65tz1jpct">
+            <w:hyperlink w:history="1" r:id="rIdrzd0hatptakh136h_xolr">
               <w:r>
                 <w:rPr>
                   <w:rFonts w:ascii="Arial" w:cs="Arial" w:eastAsia="Arial" w:hAnsi="Arial"/>
@@ -6910,7 +6910,7 @@
               <w:spacing w:after="10" w:before="0"/>
               <w:ind w:left="120"/>
             </w:pPr>
-            <w:hyperlink w:history="1" r:id="rIdz9zpharqp-42dqplzm30t">
+            <w:hyperlink w:history="1" r:id="rIdtiiotkob_rnouze3phgca">
               <w:r>
                 <w:rPr>
                   <w:rFonts w:ascii="Arial" w:cs="Arial" w:eastAsia="Arial" w:hAnsi="Arial"/>
@@ -7057,32 +7057,32 @@
         <w:tc>
           <w:tcPr>
             <w:tcW w:type="dxa" w:w="1520"/>
-            <w:shd w:fill="F2F2F2" w:color="auto" w:val="clear"/>
-            <w:tcMar>
-              <w:top w:type="dxa" w:w="60"/>
-              <w:left w:type="dxa" w:w="120"/>
-              <w:bottom w:type="dxa" w:w="60"/>
-              <w:right w:type="dxa" w:w="120"/>
-            </w:tcMar>
-            <w:vAlign w:val="top"/>
-          </w:tcPr>
-          <w:p>
-            <w:pPr>
-              <w:spacing w:after="40" w:before="0"/>
-              <w:jc w:val="left"/>
-            </w:pPr>
-            <w:r>
-              <w:rPr>
-                <w:rFonts w:ascii="Arial" w:cs="Arial" w:eastAsia="Arial" w:hAnsi="Arial"/>
-                <w:b/>
-                <w:bCs/>
-                <w:i w:val="false"/>
-                <w:iCs w:val="false"/>
-                <w:color w:val="000000"/>
-                <w:sz w:val="18"/>
-                <w:szCs w:val="18"/>
-              </w:rPr>
-              <w:t xml:space="preserve">Phase 4 — Driving Question Board (DQB) Creation (10 minutes)</w:t>
+            <w:shd w:fill="FCE4D6" w:color="auto" w:val="clear"/>
+            <w:tcMar>
+              <w:top w:type="dxa" w:w="60"/>
+              <w:left w:type="dxa" w:w="120"/>
+              <w:bottom w:type="dxa" w:w="60"/>
+              <w:right w:type="dxa" w:w="120"/>
+            </w:tcMar>
+            <w:vAlign w:val="top"/>
+          </w:tcPr>
+          <w:p>
+            <w:pPr>
+              <w:spacing w:after="40" w:before="0"/>
+              <w:jc w:val="left"/>
+            </w:pPr>
+            <w:r>
+              <w:rPr>
+                <w:rFonts w:ascii="Arial" w:cs="Arial" w:eastAsia="Arial" w:hAnsi="Arial"/>
+                <w:b/>
+                <w:bCs/>
+                <w:i w:val="false"/>
+                <w:iCs w:val="false"/>
+                <w:color w:val="000000"/>
+                <w:sz w:val="18"/>
+                <w:szCs w:val="18"/>
+              </w:rPr>
+              <w:t xml:space="preserve">Driving Question Board (DQB) Creation</w:t>
             </w:r>
           </w:p>
           <w:p>
@@ -7105,7 +7105,7 @@
             <w:pPr>
               <w:spacing w:after="20" w:before="0"/>
             </w:pPr>
-            <w:hyperlink w:history="1" r:id="rIdwmr1aneqzx-w6law1n6an">
+            <w:hyperlink w:history="1" r:id="rIdnyxdvjs-vt_ajizxwybzl">
               <w:r>
                 <w:rPr>
                   <w:rFonts w:ascii="Arial" w:cs="Arial" w:eastAsia="Arial" w:hAnsi="Arial"/>
@@ -7138,7 +7138,7 @@
               <w:spacing w:after="10" w:before="0"/>
               <w:ind w:left="120"/>
             </w:pPr>
-            <w:hyperlink w:history="1" r:id="rIdeezxx_gw_0rapw5pmgpgh">
+            <w:hyperlink w:history="1" r:id="rIdfuc5yiy0h-pyggi0gylbr">
               <w:r>
                 <w:rPr>
                   <w:rFonts w:ascii="Arial" w:cs="Arial" w:eastAsia="Arial" w:hAnsi="Arial"/>
@@ -7183,7 +7183,7 @@
             <w:pPr>
               <w:spacing w:after="20" w:before="0"/>
             </w:pPr>
-            <w:hyperlink w:history="1" r:id="rIdlu39wwuuq8x3woj7-cdpc">
+            <w:hyperlink w:history="1" r:id="rId6tkrhe0gtgefu_vj8-xid">
               <w:r>
                 <w:rPr>
                   <w:rFonts w:ascii="Arial" w:cs="Arial" w:eastAsia="Arial" w:hAnsi="Arial"/>
@@ -7216,7 +7216,7 @@
               <w:spacing w:after="10" w:before="0"/>
               <w:ind w:left="120"/>
             </w:pPr>
-            <w:hyperlink w:history="1" r:id="rIdjku5jol_wlndilf24t1qd">
+            <w:hyperlink w:history="1" r:id="rIdzxxkpnga2gbqabie56blt">
               <w:r>
                 <w:rPr>
                   <w:rFonts w:ascii="Arial" w:cs="Arial" w:eastAsia="Arial" w:hAnsi="Arial"/>
@@ -7363,32 +7363,32 @@
         <w:tc>
           <w:tcPr>
             <w:tcW w:type="dxa" w:w="1520"/>
-            <w:shd w:fill="F2F2F2" w:color="auto" w:val="clear"/>
-            <w:tcMar>
-              <w:top w:type="dxa" w:w="60"/>
-              <w:left w:type="dxa" w:w="120"/>
-              <w:bottom w:type="dxa" w:w="60"/>
-              <w:right w:type="dxa" w:w="120"/>
-            </w:tcMar>
-            <w:vAlign w:val="top"/>
-          </w:tcPr>
-          <w:p>
-            <w:pPr>
-              <w:spacing w:after="40" w:before="0"/>
-              <w:jc w:val="left"/>
-            </w:pPr>
-            <w:r>
-              <w:rPr>
-                <w:rFonts w:ascii="Arial" w:cs="Arial" w:eastAsia="Arial" w:hAnsi="Arial"/>
-                <w:b/>
-                <w:bCs/>
-                <w:i w:val="false"/>
-                <w:iCs w:val="false"/>
-                <w:color w:val="000000"/>
-                <w:sz w:val="18"/>
-                <w:szCs w:val="18"/>
-              </w:rPr>
-              <w:t xml:space="preserve">Phase 5 — Model Building (10 minutes)</w:t>
+            <w:shd w:fill="D5E8F0" w:color="auto" w:val="clear"/>
+            <w:tcMar>
+              <w:top w:type="dxa" w:w="60"/>
+              <w:left w:type="dxa" w:w="120"/>
+              <w:bottom w:type="dxa" w:w="60"/>
+              <w:right w:type="dxa" w:w="120"/>
+            </w:tcMar>
+            <w:vAlign w:val="top"/>
+          </w:tcPr>
+          <w:p>
+            <w:pPr>
+              <w:spacing w:after="40" w:before="0"/>
+              <w:jc w:val="left"/>
+            </w:pPr>
+            <w:r>
+              <w:rPr>
+                <w:rFonts w:ascii="Arial" w:cs="Arial" w:eastAsia="Arial" w:hAnsi="Arial"/>
+                <w:b/>
+                <w:bCs/>
+                <w:i w:val="false"/>
+                <w:iCs w:val="false"/>
+                <w:color w:val="000000"/>
+                <w:sz w:val="18"/>
+                <w:szCs w:val="18"/>
+              </w:rPr>
+              <w:t xml:space="preserve">Model Building Phase</w:t>
             </w:r>
           </w:p>
           <w:p>
@@ -7411,7 +7411,7 @@
             <w:pPr>
               <w:spacing w:after="20" w:before="0"/>
             </w:pPr>
-            <w:hyperlink w:history="1" r:id="rIdvdxwqrta111i-8auflkth">
+            <w:hyperlink w:history="1" r:id="rIdatjm5sxbqzn7oesylplop">
               <w:r>
                 <w:rPr>
                   <w:rFonts w:ascii="Arial" w:cs="Arial" w:eastAsia="Arial" w:hAnsi="Arial"/>
@@ -7444,7 +7444,7 @@
               <w:spacing w:after="10" w:before="0"/>
               <w:ind w:left="120"/>
             </w:pPr>
-            <w:hyperlink w:history="1" r:id="rIderwvwplngqef8-xyqbrs0">
+            <w:hyperlink w:history="1" r:id="rIdk4jmnaxvhpjrhrrpnwr48">
               <w:r>
                 <w:rPr>
                   <w:rFonts w:ascii="Arial" w:cs="Arial" w:eastAsia="Arial" w:hAnsi="Arial"/>
@@ -7489,7 +7489,7 @@
             <w:pPr>
               <w:spacing w:after="20" w:before="0"/>
             </w:pPr>
-            <w:hyperlink w:history="1" r:id="rIdovmqw3btrakhueodgzb49">
+            <w:hyperlink w:history="1" r:id="rIdgxj8cusiunordsxjtcdrf">
               <w:r>
                 <w:rPr>
                   <w:rFonts w:ascii="Arial" w:cs="Arial" w:eastAsia="Arial" w:hAnsi="Arial"/>
@@ -7522,7 +7522,7 @@
               <w:spacing w:after="10" w:before="0"/>
               <w:ind w:left="120"/>
             </w:pPr>
-            <w:hyperlink w:history="1" r:id="rIdbnyvscdjxnfubs7u0qh54">
+            <w:hyperlink w:history="1" r:id="rId5rp1bzvjasivufq-tjoee">
               <w:r>
                 <w:rPr>
                   <w:rFonts w:ascii="Arial" w:cs="Arial" w:eastAsia="Arial" w:hAnsi="Arial"/>
@@ -8961,32 +8961,32 @@
         <w:tc>
           <w:tcPr>
             <w:tcW w:type="dxa" w:w="1520"/>
-            <w:shd w:fill="F2F2F2" w:color="auto" w:val="clear"/>
-            <w:tcMar>
-              <w:top w:type="dxa" w:w="60"/>
-              <w:left w:type="dxa" w:w="120"/>
-              <w:bottom w:type="dxa" w:w="60"/>
-              <w:right w:type="dxa" w:w="120"/>
-            </w:tcMar>
-            <w:vAlign w:val="top"/>
-          </w:tcPr>
-          <w:p>
-            <w:pPr>
-              <w:spacing w:after="40" w:before="0"/>
-              <w:jc w:val="left"/>
-            </w:pPr>
-            <w:r>
-              <w:rPr>
-                <w:rFonts w:ascii="Arial" w:cs="Arial" w:eastAsia="Arial" w:hAnsi="Arial"/>
-                <w:b/>
-                <w:bCs/>
-                <w:i w:val="false"/>
-                <w:iCs w:val="false"/>
-                <w:color w:val="000000"/>
-                <w:sz w:val="18"/>
-                <w:szCs w:val="18"/>
-              </w:rPr>
-              <w:t xml:space="preserve">Phase 1 — Predict</w:t>
+            <w:shd w:fill="EAD1F5" w:color="auto" w:val="clear"/>
+            <w:tcMar>
+              <w:top w:type="dxa" w:w="60"/>
+              <w:left w:type="dxa" w:w="120"/>
+              <w:bottom w:type="dxa" w:w="60"/>
+              <w:right w:type="dxa" w:w="120"/>
+            </w:tcMar>
+            <w:vAlign w:val="top"/>
+          </w:tcPr>
+          <w:p>
+            <w:pPr>
+              <w:spacing w:after="40" w:before="0"/>
+              <w:jc w:val="left"/>
+            </w:pPr>
+            <w:r>
+              <w:rPr>
+                <w:rFonts w:ascii="Arial" w:cs="Arial" w:eastAsia="Arial" w:hAnsi="Arial"/>
+                <w:b/>
+                <w:bCs/>
+                <w:i w:val="false"/>
+                <w:iCs w:val="false"/>
+                <w:color w:val="000000"/>
+                <w:sz w:val="18"/>
+                <w:szCs w:val="18"/>
+              </w:rPr>
+              <w:t xml:space="preserve">Predict Phase</w:t>
             </w:r>
           </w:p>
           <w:p>
@@ -9009,7 +9009,7 @@
             <w:pPr>
               <w:spacing w:after="20" w:before="0"/>
             </w:pPr>
-            <w:hyperlink w:history="1" r:id="rId__1lagtotjg6bplwsmniv">
+            <w:hyperlink w:history="1" r:id="rId8iwxpddqkuohoovrrgz0x">
               <w:r>
                 <w:rPr>
                   <w:rFonts w:ascii="Arial" w:cs="Arial" w:eastAsia="Arial" w:hAnsi="Arial"/>
@@ -9042,7 +9042,7 @@
               <w:spacing w:after="10" w:before="0"/>
               <w:ind w:left="120"/>
             </w:pPr>
-            <w:hyperlink w:history="1" r:id="rId-dv6v3f6shqxxoajjowkh">
+            <w:hyperlink w:history="1" r:id="rIdsx6sd8lo77aaa8jmkmdlj">
               <w:r>
                 <w:rPr>
                   <w:rFonts w:ascii="Arial" w:cs="Arial" w:eastAsia="Arial" w:hAnsi="Arial"/>
@@ -9087,7 +9087,7 @@
             <w:pPr>
               <w:spacing w:after="20" w:before="0"/>
             </w:pPr>
-            <w:hyperlink w:history="1" r:id="rIdlt_ln-xuxzkpwnykct4sn">
+            <w:hyperlink w:history="1" r:id="rId7ldyec1avn1-p5z12swhy">
               <w:r>
                 <w:rPr>
                   <w:rFonts w:ascii="Arial" w:cs="Arial" w:eastAsia="Arial" w:hAnsi="Arial"/>
@@ -9120,7 +9120,7 @@
               <w:spacing w:after="10" w:before="0"/>
               <w:ind w:left="120"/>
             </w:pPr>
-            <w:hyperlink w:history="1" r:id="rIdzfoofuyaunfk44kr6_kzr">
+            <w:hyperlink w:history="1" r:id="rIduhoqwktwe-kabi2jwrgpn">
               <w:r>
                 <w:rPr>
                   <w:rFonts w:ascii="Arial" w:cs="Arial" w:eastAsia="Arial" w:hAnsi="Arial"/>
@@ -9267,32 +9267,32 @@
         <w:tc>
           <w:tcPr>
             <w:tcW w:type="dxa" w:w="1520"/>
-            <w:shd w:fill="F2F2F2" w:color="auto" w:val="clear"/>
-            <w:tcMar>
-              <w:top w:type="dxa" w:w="60"/>
-              <w:left w:type="dxa" w:w="120"/>
-              <w:bottom w:type="dxa" w:w="60"/>
-              <w:right w:type="dxa" w:w="120"/>
-            </w:tcMar>
-            <w:vAlign w:val="top"/>
-          </w:tcPr>
-          <w:p>
-            <w:pPr>
-              <w:spacing w:after="40" w:before="0"/>
-              <w:jc w:val="left"/>
-            </w:pPr>
-            <w:r>
-              <w:rPr>
-                <w:rFonts w:ascii="Arial" w:cs="Arial" w:eastAsia="Arial" w:hAnsi="Arial"/>
-                <w:b/>
-                <w:bCs/>
-                <w:i w:val="false"/>
-                <w:iCs w:val="false"/>
-                <w:color w:val="000000"/>
-                <w:sz w:val="18"/>
-                <w:szCs w:val="18"/>
-              </w:rPr>
-              <w:t xml:space="preserve">Phase 2 — Observe</w:t>
+            <w:shd w:fill="D9EEF1" w:color="auto" w:val="clear"/>
+            <w:tcMar>
+              <w:top w:type="dxa" w:w="60"/>
+              <w:left w:type="dxa" w:w="120"/>
+              <w:bottom w:type="dxa" w:w="60"/>
+              <w:right w:type="dxa" w:w="120"/>
+            </w:tcMar>
+            <w:vAlign w:val="top"/>
+          </w:tcPr>
+          <w:p>
+            <w:pPr>
+              <w:spacing w:after="40" w:before="0"/>
+              <w:jc w:val="left"/>
+            </w:pPr>
+            <w:r>
+              <w:rPr>
+                <w:rFonts w:ascii="Arial" w:cs="Arial" w:eastAsia="Arial" w:hAnsi="Arial"/>
+                <w:b/>
+                <w:bCs/>
+                <w:i w:val="false"/>
+                <w:iCs w:val="false"/>
+                <w:color w:val="000000"/>
+                <w:sz w:val="18"/>
+                <w:szCs w:val="18"/>
+              </w:rPr>
+              <w:t xml:space="preserve">Observe Phase</w:t>
             </w:r>
           </w:p>
           <w:p>
@@ -9315,7 +9315,7 @@
             <w:pPr>
               <w:spacing w:after="20" w:before="0"/>
             </w:pPr>
-            <w:hyperlink w:history="1" r:id="rId1ipquxiyimtfowv2brzoj">
+            <w:hyperlink w:history="1" r:id="rIduitznpd7t07uwt3ux5bgo">
               <w:r>
                 <w:rPr>
                   <w:rFonts w:ascii="Arial" w:cs="Arial" w:eastAsia="Arial" w:hAnsi="Arial"/>
@@ -9348,7 +9348,7 @@
               <w:spacing w:after="10" w:before="0"/>
               <w:ind w:left="120"/>
             </w:pPr>
-            <w:hyperlink w:history="1" r:id="rIdkrxf87eaohpeirvnq0x1h">
+            <w:hyperlink w:history="1" r:id="rIdgoa6i5vxolh88-c1q7n3q">
               <w:r>
                 <w:rPr>
                   <w:rFonts w:ascii="Arial" w:cs="Arial" w:eastAsia="Arial" w:hAnsi="Arial"/>
@@ -9393,7 +9393,7 @@
             <w:pPr>
               <w:spacing w:after="20" w:before="0"/>
             </w:pPr>
-            <w:hyperlink w:history="1" r:id="rIdszi3gode_ggd0jwysgx5c">
+            <w:hyperlink w:history="1" r:id="rIdpqjl4ehmneafiw0r0ub5v">
               <w:r>
                 <w:rPr>
                   <w:rFonts w:ascii="Arial" w:cs="Arial" w:eastAsia="Arial" w:hAnsi="Arial"/>
@@ -9426,7 +9426,7 @@
               <w:spacing w:after="10" w:before="0"/>
               <w:ind w:left="120"/>
             </w:pPr>
-            <w:hyperlink w:history="1" r:id="rIdjdjobgzzbj_smdhql5tyr">
+            <w:hyperlink w:history="1" r:id="rIdux0dxzhkiae-eus2fmnj6">
               <w:r>
                 <w:rPr>
                   <w:rFonts w:ascii="Arial" w:cs="Arial" w:eastAsia="Arial" w:hAnsi="Arial"/>
@@ -9573,32 +9573,32 @@
         <w:tc>
           <w:tcPr>
             <w:tcW w:type="dxa" w:w="1520"/>
-            <w:shd w:fill="F2F2F2" w:color="auto" w:val="clear"/>
-            <w:tcMar>
-              <w:top w:type="dxa" w:w="60"/>
-              <w:left w:type="dxa" w:w="120"/>
-              <w:bottom w:type="dxa" w:w="60"/>
-              <w:right w:type="dxa" w:w="120"/>
-            </w:tcMar>
-            <w:vAlign w:val="top"/>
-          </w:tcPr>
-          <w:p>
-            <w:pPr>
-              <w:spacing w:after="40" w:before="0"/>
-              <w:jc w:val="left"/>
-            </w:pPr>
-            <w:r>
-              <w:rPr>
-                <w:rFonts w:ascii="Arial" w:cs="Arial" w:eastAsia="Arial" w:hAnsi="Arial"/>
-                <w:b/>
-                <w:bCs/>
-                <w:i w:val="false"/>
-                <w:iCs w:val="false"/>
-                <w:color w:val="000000"/>
-                <w:sz w:val="18"/>
-                <w:szCs w:val="18"/>
-              </w:rPr>
-              <w:t xml:space="preserve">Phase 3 — Explain</w:t>
+            <w:shd w:fill="E2EFDA" w:color="auto" w:val="clear"/>
+            <w:tcMar>
+              <w:top w:type="dxa" w:w="60"/>
+              <w:left w:type="dxa" w:w="120"/>
+              <w:bottom w:type="dxa" w:w="60"/>
+              <w:right w:type="dxa" w:w="120"/>
+            </w:tcMar>
+            <w:vAlign w:val="top"/>
+          </w:tcPr>
+          <w:p>
+            <w:pPr>
+              <w:spacing w:after="40" w:before="0"/>
+              <w:jc w:val="left"/>
+            </w:pPr>
+            <w:r>
+              <w:rPr>
+                <w:rFonts w:ascii="Arial" w:cs="Arial" w:eastAsia="Arial" w:hAnsi="Arial"/>
+                <w:b/>
+                <w:bCs/>
+                <w:i w:val="false"/>
+                <w:iCs w:val="false"/>
+                <w:color w:val="000000"/>
+                <w:sz w:val="18"/>
+                <w:szCs w:val="18"/>
+              </w:rPr>
+              <w:t xml:space="preserve">Explain Phase</w:t>
             </w:r>
           </w:p>
           <w:p>
@@ -9621,7 +9621,7 @@
             <w:pPr>
               <w:spacing w:after="20" w:before="0"/>
             </w:pPr>
-            <w:hyperlink w:history="1" r:id="rIdmzp-i5v6zjtoxaqqz2oxo">
+            <w:hyperlink w:history="1" r:id="rId5re0jz0wg6vypvuua5uyk">
               <w:r>
                 <w:rPr>
                   <w:rFonts w:ascii="Arial" w:cs="Arial" w:eastAsia="Arial" w:hAnsi="Arial"/>
@@ -9654,7 +9654,7 @@
               <w:spacing w:after="10" w:before="0"/>
               <w:ind w:left="120"/>
             </w:pPr>
-            <w:hyperlink w:history="1" r:id="rIdrklacqsydalxd89_hnk3g">
+            <w:hyperlink w:history="1" r:id="rIdtnr0btensicbklykql399">
               <w:r>
                 <w:rPr>
                   <w:rFonts w:ascii="Arial" w:cs="Arial" w:eastAsia="Arial" w:hAnsi="Arial"/>
@@ -9699,7 +9699,7 @@
             <w:pPr>
               <w:spacing w:after="20" w:before="0"/>
             </w:pPr>
-            <w:hyperlink w:history="1" r:id="rIdctjbukf8wgpppp2wzz6yv">
+            <w:hyperlink w:history="1" r:id="rIdfjjvusq2vn0gpal8rol70">
               <w:r>
                 <w:rPr>
                   <w:rFonts w:ascii="Arial" w:cs="Arial" w:eastAsia="Arial" w:hAnsi="Arial"/>
@@ -9732,7 +9732,7 @@
               <w:spacing w:after="10" w:before="0"/>
               <w:ind w:left="120"/>
             </w:pPr>
-            <w:hyperlink w:history="1" r:id="rIdvvktfyzittp1d78xshqs5">
+            <w:hyperlink w:history="1" r:id="rId-wokkmwret3kpe3jo0ujb">
               <w:r>
                 <w:rPr>
                   <w:rFonts w:ascii="Arial" w:cs="Arial" w:eastAsia="Arial" w:hAnsi="Arial"/>
@@ -9879,32 +9879,32 @@
         <w:tc>
           <w:tcPr>
             <w:tcW w:type="dxa" w:w="1520"/>
-            <w:shd w:fill="F2F2F2" w:color="auto" w:val="clear"/>
-            <w:tcMar>
-              <w:top w:type="dxa" w:w="60"/>
-              <w:left w:type="dxa" w:w="120"/>
-              <w:bottom w:type="dxa" w:w="60"/>
-              <w:right w:type="dxa" w:w="120"/>
-            </w:tcMar>
-            <w:vAlign w:val="top"/>
-          </w:tcPr>
-          <w:p>
-            <w:pPr>
-              <w:spacing w:after="40" w:before="0"/>
-              <w:jc w:val="left"/>
-            </w:pPr>
-            <w:r>
-              <w:rPr>
-                <w:rFonts w:ascii="Arial" w:cs="Arial" w:eastAsia="Arial" w:hAnsi="Arial"/>
-                <w:b/>
-                <w:bCs/>
-                <w:i w:val="false"/>
-                <w:iCs w:val="false"/>
-                <w:color w:val="000000"/>
-                <w:sz w:val="18"/>
-                <w:szCs w:val="18"/>
-              </w:rPr>
-              <w:t xml:space="preserve">Phase 4 — Driving Question Board (DQB) Update</w:t>
+            <w:shd w:fill="FCE4D6" w:color="auto" w:val="clear"/>
+            <w:tcMar>
+              <w:top w:type="dxa" w:w="60"/>
+              <w:left w:type="dxa" w:w="120"/>
+              <w:bottom w:type="dxa" w:w="60"/>
+              <w:right w:type="dxa" w:w="120"/>
+            </w:tcMar>
+            <w:vAlign w:val="top"/>
+          </w:tcPr>
+          <w:p>
+            <w:pPr>
+              <w:spacing w:after="40" w:before="0"/>
+              <w:jc w:val="left"/>
+            </w:pPr>
+            <w:r>
+              <w:rPr>
+                <w:rFonts w:ascii="Arial" w:cs="Arial" w:eastAsia="Arial" w:hAnsi="Arial"/>
+                <w:b/>
+                <w:bCs/>
+                <w:i w:val="false"/>
+                <w:iCs w:val="false"/>
+                <w:color w:val="000000"/>
+                <w:sz w:val="18"/>
+                <w:szCs w:val="18"/>
+              </w:rPr>
+              <w:t xml:space="preserve">Driving Question Board (DQB) Creation</w:t>
             </w:r>
           </w:p>
           <w:p>
@@ -9927,7 +9927,7 @@
             <w:pPr>
               <w:spacing w:after="20" w:before="0"/>
             </w:pPr>
-            <w:hyperlink w:history="1" r:id="rIdblwkwdk_wmk3pgbokeqey">
+            <w:hyperlink w:history="1" r:id="rIdfq6zfqdkbti-syp0we9z-">
               <w:r>
                 <w:rPr>
                   <w:rFonts w:ascii="Arial" w:cs="Arial" w:eastAsia="Arial" w:hAnsi="Arial"/>
@@ -9960,7 +9960,7 @@
               <w:spacing w:after="10" w:before="0"/>
               <w:ind w:left="120"/>
             </w:pPr>
-            <w:hyperlink w:history="1" r:id="rIdzfxorjxn0h60rixo38exf">
+            <w:hyperlink w:history="1" r:id="rIdmmswspyzeeyg9pka8uwnc">
               <w:r>
                 <w:rPr>
                   <w:rFonts w:ascii="Arial" w:cs="Arial" w:eastAsia="Arial" w:hAnsi="Arial"/>
@@ -10005,7 +10005,7 @@
             <w:pPr>
               <w:spacing w:after="20" w:before="0"/>
             </w:pPr>
-            <w:hyperlink w:history="1" r:id="rIdee7fwd9p-mvpslvazhckc">
+            <w:hyperlink w:history="1" r:id="rIdnjq0fszbsefeq559qjh9m">
               <w:r>
                 <w:rPr>
                   <w:rFonts w:ascii="Arial" w:cs="Arial" w:eastAsia="Arial" w:hAnsi="Arial"/>
@@ -10038,7 +10038,7 @@
               <w:spacing w:after="10" w:before="0"/>
               <w:ind w:left="120"/>
             </w:pPr>
-            <w:hyperlink w:history="1" r:id="rIdcqo2mmx84f8dcglra7utz">
+            <w:hyperlink w:history="1" r:id="rIdnxqy4ypvdxrwzl_a1bfys">
               <w:r>
                 <w:rPr>
                   <w:rFonts w:ascii="Arial" w:cs="Arial" w:eastAsia="Arial" w:hAnsi="Arial"/>
@@ -10185,32 +10185,32 @@
         <w:tc>
           <w:tcPr>
             <w:tcW w:type="dxa" w:w="1520"/>
-            <w:shd w:fill="F2F2F2" w:color="auto" w:val="clear"/>
-            <w:tcMar>
-              <w:top w:type="dxa" w:w="60"/>
-              <w:left w:type="dxa" w:w="120"/>
-              <w:bottom w:type="dxa" w:w="60"/>
-              <w:right w:type="dxa" w:w="120"/>
-            </w:tcMar>
-            <w:vAlign w:val="top"/>
-          </w:tcPr>
-          <w:p>
-            <w:pPr>
-              <w:spacing w:after="40" w:before="0"/>
-              <w:jc w:val="left"/>
-            </w:pPr>
-            <w:r>
-              <w:rPr>
-                <w:rFonts w:ascii="Arial" w:cs="Arial" w:eastAsia="Arial" w:hAnsi="Arial"/>
-                <w:b/>
-                <w:bCs/>
-                <w:i w:val="false"/>
-                <w:iCs w:val="false"/>
-                <w:color w:val="000000"/>
-                <w:sz w:val="18"/>
-                <w:szCs w:val="18"/>
-              </w:rPr>
-              <w:t xml:space="preserve">Phase 5 — Model Building</w:t>
+            <w:shd w:fill="D5E8F0" w:color="auto" w:val="clear"/>
+            <w:tcMar>
+              <w:top w:type="dxa" w:w="60"/>
+              <w:left w:type="dxa" w:w="120"/>
+              <w:bottom w:type="dxa" w:w="60"/>
+              <w:right w:type="dxa" w:w="120"/>
+            </w:tcMar>
+            <w:vAlign w:val="top"/>
+          </w:tcPr>
+          <w:p>
+            <w:pPr>
+              <w:spacing w:after="40" w:before="0"/>
+              <w:jc w:val="left"/>
+            </w:pPr>
+            <w:r>
+              <w:rPr>
+                <w:rFonts w:ascii="Arial" w:cs="Arial" w:eastAsia="Arial" w:hAnsi="Arial"/>
+                <w:b/>
+                <w:bCs/>
+                <w:i w:val="false"/>
+                <w:iCs w:val="false"/>
+                <w:color w:val="000000"/>
+                <w:sz w:val="18"/>
+                <w:szCs w:val="18"/>
+              </w:rPr>
+              <w:t xml:space="preserve">Model Building Phase</w:t>
             </w:r>
           </w:p>
           <w:p>
@@ -10233,7 +10233,7 @@
             <w:pPr>
               <w:spacing w:after="20" w:before="0"/>
             </w:pPr>
-            <w:hyperlink w:history="1" r:id="rIdqshwipvnji69uk_imey9z">
+            <w:hyperlink w:history="1" r:id="rId0bdaz7orven7bxgrrwcvo">
               <w:r>
                 <w:rPr>
                   <w:rFonts w:ascii="Arial" w:cs="Arial" w:eastAsia="Arial" w:hAnsi="Arial"/>
@@ -10266,7 +10266,7 @@
               <w:spacing w:after="10" w:before="0"/>
               <w:ind w:left="120"/>
             </w:pPr>
-            <w:hyperlink w:history="1" r:id="rIdkpong5rx-ixe9enl_ptcn">
+            <w:hyperlink w:history="1" r:id="rIdiyipnrdluwhtx2nag6h00">
               <w:r>
                 <w:rPr>
                   <w:rFonts w:ascii="Arial" w:cs="Arial" w:eastAsia="Arial" w:hAnsi="Arial"/>
@@ -10311,7 +10311,7 @@
             <w:pPr>
               <w:spacing w:after="20" w:before="0"/>
             </w:pPr>
-            <w:hyperlink w:history="1" r:id="rIdql9d9gqm31mfys2xi0ulk">
+            <w:hyperlink w:history="1" r:id="rIdgm70yseckykimhwxmywvm">
               <w:r>
                 <w:rPr>
                   <w:rFonts w:ascii="Arial" w:cs="Arial" w:eastAsia="Arial" w:hAnsi="Arial"/>
@@ -10344,7 +10344,7 @@
               <w:spacing w:after="10" w:before="0"/>
               <w:ind w:left="120"/>
             </w:pPr>
-            <w:hyperlink w:history="1" r:id="rIdrchl2s5f1cbrfaihl2fud">
+            <w:hyperlink w:history="1" r:id="rIdca438ndzgcb5e21wlwqvq">
               <w:r>
                 <w:rPr>
                   <w:rFonts w:ascii="Arial" w:cs="Arial" w:eastAsia="Arial" w:hAnsi="Arial"/>
@@ -11783,32 +11783,32 @@
         <w:tc>
           <w:tcPr>
             <w:tcW w:type="dxa" w:w="1520"/>
-            <w:shd w:fill="F2F2F2" w:color="auto" w:val="clear"/>
-            <w:tcMar>
-              <w:top w:type="dxa" w:w="60"/>
-              <w:left w:type="dxa" w:w="120"/>
-              <w:bottom w:type="dxa" w:w="60"/>
-              <w:right w:type="dxa" w:w="120"/>
-            </w:tcMar>
-            <w:vAlign w:val="top"/>
-          </w:tcPr>
-          <w:p>
-            <w:pPr>
-              <w:spacing w:after="40" w:before="0"/>
-              <w:jc w:val="left"/>
-            </w:pPr>
-            <w:r>
-              <w:rPr>
-                <w:rFonts w:ascii="Arial" w:cs="Arial" w:eastAsia="Arial" w:hAnsi="Arial"/>
-                <w:b/>
-                <w:bCs/>
-                <w:i w:val="false"/>
-                <w:iCs w:val="false"/>
-                <w:color w:val="000000"/>
-                <w:sz w:val="18"/>
-                <w:szCs w:val="18"/>
-              </w:rPr>
-              <w:t xml:space="preserve">Phase 1 — Predict</w:t>
+            <w:shd w:fill="EAD1F5" w:color="auto" w:val="clear"/>
+            <w:tcMar>
+              <w:top w:type="dxa" w:w="60"/>
+              <w:left w:type="dxa" w:w="120"/>
+              <w:bottom w:type="dxa" w:w="60"/>
+              <w:right w:type="dxa" w:w="120"/>
+            </w:tcMar>
+            <w:vAlign w:val="top"/>
+          </w:tcPr>
+          <w:p>
+            <w:pPr>
+              <w:spacing w:after="40" w:before="0"/>
+              <w:jc w:val="left"/>
+            </w:pPr>
+            <w:r>
+              <w:rPr>
+                <w:rFonts w:ascii="Arial" w:cs="Arial" w:eastAsia="Arial" w:hAnsi="Arial"/>
+                <w:b/>
+                <w:bCs/>
+                <w:i w:val="false"/>
+                <w:iCs w:val="false"/>
+                <w:color w:val="000000"/>
+                <w:sz w:val="18"/>
+                <w:szCs w:val="18"/>
+              </w:rPr>
+              <w:t xml:space="preserve">Predict Phase</w:t>
             </w:r>
           </w:p>
           <w:p>
@@ -11831,7 +11831,7 @@
             <w:pPr>
               <w:spacing w:after="20" w:before="0"/>
             </w:pPr>
-            <w:hyperlink w:history="1" r:id="rIdyj8hallb1sbaniytvg84x">
+            <w:hyperlink w:history="1" r:id="rIdzdraxc1a2hrfl_zeerkvx">
               <w:r>
                 <w:rPr>
                   <w:rFonts w:ascii="Arial" w:cs="Arial" w:eastAsia="Arial" w:hAnsi="Arial"/>
@@ -11864,7 +11864,7 @@
               <w:spacing w:after="10" w:before="0"/>
               <w:ind w:left="120"/>
             </w:pPr>
-            <w:hyperlink w:history="1" r:id="rIdpwkrtp2lefmy4ku6eh7s4">
+            <w:hyperlink w:history="1" r:id="rIdqzn1dexfyjbep884hsxbh">
               <w:r>
                 <w:rPr>
                   <w:rFonts w:ascii="Arial" w:cs="Arial" w:eastAsia="Arial" w:hAnsi="Arial"/>
@@ -11909,7 +11909,7 @@
             <w:pPr>
               <w:spacing w:after="20" w:before="0"/>
             </w:pPr>
-            <w:hyperlink w:history="1" r:id="rIdpkws5gcbitkfqd7g_cw-u">
+            <w:hyperlink w:history="1" r:id="rIdbibncyf8wrqpe-rdokewe">
               <w:r>
                 <w:rPr>
                   <w:rFonts w:ascii="Arial" w:cs="Arial" w:eastAsia="Arial" w:hAnsi="Arial"/>
@@ -11942,7 +11942,7 @@
               <w:spacing w:after="10" w:before="0"/>
               <w:ind w:left="120"/>
             </w:pPr>
-            <w:hyperlink w:history="1" r:id="rIdt8rshoazccjwuwgcw1xnp">
+            <w:hyperlink w:history="1" r:id="rId1mmnpa_9xiv3brdb2grwc">
               <w:r>
                 <w:rPr>
                   <w:rFonts w:ascii="Arial" w:cs="Arial" w:eastAsia="Arial" w:hAnsi="Arial"/>
@@ -12089,32 +12089,32 @@
         <w:tc>
           <w:tcPr>
             <w:tcW w:type="dxa" w:w="1520"/>
-            <w:shd w:fill="F2F2F2" w:color="auto" w:val="clear"/>
-            <w:tcMar>
-              <w:top w:type="dxa" w:w="60"/>
-              <w:left w:type="dxa" w:w="120"/>
-              <w:bottom w:type="dxa" w:w="60"/>
-              <w:right w:type="dxa" w:w="120"/>
-            </w:tcMar>
-            <w:vAlign w:val="top"/>
-          </w:tcPr>
-          <w:p>
-            <w:pPr>
-              <w:spacing w:after="40" w:before="0"/>
-              <w:jc w:val="left"/>
-            </w:pPr>
-            <w:r>
-              <w:rPr>
-                <w:rFonts w:ascii="Arial" w:cs="Arial" w:eastAsia="Arial" w:hAnsi="Arial"/>
-                <w:b/>
-                <w:bCs/>
-                <w:i w:val="false"/>
-                <w:iCs w:val="false"/>
-                <w:color w:val="000000"/>
-                <w:sz w:val="18"/>
-                <w:szCs w:val="18"/>
-              </w:rPr>
-              <w:t xml:space="preserve">Phase 2 — Observe</w:t>
+            <w:shd w:fill="D9EEF1" w:color="auto" w:val="clear"/>
+            <w:tcMar>
+              <w:top w:type="dxa" w:w="60"/>
+              <w:left w:type="dxa" w:w="120"/>
+              <w:bottom w:type="dxa" w:w="60"/>
+              <w:right w:type="dxa" w:w="120"/>
+            </w:tcMar>
+            <w:vAlign w:val="top"/>
+          </w:tcPr>
+          <w:p>
+            <w:pPr>
+              <w:spacing w:after="40" w:before="0"/>
+              <w:jc w:val="left"/>
+            </w:pPr>
+            <w:r>
+              <w:rPr>
+                <w:rFonts w:ascii="Arial" w:cs="Arial" w:eastAsia="Arial" w:hAnsi="Arial"/>
+                <w:b/>
+                <w:bCs/>
+                <w:i w:val="false"/>
+                <w:iCs w:val="false"/>
+                <w:color w:val="000000"/>
+                <w:sz w:val="18"/>
+                <w:szCs w:val="18"/>
+              </w:rPr>
+              <w:t xml:space="preserve">Observe Phase</w:t>
             </w:r>
           </w:p>
           <w:p>
@@ -12137,7 +12137,7 @@
             <w:pPr>
               <w:spacing w:after="20" w:before="0"/>
             </w:pPr>
-            <w:hyperlink w:history="1" r:id="rId1nejs57zxy0qazbfdyzke">
+            <w:hyperlink w:history="1" r:id="rIdmugjzu_i_meeivwncajsc">
               <w:r>
                 <w:rPr>
                   <w:rFonts w:ascii="Arial" w:cs="Arial" w:eastAsia="Arial" w:hAnsi="Arial"/>
@@ -12170,7 +12170,7 @@
               <w:spacing w:after="10" w:before="0"/>
               <w:ind w:left="120"/>
             </w:pPr>
-            <w:hyperlink w:history="1" r:id="rIdtfzfympcwako4vt4ruy4y">
+            <w:hyperlink w:history="1" r:id="rIdmr7gpgk29_edfws0cjubt">
               <w:r>
                 <w:rPr>
                   <w:rFonts w:ascii="Arial" w:cs="Arial" w:eastAsia="Arial" w:hAnsi="Arial"/>
@@ -12215,7 +12215,7 @@
             <w:pPr>
               <w:spacing w:after="20" w:before="0"/>
             </w:pPr>
-            <w:hyperlink w:history="1" r:id="rIdnjgx8he9mmvll0r_bjug_">
+            <w:hyperlink w:history="1" r:id="rId0az-pbol6tz5ssipoaj5w">
               <w:r>
                 <w:rPr>
                   <w:rFonts w:ascii="Arial" w:cs="Arial" w:eastAsia="Arial" w:hAnsi="Arial"/>
@@ -12248,7 +12248,7 @@
               <w:spacing w:after="10" w:before="0"/>
               <w:ind w:left="120"/>
             </w:pPr>
-            <w:hyperlink w:history="1" r:id="rId3prpspxructp9n-abki-5">
+            <w:hyperlink w:history="1" r:id="rIdymyvodicp8mvytngkw9p0">
               <w:r>
                 <w:rPr>
                   <w:rFonts w:ascii="Arial" w:cs="Arial" w:eastAsia="Arial" w:hAnsi="Arial"/>
@@ -12395,32 +12395,32 @@
         <w:tc>
           <w:tcPr>
             <w:tcW w:type="dxa" w:w="1520"/>
-            <w:shd w:fill="F2F2F2" w:color="auto" w:val="clear"/>
-            <w:tcMar>
-              <w:top w:type="dxa" w:w="60"/>
-              <w:left w:type="dxa" w:w="120"/>
-              <w:bottom w:type="dxa" w:w="60"/>
-              <w:right w:type="dxa" w:w="120"/>
-            </w:tcMar>
-            <w:vAlign w:val="top"/>
-          </w:tcPr>
-          <w:p>
-            <w:pPr>
-              <w:spacing w:after="40" w:before="0"/>
-              <w:jc w:val="left"/>
-            </w:pPr>
-            <w:r>
-              <w:rPr>
-                <w:rFonts w:ascii="Arial" w:cs="Arial" w:eastAsia="Arial" w:hAnsi="Arial"/>
-                <w:b/>
-                <w:bCs/>
-                <w:i w:val="false"/>
-                <w:iCs w:val="false"/>
-                <w:color w:val="000000"/>
-                <w:sz w:val="18"/>
-                <w:szCs w:val="18"/>
-              </w:rPr>
-              <w:t xml:space="preserve">Phase 3 — Explain</w:t>
+            <w:shd w:fill="E2EFDA" w:color="auto" w:val="clear"/>
+            <w:tcMar>
+              <w:top w:type="dxa" w:w="60"/>
+              <w:left w:type="dxa" w:w="120"/>
+              <w:bottom w:type="dxa" w:w="60"/>
+              <w:right w:type="dxa" w:w="120"/>
+            </w:tcMar>
+            <w:vAlign w:val="top"/>
+          </w:tcPr>
+          <w:p>
+            <w:pPr>
+              <w:spacing w:after="40" w:before="0"/>
+              <w:jc w:val="left"/>
+            </w:pPr>
+            <w:r>
+              <w:rPr>
+                <w:rFonts w:ascii="Arial" w:cs="Arial" w:eastAsia="Arial" w:hAnsi="Arial"/>
+                <w:b/>
+                <w:bCs/>
+                <w:i w:val="false"/>
+                <w:iCs w:val="false"/>
+                <w:color w:val="000000"/>
+                <w:sz w:val="18"/>
+                <w:szCs w:val="18"/>
+              </w:rPr>
+              <w:t xml:space="preserve">Explain Phase</w:t>
             </w:r>
           </w:p>
           <w:p>
@@ -12443,7 +12443,7 @@
             <w:pPr>
               <w:spacing w:after="20" w:before="0"/>
             </w:pPr>
-            <w:hyperlink w:history="1" r:id="rIdo1_hncfquu_r55xf6roiq">
+            <w:hyperlink w:history="1" r:id="rIdihiapfqgaq45elljwoqwc">
               <w:r>
                 <w:rPr>
                   <w:rFonts w:ascii="Arial" w:cs="Arial" w:eastAsia="Arial" w:hAnsi="Arial"/>
@@ -12476,7 +12476,7 @@
               <w:spacing w:after="10" w:before="0"/>
               <w:ind w:left="120"/>
             </w:pPr>
-            <w:hyperlink w:history="1" r:id="rIdwfnxhaoj_dwgr9-7swlov">
+            <w:hyperlink w:history="1" r:id="rId7qh2psz3mwgzmz6d_0zl5">
               <w:r>
                 <w:rPr>
                   <w:rFonts w:ascii="Arial" w:cs="Arial" w:eastAsia="Arial" w:hAnsi="Arial"/>
@@ -12521,7 +12521,7 @@
             <w:pPr>
               <w:spacing w:after="20" w:before="0"/>
             </w:pPr>
-            <w:hyperlink w:history="1" r:id="rIdog0n6tvpnd4yd38pucqga">
+            <w:hyperlink w:history="1" r:id="rIdzmigiltlkbpaykxc9sltw">
               <w:r>
                 <w:rPr>
                   <w:rFonts w:ascii="Arial" w:cs="Arial" w:eastAsia="Arial" w:hAnsi="Arial"/>
@@ -12554,7 +12554,7 @@
               <w:spacing w:after="10" w:before="0"/>
               <w:ind w:left="120"/>
             </w:pPr>
-            <w:hyperlink w:history="1" r:id="rIddt3mcw0eoqktilrucqztd">
+            <w:hyperlink w:history="1" r:id="rIdhmwre8vzses0xvekctxrw">
               <w:r>
                 <w:rPr>
                   <w:rFonts w:ascii="Arial" w:cs="Arial" w:eastAsia="Arial" w:hAnsi="Arial"/>
@@ -12701,32 +12701,32 @@
         <w:tc>
           <w:tcPr>
             <w:tcW w:type="dxa" w:w="1520"/>
-            <w:shd w:fill="F2F2F2" w:color="auto" w:val="clear"/>
-            <w:tcMar>
-              <w:top w:type="dxa" w:w="60"/>
-              <w:left w:type="dxa" w:w="120"/>
-              <w:bottom w:type="dxa" w:w="60"/>
-              <w:right w:type="dxa" w:w="120"/>
-            </w:tcMar>
-            <w:vAlign w:val="top"/>
-          </w:tcPr>
-          <w:p>
-            <w:pPr>
-              <w:spacing w:after="40" w:before="0"/>
-              <w:jc w:val="left"/>
-            </w:pPr>
-            <w:r>
-              <w:rPr>
-                <w:rFonts w:ascii="Arial" w:cs="Arial" w:eastAsia="Arial" w:hAnsi="Arial"/>
-                <w:b/>
-                <w:bCs/>
-                <w:i w:val="false"/>
-                <w:iCs w:val="false"/>
-                <w:color w:val="000000"/>
-                <w:sz w:val="18"/>
-                <w:szCs w:val="18"/>
-              </w:rPr>
-              <w:t xml:space="preserve">Phase 4 — Driving Question Board (DQB) Creation</w:t>
+            <w:shd w:fill="FCE4D6" w:color="auto" w:val="clear"/>
+            <w:tcMar>
+              <w:top w:type="dxa" w:w="60"/>
+              <w:left w:type="dxa" w:w="120"/>
+              <w:bottom w:type="dxa" w:w="60"/>
+              <w:right w:type="dxa" w:w="120"/>
+            </w:tcMar>
+            <w:vAlign w:val="top"/>
+          </w:tcPr>
+          <w:p>
+            <w:pPr>
+              <w:spacing w:after="40" w:before="0"/>
+              <w:jc w:val="left"/>
+            </w:pPr>
+            <w:r>
+              <w:rPr>
+                <w:rFonts w:ascii="Arial" w:cs="Arial" w:eastAsia="Arial" w:hAnsi="Arial"/>
+                <w:b/>
+                <w:bCs/>
+                <w:i w:val="false"/>
+                <w:iCs w:val="false"/>
+                <w:color w:val="000000"/>
+                <w:sz w:val="18"/>
+                <w:szCs w:val="18"/>
+              </w:rPr>
+              <w:t xml:space="preserve">Driving Question Board (DQB) Creation</w:t>
             </w:r>
           </w:p>
           <w:p>
@@ -12749,7 +12749,7 @@
             <w:pPr>
               <w:spacing w:after="20" w:before="0"/>
             </w:pPr>
-            <w:hyperlink w:history="1" r:id="rIdxhzrijnyxhrl11olpujl5">
+            <w:hyperlink w:history="1" r:id="rIdtj0rzjtfgxjzzv1sokeaf">
               <w:r>
                 <w:rPr>
                   <w:rFonts w:ascii="Arial" w:cs="Arial" w:eastAsia="Arial" w:hAnsi="Arial"/>
@@ -12782,7 +12782,7 @@
               <w:spacing w:after="10" w:before="0"/>
               <w:ind w:left="120"/>
             </w:pPr>
-            <w:hyperlink w:history="1" r:id="rIdjtt4yhapr9dxx0kuh6nwi">
+            <w:hyperlink w:history="1" r:id="rIdfxbtge3dcvweouqgsy6al">
               <w:r>
                 <w:rPr>
                   <w:rFonts w:ascii="Arial" w:cs="Arial" w:eastAsia="Arial" w:hAnsi="Arial"/>
@@ -12827,7 +12827,7 @@
             <w:pPr>
               <w:spacing w:after="20" w:before="0"/>
             </w:pPr>
-            <w:hyperlink w:history="1" r:id="rIdry6g36uadk1rmhfa08d12">
+            <w:hyperlink w:history="1" r:id="rIdxp5ysofrwoxoxctzrvwa5">
               <w:r>
                 <w:rPr>
                   <w:rFonts w:ascii="Arial" w:cs="Arial" w:eastAsia="Arial" w:hAnsi="Arial"/>
@@ -12860,7 +12860,7 @@
               <w:spacing w:after="10" w:before="0"/>
               <w:ind w:left="120"/>
             </w:pPr>
-            <w:hyperlink w:history="1" r:id="rIddva1lexlmbdwfvdochych">
+            <w:hyperlink w:history="1" r:id="rIdpol1lenryu5skowjw13tw">
               <w:r>
                 <w:rPr>
                   <w:rFonts w:ascii="Arial" w:cs="Arial" w:eastAsia="Arial" w:hAnsi="Arial"/>
@@ -13007,32 +13007,32 @@
         <w:tc>
           <w:tcPr>
             <w:tcW w:type="dxa" w:w="1520"/>
-            <w:shd w:fill="F2F2F2" w:color="auto" w:val="clear"/>
-            <w:tcMar>
-              <w:top w:type="dxa" w:w="60"/>
-              <w:left w:type="dxa" w:w="120"/>
-              <w:bottom w:type="dxa" w:w="60"/>
-              <w:right w:type="dxa" w:w="120"/>
-            </w:tcMar>
-            <w:vAlign w:val="top"/>
-          </w:tcPr>
-          <w:p>
-            <w:pPr>
-              <w:spacing w:after="40" w:before="0"/>
-              <w:jc w:val="left"/>
-            </w:pPr>
-            <w:r>
-              <w:rPr>
-                <w:rFonts w:ascii="Arial" w:cs="Arial" w:eastAsia="Arial" w:hAnsi="Arial"/>
-                <w:b/>
-                <w:bCs/>
-                <w:i w:val="false"/>
-                <w:iCs w:val="false"/>
-                <w:color w:val="000000"/>
-                <w:sz w:val="18"/>
-                <w:szCs w:val="18"/>
-              </w:rPr>
-              <w:t xml:space="preserve">Phase 5 — Model Building</w:t>
+            <w:shd w:fill="D5E8F0" w:color="auto" w:val="clear"/>
+            <w:tcMar>
+              <w:top w:type="dxa" w:w="60"/>
+              <w:left w:type="dxa" w:w="120"/>
+              <w:bottom w:type="dxa" w:w="60"/>
+              <w:right w:type="dxa" w:w="120"/>
+            </w:tcMar>
+            <w:vAlign w:val="top"/>
+          </w:tcPr>
+          <w:p>
+            <w:pPr>
+              <w:spacing w:after="40" w:before="0"/>
+              <w:jc w:val="left"/>
+            </w:pPr>
+            <w:r>
+              <w:rPr>
+                <w:rFonts w:ascii="Arial" w:cs="Arial" w:eastAsia="Arial" w:hAnsi="Arial"/>
+                <w:b/>
+                <w:bCs/>
+                <w:i w:val="false"/>
+                <w:iCs w:val="false"/>
+                <w:color w:val="000000"/>
+                <w:sz w:val="18"/>
+                <w:szCs w:val="18"/>
+              </w:rPr>
+              <w:t xml:space="preserve">Model Building Phase</w:t>
             </w:r>
           </w:p>
           <w:p>
@@ -13055,7 +13055,7 @@
             <w:pPr>
               <w:spacing w:after="20" w:before="0"/>
             </w:pPr>
-            <w:hyperlink w:history="1" r:id="rIdi6vhht4ycxc0fdp9ormw9">
+            <w:hyperlink w:history="1" r:id="rIdge3ucqi2paaxn9ve_r1gj">
               <w:r>
                 <w:rPr>
                   <w:rFonts w:ascii="Arial" w:cs="Arial" w:eastAsia="Arial" w:hAnsi="Arial"/>
@@ -13088,7 +13088,7 @@
               <w:spacing w:after="10" w:before="0"/>
               <w:ind w:left="120"/>
             </w:pPr>
-            <w:hyperlink w:history="1" r:id="rIds0jf2bh8ttwg_sgbnlgka">
+            <w:hyperlink w:history="1" r:id="rIdvzswoxegkmccxp1io5vxv">
               <w:r>
                 <w:rPr>
                   <w:rFonts w:ascii="Arial" w:cs="Arial" w:eastAsia="Arial" w:hAnsi="Arial"/>
@@ -13133,7 +13133,7 @@
             <w:pPr>
               <w:spacing w:after="20" w:before="0"/>
             </w:pPr>
-            <w:hyperlink w:history="1" r:id="rId9nrldtd1yhzt3ntzt47ql">
+            <w:hyperlink w:history="1" r:id="rIdvmrodn71d8_aowbbjszew">
               <w:r>
                 <w:rPr>
                   <w:rFonts w:ascii="Arial" w:cs="Arial" w:eastAsia="Arial" w:hAnsi="Arial"/>
@@ -13166,7 +13166,7 @@
               <w:spacing w:after="10" w:before="0"/>
               <w:ind w:left="120"/>
             </w:pPr>
-            <w:hyperlink w:history="1" r:id="rIdhtof_7qtsgsk2q29dhr-d">
+            <w:hyperlink w:history="1" r:id="rIdmsaokoqx-wvqi8mbtwksj">
               <w:r>
                 <w:rPr>
                   <w:rFonts w:ascii="Arial" w:cs="Arial" w:eastAsia="Arial" w:hAnsi="Arial"/>
@@ -14605,32 +14605,32 @@
         <w:tc>
           <w:tcPr>
             <w:tcW w:type="dxa" w:w="1520"/>
-            <w:shd w:fill="F2F2F2" w:color="auto" w:val="clear"/>
-            <w:tcMar>
-              <w:top w:type="dxa" w:w="60"/>
-              <w:left w:type="dxa" w:w="120"/>
-              <w:bottom w:type="dxa" w:w="60"/>
-              <w:right w:type="dxa" w:w="120"/>
-            </w:tcMar>
-            <w:vAlign w:val="top"/>
-          </w:tcPr>
-          <w:p>
-            <w:pPr>
-              <w:spacing w:after="40" w:before="0"/>
-              <w:jc w:val="left"/>
-            </w:pPr>
-            <w:r>
-              <w:rPr>
-                <w:rFonts w:ascii="Arial" w:cs="Arial" w:eastAsia="Arial" w:hAnsi="Arial"/>
-                <w:b/>
-                <w:bCs/>
-                <w:i w:val="false"/>
-                <w:iCs w:val="false"/>
-                <w:color w:val="000000"/>
-                <w:sz w:val="18"/>
-                <w:szCs w:val="18"/>
-              </w:rPr>
-              <w:t xml:space="preserve">Phase 1 — PREDICT (15 minutes): What Does the Inside of the Box Tell Us?</w:t>
+            <w:shd w:fill="EAD1F5" w:color="auto" w:val="clear"/>
+            <w:tcMar>
+              <w:top w:type="dxa" w:w="60"/>
+              <w:left w:type="dxa" w:w="120"/>
+              <w:bottom w:type="dxa" w:w="60"/>
+              <w:right w:type="dxa" w:w="120"/>
+            </w:tcMar>
+            <w:vAlign w:val="top"/>
+          </w:tcPr>
+          <w:p>
+            <w:pPr>
+              <w:spacing w:after="40" w:before="0"/>
+              <w:jc w:val="left"/>
+            </w:pPr>
+            <w:r>
+              <w:rPr>
+                <w:rFonts w:ascii="Arial" w:cs="Arial" w:eastAsia="Arial" w:hAnsi="Arial"/>
+                <w:b/>
+                <w:bCs/>
+                <w:i w:val="false"/>
+                <w:iCs w:val="false"/>
+                <w:color w:val="000000"/>
+                <w:sz w:val="18"/>
+                <w:szCs w:val="18"/>
+              </w:rPr>
+              <w:t xml:space="preserve">Predict Phase</w:t>
             </w:r>
           </w:p>
           <w:p>
@@ -14653,7 +14653,7 @@
             <w:pPr>
               <w:spacing w:after="20" w:before="0"/>
             </w:pPr>
-            <w:hyperlink w:history="1" r:id="rId9v85bzcivxotglicqrmyq">
+            <w:hyperlink w:history="1" r:id="rId9o11bwnjssaa_kwthv0ra">
               <w:r>
                 <w:rPr>
                   <w:rFonts w:ascii="Arial" w:cs="Arial" w:eastAsia="Arial" w:hAnsi="Arial"/>
@@ -14686,7 +14686,7 @@
               <w:spacing w:after="10" w:before="0"/>
               <w:ind w:left="120"/>
             </w:pPr>
-            <w:hyperlink w:history="1" r:id="rId-bbg3bpvosvsezvqus6la">
+            <w:hyperlink w:history="1" r:id="rIdvzb4rich83oovwiawhafn">
               <w:r>
                 <w:rPr>
                   <w:rFonts w:ascii="Arial" w:cs="Arial" w:eastAsia="Arial" w:hAnsi="Arial"/>
@@ -14731,7 +14731,7 @@
             <w:pPr>
               <w:spacing w:after="20" w:before="0"/>
             </w:pPr>
-            <w:hyperlink w:history="1" r:id="rIdlvhxs37e-mxwugdmd_bm5">
+            <w:hyperlink w:history="1" r:id="rIdni_qhzjwyxrbnjgdfuenu">
               <w:r>
                 <w:rPr>
                   <w:rFonts w:ascii="Arial" w:cs="Arial" w:eastAsia="Arial" w:hAnsi="Arial"/>
@@ -14764,7 +14764,7 @@
               <w:spacing w:after="10" w:before="0"/>
               <w:ind w:left="120"/>
             </w:pPr>
-            <w:hyperlink w:history="1" r:id="rIduptl-tz404ukl301egvec">
+            <w:hyperlink w:history="1" r:id="rIdhxtzcfp_jhl0ggm9u4oe2">
               <w:r>
                 <w:rPr>
                   <w:rFonts w:ascii="Arial" w:cs="Arial" w:eastAsia="Arial" w:hAnsi="Arial"/>
@@ -14911,32 +14911,32 @@
         <w:tc>
           <w:tcPr>
             <w:tcW w:type="dxa" w:w="1520"/>
-            <w:shd w:fill="F2F2F2" w:color="auto" w:val="clear"/>
-            <w:tcMar>
-              <w:top w:type="dxa" w:w="60"/>
-              <w:left w:type="dxa" w:w="120"/>
-              <w:bottom w:type="dxa" w:w="60"/>
-              <w:right w:type="dxa" w:w="120"/>
-            </w:tcMar>
-            <w:vAlign w:val="top"/>
-          </w:tcPr>
-          <w:p>
-            <w:pPr>
-              <w:spacing w:after="40" w:before="0"/>
-              <w:jc w:val="left"/>
-            </w:pPr>
-            <w:r>
-              <w:rPr>
-                <w:rFonts w:ascii="Arial" w:cs="Arial" w:eastAsia="Arial" w:hAnsi="Arial"/>
-                <w:b/>
-                <w:bCs/>
-                <w:i w:val="false"/>
-                <w:iCs w:val="false"/>
-                <w:color w:val="000000"/>
-                <w:sz w:val="18"/>
-                <w:szCs w:val="18"/>
-              </w:rPr>
-              <w:t xml:space="preserve">Phase 2 — OBSERVE (22 minutes): Filling Models with Sand — What Does the Data Say?</w:t>
+            <w:shd w:fill="D9EEF1" w:color="auto" w:val="clear"/>
+            <w:tcMar>
+              <w:top w:type="dxa" w:w="60"/>
+              <w:left w:type="dxa" w:w="120"/>
+              <w:bottom w:type="dxa" w:w="60"/>
+              <w:right w:type="dxa" w:w="120"/>
+            </w:tcMar>
+            <w:vAlign w:val="top"/>
+          </w:tcPr>
+          <w:p>
+            <w:pPr>
+              <w:spacing w:after="40" w:before="0"/>
+              <w:jc w:val="left"/>
+            </w:pPr>
+            <w:r>
+              <w:rPr>
+                <w:rFonts w:ascii="Arial" w:cs="Arial" w:eastAsia="Arial" w:hAnsi="Arial"/>
+                <w:b/>
+                <w:bCs/>
+                <w:i w:val="false"/>
+                <w:iCs w:val="false"/>
+                <w:color w:val="000000"/>
+                <w:sz w:val="18"/>
+                <w:szCs w:val="18"/>
+              </w:rPr>
+              <w:t xml:space="preserve">Observe Phase</w:t>
             </w:r>
           </w:p>
           <w:p>
@@ -14959,7 +14959,7 @@
             <w:pPr>
               <w:spacing w:after="20" w:before="0"/>
             </w:pPr>
-            <w:hyperlink w:history="1" r:id="rIdjov8lufdnczluidm369gd">
+            <w:hyperlink w:history="1" r:id="rId61cx0zek8pvluw8usbdjh">
               <w:r>
                 <w:rPr>
                   <w:rFonts w:ascii="Arial" w:cs="Arial" w:eastAsia="Arial" w:hAnsi="Arial"/>
@@ -14992,7 +14992,7 @@
               <w:spacing w:after="10" w:before="0"/>
               <w:ind w:left="120"/>
             </w:pPr>
-            <w:hyperlink w:history="1" r:id="rIddmt5x0dzyzyfsg1obdgha">
+            <w:hyperlink w:history="1" r:id="rIdhbxs65j-f_apucfxouik3">
               <w:r>
                 <w:rPr>
                   <w:rFonts w:ascii="Arial" w:cs="Arial" w:eastAsia="Arial" w:hAnsi="Arial"/>
@@ -15037,7 +15037,7 @@
             <w:pPr>
               <w:spacing w:after="20" w:before="0"/>
             </w:pPr>
-            <w:hyperlink w:history="1" r:id="rIdoxpy1ktmhwhdkpsmk_4oi">
+            <w:hyperlink w:history="1" r:id="rIdulmbl9z17cbuuq-xglphw">
               <w:r>
                 <w:rPr>
                   <w:rFonts w:ascii="Arial" w:cs="Arial" w:eastAsia="Arial" w:hAnsi="Arial"/>
@@ -15070,7 +15070,7 @@
               <w:spacing w:after="10" w:before="0"/>
               <w:ind w:left="120"/>
             </w:pPr>
-            <w:hyperlink w:history="1" r:id="rIdcksnnl5dlw3vqcqz0murr">
+            <w:hyperlink w:history="1" r:id="rIdsrwxqkmkhxxc9sv_2uax0">
               <w:r>
                 <w:rPr>
                   <w:rFonts w:ascii="Arial" w:cs="Arial" w:eastAsia="Arial" w:hAnsi="Arial"/>
@@ -15217,32 +15217,32 @@
         <w:tc>
           <w:tcPr>
             <w:tcW w:type="dxa" w:w="1520"/>
-            <w:shd w:fill="F2F2F2" w:color="auto" w:val="clear"/>
-            <w:tcMar>
-              <w:top w:type="dxa" w:w="60"/>
-              <w:left w:type="dxa" w:w="120"/>
-              <w:bottom w:type="dxa" w:w="60"/>
-              <w:right w:type="dxa" w:w="120"/>
-            </w:tcMar>
-            <w:vAlign w:val="top"/>
-          </w:tcPr>
-          <w:p>
-            <w:pPr>
-              <w:spacing w:after="40" w:before="0"/>
-              <w:jc w:val="left"/>
-            </w:pPr>
-            <w:r>
-              <w:rPr>
-                <w:rFonts w:ascii="Arial" w:cs="Arial" w:eastAsia="Arial" w:hAnsi="Arial"/>
-                <w:b/>
-                <w:bCs/>
-                <w:i w:val="false"/>
-                <w:iCs w:val="false"/>
-                <w:color w:val="000000"/>
-                <w:sz w:val="18"/>
-                <w:szCs w:val="18"/>
-              </w:rPr>
-              <w:t xml:space="preserve">Phase 3 — EXPLAIN (25 minutes): Deriving the Formulas and Computing the Posho Mill Box Volume</w:t>
+            <w:shd w:fill="E2EFDA" w:color="auto" w:val="clear"/>
+            <w:tcMar>
+              <w:top w:type="dxa" w:w="60"/>
+              <w:left w:type="dxa" w:w="120"/>
+              <w:bottom w:type="dxa" w:w="60"/>
+              <w:right w:type="dxa" w:w="120"/>
+            </w:tcMar>
+            <w:vAlign w:val="top"/>
+          </w:tcPr>
+          <w:p>
+            <w:pPr>
+              <w:spacing w:after="40" w:before="0"/>
+              <w:jc w:val="left"/>
+            </w:pPr>
+            <w:r>
+              <w:rPr>
+                <w:rFonts w:ascii="Arial" w:cs="Arial" w:eastAsia="Arial" w:hAnsi="Arial"/>
+                <w:b/>
+                <w:bCs/>
+                <w:i w:val="false"/>
+                <w:iCs w:val="false"/>
+                <w:color w:val="000000"/>
+                <w:sz w:val="18"/>
+                <w:szCs w:val="18"/>
+              </w:rPr>
+              <w:t xml:space="preserve">Explain Phase</w:t>
             </w:r>
           </w:p>
           <w:p>
@@ -15265,7 +15265,7 @@
             <w:pPr>
               <w:spacing w:after="20" w:before="0"/>
             </w:pPr>
-            <w:hyperlink w:history="1" r:id="rIdbmek0lbp9eoachvn5nsof">
+            <w:hyperlink w:history="1" r:id="rIdfvyx80ffrj8erb51s1ump">
               <w:r>
                 <w:rPr>
                   <w:rFonts w:ascii="Arial" w:cs="Arial" w:eastAsia="Arial" w:hAnsi="Arial"/>
@@ -15298,7 +15298,7 @@
               <w:spacing w:after="10" w:before="0"/>
               <w:ind w:left="120"/>
             </w:pPr>
-            <w:hyperlink w:history="1" r:id="rIdrlh3fyss6xkykfrdiid2g">
+            <w:hyperlink w:history="1" r:id="rIds6iubx5yfzd7inckjyrcp">
               <w:r>
                 <w:rPr>
                   <w:rFonts w:ascii="Arial" w:cs="Arial" w:eastAsia="Arial" w:hAnsi="Arial"/>
@@ -15343,7 +15343,7 @@
             <w:pPr>
               <w:spacing w:after="20" w:before="0"/>
             </w:pPr>
-            <w:hyperlink w:history="1" r:id="rId8pyr_faqedyzfjyqh2abp">
+            <w:hyperlink w:history="1" r:id="rIdszl7qfqblireaett3qgp2">
               <w:r>
                 <w:rPr>
                   <w:rFonts w:ascii="Arial" w:cs="Arial" w:eastAsia="Arial" w:hAnsi="Arial"/>
@@ -15376,7 +15376,7 @@
               <w:spacing w:after="10" w:before="0"/>
               <w:ind w:left="120"/>
             </w:pPr>
-            <w:hyperlink w:history="1" r:id="rIdi68ivk45d17mb6ewq1ss1">
+            <w:hyperlink w:history="1" r:id="rIdesjkvamhhvpoci_nais-j">
               <w:r>
                 <w:rPr>
                   <w:rFonts w:ascii="Arial" w:cs="Arial" w:eastAsia="Arial" w:hAnsi="Arial"/>
@@ -15523,32 +15523,32 @@
         <w:tc>
           <w:tcPr>
             <w:tcW w:type="dxa" w:w="1520"/>
-            <w:shd w:fill="F2F2F2" w:color="auto" w:val="clear"/>
-            <w:tcMar>
-              <w:top w:type="dxa" w:w="60"/>
-              <w:left w:type="dxa" w:w="120"/>
-              <w:bottom w:type="dxa" w:w="60"/>
-              <w:right w:type="dxa" w:w="120"/>
-            </w:tcMar>
-            <w:vAlign w:val="top"/>
-          </w:tcPr>
-          <w:p>
-            <w:pPr>
-              <w:spacing w:after="40" w:before="0"/>
-              <w:jc w:val="left"/>
-            </w:pPr>
-            <w:r>
-              <w:rPr>
-                <w:rFonts w:ascii="Arial" w:cs="Arial" w:eastAsia="Arial" w:hAnsi="Arial"/>
-                <w:b/>
-                <w:bCs/>
-                <w:i w:val="false"/>
-                <w:iCs w:val="false"/>
-                <w:color w:val="000000"/>
-                <w:sz w:val="18"/>
-                <w:szCs w:val="18"/>
-              </w:rPr>
-              <w:t xml:space="preserve">Phase 4 — DRIVING QUESTION BOARD UPDATE (8 minutes): What New Questions Has Volume Raised?</w:t>
+            <w:shd w:fill="FCE4D6" w:color="auto" w:val="clear"/>
+            <w:tcMar>
+              <w:top w:type="dxa" w:w="60"/>
+              <w:left w:type="dxa" w:w="120"/>
+              <w:bottom w:type="dxa" w:w="60"/>
+              <w:right w:type="dxa" w:w="120"/>
+            </w:tcMar>
+            <w:vAlign w:val="top"/>
+          </w:tcPr>
+          <w:p>
+            <w:pPr>
+              <w:spacing w:after="40" w:before="0"/>
+              <w:jc w:val="left"/>
+            </w:pPr>
+            <w:r>
+              <w:rPr>
+                <w:rFonts w:ascii="Arial" w:cs="Arial" w:eastAsia="Arial" w:hAnsi="Arial"/>
+                <w:b/>
+                <w:bCs/>
+                <w:i w:val="false"/>
+                <w:iCs w:val="false"/>
+                <w:color w:val="000000"/>
+                <w:sz w:val="18"/>
+                <w:szCs w:val="18"/>
+              </w:rPr>
+              <w:t xml:space="preserve">Driving Question Board (DQB) Creation</w:t>
             </w:r>
           </w:p>
           <w:p>
@@ -15571,7 +15571,7 @@
             <w:pPr>
               <w:spacing w:after="20" w:before="0"/>
             </w:pPr>
-            <w:hyperlink w:history="1" r:id="rIdde5sl6wm3_6oaadfixil0">
+            <w:hyperlink w:history="1" r:id="rIdlkvloofmklnjs4s67nw4s">
               <w:r>
                 <w:rPr>
                   <w:rFonts w:ascii="Arial" w:cs="Arial" w:eastAsia="Arial" w:hAnsi="Arial"/>
@@ -15604,7 +15604,7 @@
               <w:spacing w:after="10" w:before="0"/>
               <w:ind w:left="120"/>
             </w:pPr>
-            <w:hyperlink w:history="1" r:id="rId5vum3rsqco-ibtqhimbvd">
+            <w:hyperlink w:history="1" r:id="rIddpgyignyh2ueoy3xl5x4x">
               <w:r>
                 <w:rPr>
                   <w:rFonts w:ascii="Arial" w:cs="Arial" w:eastAsia="Arial" w:hAnsi="Arial"/>
@@ -15649,7 +15649,7 @@
             <w:pPr>
               <w:spacing w:after="20" w:before="0"/>
             </w:pPr>
-            <w:hyperlink w:history="1" r:id="rIdneeik8vmrs088uqhgirkr">
+            <w:hyperlink w:history="1" r:id="rIdw3aentp-lk8vhbambzoql">
               <w:r>
                 <w:rPr>
                   <w:rFonts w:ascii="Arial" w:cs="Arial" w:eastAsia="Arial" w:hAnsi="Arial"/>
@@ -15682,7 +15682,7 @@
               <w:spacing w:after="10" w:before="0"/>
               <w:ind w:left="120"/>
             </w:pPr>
-            <w:hyperlink w:history="1" r:id="rIdmz_5buovtwaclv0carb53">
+            <w:hyperlink w:history="1" r:id="rId2r20fdjpw5gpb_6el9r9z">
               <w:r>
                 <w:rPr>
                   <w:rFonts w:ascii="Arial" w:cs="Arial" w:eastAsia="Arial" w:hAnsi="Arial"/>
@@ -15829,32 +15829,32 @@
         <w:tc>
           <w:tcPr>
             <w:tcW w:type="dxa" w:w="1520"/>
-            <w:shd w:fill="F2F2F2" w:color="auto" w:val="clear"/>
-            <w:tcMar>
-              <w:top w:type="dxa" w:w="60"/>
-              <w:left w:type="dxa" w:w="120"/>
-              <w:bottom w:type="dxa" w:w="60"/>
-              <w:right w:type="dxa" w:w="120"/>
-            </w:tcMar>
-            <w:vAlign w:val="top"/>
-          </w:tcPr>
-          <w:p>
-            <w:pPr>
-              <w:spacing w:after="40" w:before="0"/>
-              <w:jc w:val="left"/>
-            </w:pPr>
-            <w:r>
-              <w:rPr>
-                <w:rFonts w:ascii="Arial" w:cs="Arial" w:eastAsia="Arial" w:hAnsi="Arial"/>
-                <w:b/>
-                <w:bCs/>
-                <w:i w:val="false"/>
-                <w:iCs w:val="false"/>
-                <w:color w:val="000000"/>
-                <w:sz w:val="18"/>
-                <w:szCs w:val="18"/>
-              </w:rPr>
-              <w:t xml:space="preserve">Phase 5 — MODEL BUILDING (10 minutes): Annotating the Cumulative Solid Diagram</w:t>
+            <w:shd w:fill="D5E8F0" w:color="auto" w:val="clear"/>
+            <w:tcMar>
+              <w:top w:type="dxa" w:w="60"/>
+              <w:left w:type="dxa" w:w="120"/>
+              <w:bottom w:type="dxa" w:w="60"/>
+              <w:right w:type="dxa" w:w="120"/>
+            </w:tcMar>
+            <w:vAlign w:val="top"/>
+          </w:tcPr>
+          <w:p>
+            <w:pPr>
+              <w:spacing w:after="40" w:before="0"/>
+              <w:jc w:val="left"/>
+            </w:pPr>
+            <w:r>
+              <w:rPr>
+                <w:rFonts w:ascii="Arial" w:cs="Arial" w:eastAsia="Arial" w:hAnsi="Arial"/>
+                <w:b/>
+                <w:bCs/>
+                <w:i w:val="false"/>
+                <w:iCs w:val="false"/>
+                <w:color w:val="000000"/>
+                <w:sz w:val="18"/>
+                <w:szCs w:val="18"/>
+              </w:rPr>
+              <w:t xml:space="preserve">Model Building Phase</w:t>
             </w:r>
           </w:p>
           <w:p>
@@ -15877,7 +15877,7 @@
             <w:pPr>
               <w:spacing w:after="20" w:before="0"/>
             </w:pPr>
-            <w:hyperlink w:history="1" r:id="rIdxazekxll3wfq3d-e7obzz">
+            <w:hyperlink w:history="1" r:id="rIdpduqge1viuo6et5dljt0z">
               <w:r>
                 <w:rPr>
                   <w:rFonts w:ascii="Arial" w:cs="Arial" w:eastAsia="Arial" w:hAnsi="Arial"/>
@@ -15910,7 +15910,7 @@
               <w:spacing w:after="10" w:before="0"/>
               <w:ind w:left="120"/>
             </w:pPr>
-            <w:hyperlink w:history="1" r:id="rIdfdi0xnp2-iklbpmdi3vu-">
+            <w:hyperlink w:history="1" r:id="rIdzu64zc0swqnwh_rzu6ozu">
               <w:r>
                 <w:rPr>
                   <w:rFonts w:ascii="Arial" w:cs="Arial" w:eastAsia="Arial" w:hAnsi="Arial"/>
@@ -15955,7 +15955,7 @@
             <w:pPr>
               <w:spacing w:after="20" w:before="0"/>
             </w:pPr>
-            <w:hyperlink w:history="1" r:id="rIdznnzpdzqy59ubanqsvyq6">
+            <w:hyperlink w:history="1" r:id="rId5jeqosciieea2u6ylbgx2">
               <w:r>
                 <w:rPr>
                   <w:rFonts w:ascii="Arial" w:cs="Arial" w:eastAsia="Arial" w:hAnsi="Arial"/>
@@ -15988,7 +15988,7 @@
               <w:spacing w:after="10" w:before="0"/>
               <w:ind w:left="120"/>
             </w:pPr>
-            <w:hyperlink w:history="1" r:id="rIdphswyqb-syixiofwrghrf">
+            <w:hyperlink w:history="1" r:id="rIdwbpsjoit_vwmf90wxjdsl">
               <w:r>
                 <w:rPr>
                   <w:rFonts w:ascii="Arial" w:cs="Arial" w:eastAsia="Arial" w:hAnsi="Arial"/>
@@ -17674,7 +17674,7 @@
             <w:pPr>
               <w:spacing w:after="20" w:before="0"/>
             </w:pPr>
-            <w:hyperlink w:history="1" r:id="rId6f_93cjt3w-tzexhemobc">
+            <w:hyperlink w:history="1" r:id="rIdbljciebasbezkzuub3jfj">
               <w:r>
                 <w:rPr>
                   <w:rFonts w:ascii="Arial" w:cs="Arial" w:eastAsia="Arial" w:hAnsi="Arial"/>
@@ -17707,7 +17707,7 @@
               <w:spacing w:after="10" w:before="0"/>
               <w:ind w:left="120"/>
             </w:pPr>
-            <w:hyperlink w:history="1" r:id="rIdxokf5hrfpniej1k2n7tng">
+            <w:hyperlink w:history="1" r:id="rIdxh_kze7sgcjwxxxujp48m">
               <w:r>
                 <w:rPr>
                   <w:rFonts w:ascii="Arial" w:cs="Arial" w:eastAsia="Arial" w:hAnsi="Arial"/>
@@ -17752,7 +17752,7 @@
             <w:pPr>
               <w:spacing w:after="20" w:before="0"/>
             </w:pPr>
-            <w:hyperlink w:history="1" r:id="rIdt4j2qhwmix40bjmkgb8kt">
+            <w:hyperlink w:history="1" r:id="rIdn3bb0wsm-njfk8cgplapf">
               <w:r>
                 <w:rPr>
                   <w:rFonts w:ascii="Arial" w:cs="Arial" w:eastAsia="Arial" w:hAnsi="Arial"/>
@@ -17785,7 +17785,7 @@
               <w:spacing w:after="10" w:before="0"/>
               <w:ind w:left="120"/>
             </w:pPr>
-            <w:hyperlink w:history="1" r:id="rIdbyt23xf_hsuomyget8onk">
+            <w:hyperlink w:history="1" r:id="rIdnlqxbl6szip4iiqapuy6e">
               <w:r>
                 <w:rPr>
                   <w:rFonts w:ascii="Arial" w:cs="Arial" w:eastAsia="Arial" w:hAnsi="Arial"/>
@@ -17980,7 +17980,7 @@
             <w:pPr>
               <w:spacing w:after="20" w:before="0"/>
             </w:pPr>
-            <w:hyperlink w:history="1" r:id="rId-abudg8papjumjmaintpa">
+            <w:hyperlink w:history="1" r:id="rIdz-cklkv9a7ljve7f0twsu">
               <w:r>
                 <w:rPr>
                   <w:rFonts w:ascii="Arial" w:cs="Arial" w:eastAsia="Arial" w:hAnsi="Arial"/>
@@ -18013,7 +18013,7 @@
               <w:spacing w:after="10" w:before="0"/>
               <w:ind w:left="120"/>
             </w:pPr>
-            <w:hyperlink w:history="1" r:id="rIdtqzvsqk0fuuypaymud_cr">
+            <w:hyperlink w:history="1" r:id="rIdbc9ncysvn_yq-dou7xma_">
               <w:r>
                 <w:rPr>
                   <w:rFonts w:ascii="Arial" w:cs="Arial" w:eastAsia="Arial" w:hAnsi="Arial"/>
@@ -18058,7 +18058,7 @@
             <w:pPr>
               <w:spacing w:after="20" w:before="0"/>
             </w:pPr>
-            <w:hyperlink w:history="1" r:id="rIdqakq7lail31ijv1kglkwm">
+            <w:hyperlink w:history="1" r:id="rIdasvhuuc002f8-jj-x9s5y">
               <w:r>
                 <w:rPr>
                   <w:rFonts w:ascii="Arial" w:cs="Arial" w:eastAsia="Arial" w:hAnsi="Arial"/>
@@ -18091,7 +18091,7 @@
               <w:spacing w:after="10" w:before="0"/>
               <w:ind w:left="120"/>
             </w:pPr>
-            <w:hyperlink w:history="1" r:id="rIddp08dis017pv4kykipbiu">
+            <w:hyperlink w:history="1" r:id="rIdrdjadlzr7fyda9esqv-ul">
               <w:r>
                 <w:rPr>
                   <w:rFonts w:ascii="Arial" w:cs="Arial" w:eastAsia="Arial" w:hAnsi="Arial"/>
@@ -18286,7 +18286,7 @@
             <w:pPr>
               <w:spacing w:after="20" w:before="0"/>
             </w:pPr>
-            <w:hyperlink w:history="1" r:id="rIdr0vvgqp8p1pkeicgqji7f">
+            <w:hyperlink w:history="1" r:id="rId5a8ez5b2wapnnapddjhae">
               <w:r>
                 <w:rPr>
                   <w:rFonts w:ascii="Arial" w:cs="Arial" w:eastAsia="Arial" w:hAnsi="Arial"/>
@@ -18319,7 +18319,7 @@
               <w:spacing w:after="10" w:before="0"/>
               <w:ind w:left="120"/>
             </w:pPr>
-            <w:hyperlink w:history="1" r:id="rId8l4chhco2huey9fchdabc">
+            <w:hyperlink w:history="1" r:id="rIddegdvs5igk2sbh-kcf-xi">
               <w:r>
                 <w:rPr>
                   <w:rFonts w:ascii="Arial" w:cs="Arial" w:eastAsia="Arial" w:hAnsi="Arial"/>
@@ -18364,7 +18364,7 @@
             <w:pPr>
               <w:spacing w:after="20" w:before="0"/>
             </w:pPr>
-            <w:hyperlink w:history="1" r:id="rIda5clogk9xrap_5ewq1wjc">
+            <w:hyperlink w:history="1" r:id="rId0blqkqvs3ikhlce0lxfw3">
               <w:r>
                 <w:rPr>
                   <w:rFonts w:ascii="Arial" w:cs="Arial" w:eastAsia="Arial" w:hAnsi="Arial"/>
@@ -18397,7 +18397,7 @@
               <w:spacing w:after="10" w:before="0"/>
               <w:ind w:left="120"/>
             </w:pPr>
-            <w:hyperlink w:history="1" r:id="rId_2t9rm1ck-k6mokxn6tmd">
+            <w:hyperlink w:history="1" r:id="rId61iyginndipm-7kqua-kp">
               <w:r>
                 <w:rPr>
                   <w:rFonts w:ascii="Arial" w:cs="Arial" w:eastAsia="Arial" w:hAnsi="Arial"/>
@@ -18592,7 +18592,7 @@
             <w:pPr>
               <w:spacing w:after="20" w:before="0"/>
             </w:pPr>
-            <w:hyperlink w:history="1" r:id="rIdqvvll_c9g2hhgpvufpi2k">
+            <w:hyperlink w:history="1" r:id="rIdzxcxunxqvkkunqhwobr9m">
               <w:r>
                 <w:rPr>
                   <w:rFonts w:ascii="Arial" w:cs="Arial" w:eastAsia="Arial" w:hAnsi="Arial"/>
@@ -18625,7 +18625,7 @@
               <w:spacing w:after="10" w:before="0"/>
               <w:ind w:left="120"/>
             </w:pPr>
-            <w:hyperlink w:history="1" r:id="rIdbmpmncw7icag8gkhke3uq">
+            <w:hyperlink w:history="1" r:id="rIdaeywwjn_kyx55fl4plo1m">
               <w:r>
                 <w:rPr>
                   <w:rFonts w:ascii="Arial" w:cs="Arial" w:eastAsia="Arial" w:hAnsi="Arial"/>
@@ -18670,7 +18670,7 @@
             <w:pPr>
               <w:spacing w:after="20" w:before="0"/>
             </w:pPr>
-            <w:hyperlink w:history="1" r:id="rIdcko5-jztiyhjf3yzamj2w">
+            <w:hyperlink w:history="1" r:id="rIdhba12ulle3dvhhnhsz1iw">
               <w:r>
                 <w:rPr>
                   <w:rFonts w:ascii="Arial" w:cs="Arial" w:eastAsia="Arial" w:hAnsi="Arial"/>
@@ -18703,7 +18703,7 @@
               <w:spacing w:after="10" w:before="0"/>
               <w:ind w:left="120"/>
             </w:pPr>
-            <w:hyperlink w:history="1" r:id="rIdw3oblnwofv0zr8_v3miss">
+            <w:hyperlink w:history="1" r:id="rIdmoilv9dc08f9zdi87_ns2">
               <w:r>
                 <w:rPr>
                   <w:rFonts w:ascii="Arial" w:cs="Arial" w:eastAsia="Arial" w:hAnsi="Arial"/>
@@ -18898,7 +18898,7 @@
             <w:pPr>
               <w:spacing w:after="20" w:before="0"/>
             </w:pPr>
-            <w:hyperlink w:history="1" r:id="rIdausykbmenvdvsiikfji8r">
+            <w:hyperlink w:history="1" r:id="rIdyge3z1p3cz7onfpcwyf-4">
               <w:r>
                 <w:rPr>
                   <w:rFonts w:ascii="Arial" w:cs="Arial" w:eastAsia="Arial" w:hAnsi="Arial"/>
@@ -18931,7 +18931,7 @@
               <w:spacing w:after="10" w:before="0"/>
               <w:ind w:left="120"/>
             </w:pPr>
-            <w:hyperlink w:history="1" r:id="rIdamhtnz8ww-jiw0mu4zkwo">
+            <w:hyperlink w:history="1" r:id="rIdsypdyg3aa3jxovobnlg9s">
               <w:r>
                 <w:rPr>
                   <w:rFonts w:ascii="Arial" w:cs="Arial" w:eastAsia="Arial" w:hAnsi="Arial"/>
@@ -18976,7 +18976,7 @@
             <w:pPr>
               <w:spacing w:after="20" w:before="0"/>
             </w:pPr>
-            <w:hyperlink w:history="1" r:id="rIdvhf6xikopqr0sa2vccblp">
+            <w:hyperlink w:history="1" r:id="rIdqli9nvju8miwc64xdya-4">
               <w:r>
                 <w:rPr>
                   <w:rFonts w:ascii="Arial" w:cs="Arial" w:eastAsia="Arial" w:hAnsi="Arial"/>
@@ -19009,7 +19009,7 @@
               <w:spacing w:after="10" w:before="0"/>
               <w:ind w:left="120"/>
             </w:pPr>
-            <w:hyperlink w:history="1" r:id="rIdr4o11uoicr17g3j7pskhd">
+            <w:hyperlink w:history="1" r:id="rIdj4wc2v2zo2ypd9mi1a8wx">
               <w:r>
                 <w:rPr>
                   <w:rFonts w:ascii="Arial" w:cs="Arial" w:eastAsia="Arial" w:hAnsi="Arial"/>
@@ -20600,32 +20600,32 @@
         <w:tc>
           <w:tcPr>
             <w:tcW w:type="dxa" w:w="1520"/>
-            <w:shd w:fill="F2F2F2" w:color="auto" w:val="clear"/>
-            <w:tcMar>
-              <w:top w:type="dxa" w:w="60"/>
-              <w:left w:type="dxa" w:w="120"/>
-              <w:bottom w:type="dxa" w:w="60"/>
-              <w:right w:type="dxa" w:w="120"/>
-            </w:tcMar>
-            <w:vAlign w:val="top"/>
-          </w:tcPr>
-          <w:p>
-            <w:pPr>
-              <w:spacing w:after="40" w:before="0"/>
-              <w:jc w:val="left"/>
-            </w:pPr>
-            <w:r>
-              <w:rPr>
-                <w:rFonts w:ascii="Arial" w:cs="Arial" w:eastAsia="Arial" w:hAnsi="Arial"/>
-                <w:b/>
-                <w:bCs/>
-                <w:i w:val="false"/>
-                <w:iCs w:val="false"/>
-                <w:color w:val="000000"/>
-                <w:sz w:val="18"/>
-                <w:szCs w:val="18"/>
-              </w:rPr>
-              <w:t xml:space="preserve">Phase 1: Predict</w:t>
+            <w:shd w:fill="EAD1F5" w:color="auto" w:val="clear"/>
+            <w:tcMar>
+              <w:top w:type="dxa" w:w="60"/>
+              <w:left w:type="dxa" w:w="120"/>
+              <w:bottom w:type="dxa" w:w="60"/>
+              <w:right w:type="dxa" w:w="120"/>
+            </w:tcMar>
+            <w:vAlign w:val="top"/>
+          </w:tcPr>
+          <w:p>
+            <w:pPr>
+              <w:spacing w:after="40" w:before="0"/>
+              <w:jc w:val="left"/>
+            </w:pPr>
+            <w:r>
+              <w:rPr>
+                <w:rFonts w:ascii="Arial" w:cs="Arial" w:eastAsia="Arial" w:hAnsi="Arial"/>
+                <w:b/>
+                <w:bCs/>
+                <w:i w:val="false"/>
+                <w:iCs w:val="false"/>
+                <w:color w:val="000000"/>
+                <w:sz w:val="18"/>
+                <w:szCs w:val="18"/>
+              </w:rPr>
+              <w:t xml:space="preserve">Predict Phase</w:t>
             </w:r>
           </w:p>
           <w:p>
@@ -20648,7 +20648,7 @@
             <w:pPr>
               <w:spacing w:after="20" w:before="0"/>
             </w:pPr>
-            <w:hyperlink w:history="1" r:id="rIdqswx5ehqtkoj--kwihlxb">
+            <w:hyperlink w:history="1" r:id="rIdrjmngquoll2gbn1fwvdsw">
               <w:r>
                 <w:rPr>
                   <w:rFonts w:ascii="Arial" w:cs="Arial" w:eastAsia="Arial" w:hAnsi="Arial"/>
@@ -20681,7 +20681,7 @@
               <w:spacing w:after="10" w:before="0"/>
               <w:ind w:left="120"/>
             </w:pPr>
-            <w:hyperlink w:history="1" r:id="rIdcnz90hlumn-hncr-snqby">
+            <w:hyperlink w:history="1" r:id="rIdnhfyy8518eoxllqrg-bep">
               <w:r>
                 <w:rPr>
                   <w:rFonts w:ascii="Arial" w:cs="Arial" w:eastAsia="Arial" w:hAnsi="Arial"/>
@@ -20726,7 +20726,7 @@
             <w:pPr>
               <w:spacing w:after="20" w:before="0"/>
             </w:pPr>
-            <w:hyperlink w:history="1" r:id="rIdvfq6afr4bgbvaxmjcdarr">
+            <w:hyperlink w:history="1" r:id="rIdodhcqbujvqw3y-icszugq">
               <w:r>
                 <w:rPr>
                   <w:rFonts w:ascii="Arial" w:cs="Arial" w:eastAsia="Arial" w:hAnsi="Arial"/>
@@ -20759,7 +20759,7 @@
               <w:spacing w:after="10" w:before="0"/>
               <w:ind w:left="120"/>
             </w:pPr>
-            <w:hyperlink w:history="1" r:id="rIdtepa3dkvukeupamvatz0t">
+            <w:hyperlink w:history="1" r:id="rIdudhhj_tutehq7w6zyizxu">
               <w:r>
                 <w:rPr>
                   <w:rFonts w:ascii="Arial" w:cs="Arial" w:eastAsia="Arial" w:hAnsi="Arial"/>
@@ -20906,32 +20906,32 @@
         <w:tc>
           <w:tcPr>
             <w:tcW w:type="dxa" w:w="1520"/>
-            <w:shd w:fill="F2F2F2" w:color="auto" w:val="clear"/>
-            <w:tcMar>
-              <w:top w:type="dxa" w:w="60"/>
-              <w:left w:type="dxa" w:w="120"/>
-              <w:bottom w:type="dxa" w:w="60"/>
-              <w:right w:type="dxa" w:w="120"/>
-            </w:tcMar>
-            <w:vAlign w:val="top"/>
-          </w:tcPr>
-          <w:p>
-            <w:pPr>
-              <w:spacing w:after="40" w:before="0"/>
-              <w:jc w:val="left"/>
-            </w:pPr>
-            <w:r>
-              <w:rPr>
-                <w:rFonts w:ascii="Arial" w:cs="Arial" w:eastAsia="Arial" w:hAnsi="Arial"/>
-                <w:b/>
-                <w:bCs/>
-                <w:i w:val="false"/>
-                <w:iCs w:val="false"/>
-                <w:color w:val="000000"/>
-                <w:sz w:val="18"/>
-                <w:szCs w:val="18"/>
-              </w:rPr>
-              <w:t xml:space="preserve">Phase 2: Observe</w:t>
+            <w:shd w:fill="D9EEF1" w:color="auto" w:val="clear"/>
+            <w:tcMar>
+              <w:top w:type="dxa" w:w="60"/>
+              <w:left w:type="dxa" w:w="120"/>
+              <w:bottom w:type="dxa" w:w="60"/>
+              <w:right w:type="dxa" w:w="120"/>
+            </w:tcMar>
+            <w:vAlign w:val="top"/>
+          </w:tcPr>
+          <w:p>
+            <w:pPr>
+              <w:spacing w:after="40" w:before="0"/>
+              <w:jc w:val="left"/>
+            </w:pPr>
+            <w:r>
+              <w:rPr>
+                <w:rFonts w:ascii="Arial" w:cs="Arial" w:eastAsia="Arial" w:hAnsi="Arial"/>
+                <w:b/>
+                <w:bCs/>
+                <w:i w:val="false"/>
+                <w:iCs w:val="false"/>
+                <w:color w:val="000000"/>
+                <w:sz w:val="18"/>
+                <w:szCs w:val="18"/>
+              </w:rPr>
+              <w:t xml:space="preserve">Observe Phase</w:t>
             </w:r>
           </w:p>
           <w:p>
@@ -20954,7 +20954,7 @@
             <w:pPr>
               <w:spacing w:after="20" w:before="0"/>
             </w:pPr>
-            <w:hyperlink w:history="1" r:id="rId1krvsb9tv3egtq0frj9vg">
+            <w:hyperlink w:history="1" r:id="rIdktsxtojh0try24zttqsc3">
               <w:r>
                 <w:rPr>
                   <w:rFonts w:ascii="Arial" w:cs="Arial" w:eastAsia="Arial" w:hAnsi="Arial"/>
@@ -20987,7 +20987,7 @@
               <w:spacing w:after="10" w:before="0"/>
               <w:ind w:left="120"/>
             </w:pPr>
-            <w:hyperlink w:history="1" r:id="rIdgqfeq6nvpmwa-o4prsfvi">
+            <w:hyperlink w:history="1" r:id="rIdbz03iefdfygosy5ngz0od">
               <w:r>
                 <w:rPr>
                   <w:rFonts w:ascii="Arial" w:cs="Arial" w:eastAsia="Arial" w:hAnsi="Arial"/>
@@ -21032,7 +21032,7 @@
             <w:pPr>
               <w:spacing w:after="20" w:before="0"/>
             </w:pPr>
-            <w:hyperlink w:history="1" r:id="rIdtfer7pzkthh0crhefazrf">
+            <w:hyperlink w:history="1" r:id="rIdiupbho8se8xxju6oou71m">
               <w:r>
                 <w:rPr>
                   <w:rFonts w:ascii="Arial" w:cs="Arial" w:eastAsia="Arial" w:hAnsi="Arial"/>
@@ -21065,7 +21065,7 @@
               <w:spacing w:after="10" w:before="0"/>
               <w:ind w:left="120"/>
             </w:pPr>
-            <w:hyperlink w:history="1" r:id="rIdrfjporkbskk7xxsbzsot4">
+            <w:hyperlink w:history="1" r:id="rIduf8hiai4mkjb355jmgm6w">
               <w:r>
                 <w:rPr>
                   <w:rFonts w:ascii="Arial" w:cs="Arial" w:eastAsia="Arial" w:hAnsi="Arial"/>
@@ -21516,32 +21516,32 @@
         <w:tc>
           <w:tcPr>
             <w:tcW w:type="dxa" w:w="1520"/>
-            <w:shd w:fill="F2F2F2" w:color="auto" w:val="clear"/>
-            <w:tcMar>
-              <w:top w:type="dxa" w:w="60"/>
-              <w:left w:type="dxa" w:w="120"/>
-              <w:bottom w:type="dxa" w:w="60"/>
-              <w:right w:type="dxa" w:w="120"/>
-            </w:tcMar>
-            <w:vAlign w:val="top"/>
-          </w:tcPr>
-          <w:p>
-            <w:pPr>
-              <w:spacing w:after="40" w:before="0"/>
-              <w:jc w:val="left"/>
-            </w:pPr>
-            <w:r>
-              <w:rPr>
-                <w:rFonts w:ascii="Arial" w:cs="Arial" w:eastAsia="Arial" w:hAnsi="Arial"/>
-                <w:b/>
-                <w:bCs/>
-                <w:i w:val="false"/>
-                <w:iCs w:val="false"/>
-                <w:color w:val="000000"/>
-                <w:sz w:val="18"/>
-                <w:szCs w:val="18"/>
-              </w:rPr>
-              <w:t xml:space="preserve">Phase 3: Explain</w:t>
+            <w:shd w:fill="E2EFDA" w:color="auto" w:val="clear"/>
+            <w:tcMar>
+              <w:top w:type="dxa" w:w="60"/>
+              <w:left w:type="dxa" w:w="120"/>
+              <w:bottom w:type="dxa" w:w="60"/>
+              <w:right w:type="dxa" w:w="120"/>
+            </w:tcMar>
+            <w:vAlign w:val="top"/>
+          </w:tcPr>
+          <w:p>
+            <w:pPr>
+              <w:spacing w:after="40" w:before="0"/>
+              <w:jc w:val="left"/>
+            </w:pPr>
+            <w:r>
+              <w:rPr>
+                <w:rFonts w:ascii="Arial" w:cs="Arial" w:eastAsia="Arial" w:hAnsi="Arial"/>
+                <w:b/>
+                <w:bCs/>
+                <w:i w:val="false"/>
+                <w:iCs w:val="false"/>
+                <w:color w:val="000000"/>
+                <w:sz w:val="18"/>
+                <w:szCs w:val="18"/>
+              </w:rPr>
+              <w:t xml:space="preserve">Explain Phase</w:t>
             </w:r>
           </w:p>
           <w:p>
@@ -21564,7 +21564,7 @@
             <w:pPr>
               <w:spacing w:after="20" w:before="0"/>
             </w:pPr>
-            <w:hyperlink w:history="1" r:id="rIdiesnlp5qp9glnjj3gsyjb">
+            <w:hyperlink w:history="1" r:id="rIdh8r4ly4rhrhjnjm3almvo">
               <w:r>
                 <w:rPr>
                   <w:rFonts w:ascii="Arial" w:cs="Arial" w:eastAsia="Arial" w:hAnsi="Arial"/>
@@ -21597,7 +21597,7 @@
               <w:spacing w:after="10" w:before="0"/>
               <w:ind w:left="120"/>
             </w:pPr>
-            <w:hyperlink w:history="1" r:id="rIdj4lfwrpxvoj-flwapmi27">
+            <w:hyperlink w:history="1" r:id="rIdycbktmj5c_aok5u_rffxr">
               <w:r>
                 <w:rPr>
                   <w:rFonts w:ascii="Arial" w:cs="Arial" w:eastAsia="Arial" w:hAnsi="Arial"/>
@@ -21642,7 +21642,7 @@
             <w:pPr>
               <w:spacing w:after="20" w:before="0"/>
             </w:pPr>
-            <w:hyperlink w:history="1" r:id="rIdb_x5xr0472iwt8y8ztris">
+            <w:hyperlink w:history="1" r:id="rIdq-by7-9rivltzk8dl0cik">
               <w:r>
                 <w:rPr>
                   <w:rFonts w:ascii="Arial" w:cs="Arial" w:eastAsia="Arial" w:hAnsi="Arial"/>
@@ -21675,7 +21675,7 @@
               <w:spacing w:after="10" w:before="0"/>
               <w:ind w:left="120"/>
             </w:pPr>
-            <w:hyperlink w:history="1" r:id="rId58tflpikmavj0tydfmv7g">
+            <w:hyperlink w:history="1" r:id="rIdcwgdw26cc9qyb6k47vgrr">
               <w:r>
                 <w:rPr>
                   <w:rFonts w:ascii="Arial" w:cs="Arial" w:eastAsia="Arial" w:hAnsi="Arial"/>
@@ -21993,32 +21993,32 @@
         <w:tc>
           <w:tcPr>
             <w:tcW w:type="dxa" w:w="1520"/>
-            <w:shd w:fill="F2F2F2" w:color="auto" w:val="clear"/>
-            <w:tcMar>
-              <w:top w:type="dxa" w:w="60"/>
-              <w:left w:type="dxa" w:w="120"/>
-              <w:bottom w:type="dxa" w:w="60"/>
-              <w:right w:type="dxa" w:w="120"/>
-            </w:tcMar>
-            <w:vAlign w:val="top"/>
-          </w:tcPr>
-          <w:p>
-            <w:pPr>
-              <w:spacing w:after="40" w:before="0"/>
-              <w:jc w:val="left"/>
-            </w:pPr>
-            <w:r>
-              <w:rPr>
-                <w:rFonts w:ascii="Arial" w:cs="Arial" w:eastAsia="Arial" w:hAnsi="Arial"/>
-                <w:b/>
-                <w:bCs/>
-                <w:i w:val="false"/>
-                <w:iCs w:val="false"/>
-                <w:color w:val="000000"/>
-                <w:sz w:val="18"/>
-                <w:szCs w:val="18"/>
-              </w:rPr>
-              <w:t xml:space="preserve">Phase 4: Driving Question Board (DQB) Update</w:t>
+            <w:shd w:fill="FCE4D6" w:color="auto" w:val="clear"/>
+            <w:tcMar>
+              <w:top w:type="dxa" w:w="60"/>
+              <w:left w:type="dxa" w:w="120"/>
+              <w:bottom w:type="dxa" w:w="60"/>
+              <w:right w:type="dxa" w:w="120"/>
+            </w:tcMar>
+            <w:vAlign w:val="top"/>
+          </w:tcPr>
+          <w:p>
+            <w:pPr>
+              <w:spacing w:after="40" w:before="0"/>
+              <w:jc w:val="left"/>
+            </w:pPr>
+            <w:r>
+              <w:rPr>
+                <w:rFonts w:ascii="Arial" w:cs="Arial" w:eastAsia="Arial" w:hAnsi="Arial"/>
+                <w:b/>
+                <w:bCs/>
+                <w:i w:val="false"/>
+                <w:iCs w:val="false"/>
+                <w:color w:val="000000"/>
+                <w:sz w:val="18"/>
+                <w:szCs w:val="18"/>
+              </w:rPr>
+              <w:t xml:space="preserve">Driving Question Board (DQB) Creation</w:t>
             </w:r>
           </w:p>
           <w:p>
@@ -22041,7 +22041,7 @@
             <w:pPr>
               <w:spacing w:after="20" w:before="0"/>
             </w:pPr>
-            <w:hyperlink w:history="1" r:id="rIdy_dpg5qnaemlo9zc8lpit">
+            <w:hyperlink w:history="1" r:id="rIdnsvwllkhg8irb5ujaappp">
               <w:r>
                 <w:rPr>
                   <w:rFonts w:ascii="Arial" w:cs="Arial" w:eastAsia="Arial" w:hAnsi="Arial"/>
@@ -22074,7 +22074,7 @@
               <w:spacing w:after="10" w:before="0"/>
               <w:ind w:left="120"/>
             </w:pPr>
-            <w:hyperlink w:history="1" r:id="rIdh_wtbk9aadi-b84hinwih">
+            <w:hyperlink w:history="1" r:id="rIdoc7p21t679wgyfrscn7xt">
               <w:r>
                 <w:rPr>
                   <w:rFonts w:ascii="Arial" w:cs="Arial" w:eastAsia="Arial" w:hAnsi="Arial"/>
@@ -22119,7 +22119,7 @@
             <w:pPr>
               <w:spacing w:after="20" w:before="0"/>
             </w:pPr>
-            <w:hyperlink w:history="1" r:id="rIdu5imy0cbti3w4dmeuhexv">
+            <w:hyperlink w:history="1" r:id="rIdv2d_d6429wg3-htislfwh">
               <w:r>
                 <w:rPr>
                   <w:rFonts w:ascii="Arial" w:cs="Arial" w:eastAsia="Arial" w:hAnsi="Arial"/>
@@ -22152,7 +22152,7 @@
               <w:spacing w:after="10" w:before="0"/>
               <w:ind w:left="120"/>
             </w:pPr>
-            <w:hyperlink w:history="1" r:id="rIdvifwdma4oavjimdvgdqhi">
+            <w:hyperlink w:history="1" r:id="rIdrv277knroyz8wiucs--zm">
               <w:r>
                 <w:rPr>
                   <w:rFonts w:ascii="Arial" w:cs="Arial" w:eastAsia="Arial" w:hAnsi="Arial"/>
@@ -22299,32 +22299,32 @@
         <w:tc>
           <w:tcPr>
             <w:tcW w:type="dxa" w:w="1520"/>
-            <w:shd w:fill="F2F2F2" w:color="auto" w:val="clear"/>
-            <w:tcMar>
-              <w:top w:type="dxa" w:w="60"/>
-              <w:left w:type="dxa" w:w="120"/>
-              <w:bottom w:type="dxa" w:w="60"/>
-              <w:right w:type="dxa" w:w="120"/>
-            </w:tcMar>
-            <w:vAlign w:val="top"/>
-          </w:tcPr>
-          <w:p>
-            <w:pPr>
-              <w:spacing w:after="40" w:before="0"/>
-              <w:jc w:val="left"/>
-            </w:pPr>
-            <w:r>
-              <w:rPr>
-                <w:rFonts w:ascii="Arial" w:cs="Arial" w:eastAsia="Arial" w:hAnsi="Arial"/>
-                <w:b/>
-                <w:bCs/>
-                <w:i w:val="false"/>
-                <w:iCs w:val="false"/>
-                <w:color w:val="000000"/>
-                <w:sz w:val="18"/>
-                <w:szCs w:val="18"/>
-              </w:rPr>
-              <w:t xml:space="preserve">Phase 5: Model Building</w:t>
+            <w:shd w:fill="D5E8F0" w:color="auto" w:val="clear"/>
+            <w:tcMar>
+              <w:top w:type="dxa" w:w="60"/>
+              <w:left w:type="dxa" w:w="120"/>
+              <w:bottom w:type="dxa" w:w="60"/>
+              <w:right w:type="dxa" w:w="120"/>
+            </w:tcMar>
+            <w:vAlign w:val="top"/>
+          </w:tcPr>
+          <w:p>
+            <w:pPr>
+              <w:spacing w:after="40" w:before="0"/>
+              <w:jc w:val="left"/>
+            </w:pPr>
+            <w:r>
+              <w:rPr>
+                <w:rFonts w:ascii="Arial" w:cs="Arial" w:eastAsia="Arial" w:hAnsi="Arial"/>
+                <w:b/>
+                <w:bCs/>
+                <w:i w:val="false"/>
+                <w:iCs w:val="false"/>
+                <w:color w:val="000000"/>
+                <w:sz w:val="18"/>
+                <w:szCs w:val="18"/>
+              </w:rPr>
+              <w:t xml:space="preserve">Model Building Phase</w:t>
             </w:r>
           </w:p>
           <w:p>
@@ -22347,7 +22347,7 @@
             <w:pPr>
               <w:spacing w:after="20" w:before="0"/>
             </w:pPr>
-            <w:hyperlink w:history="1" r:id="rIdanvmbru2kphb_nzwxvj6t">
+            <w:hyperlink w:history="1" r:id="rIdtcnmz8hwzwzkn5pcugce1">
               <w:r>
                 <w:rPr>
                   <w:rFonts w:ascii="Arial" w:cs="Arial" w:eastAsia="Arial" w:hAnsi="Arial"/>
@@ -22380,7 +22380,7 @@
               <w:spacing w:after="10" w:before="0"/>
               <w:ind w:left="120"/>
             </w:pPr>
-            <w:hyperlink w:history="1" r:id="rIdx4ec03onmw3g9zjibdofg">
+            <w:hyperlink w:history="1" r:id="rIdqlapil6r5xswzp2lagujp">
               <w:r>
                 <w:rPr>
                   <w:rFonts w:ascii="Arial" w:cs="Arial" w:eastAsia="Arial" w:hAnsi="Arial"/>
@@ -22425,7 +22425,7 @@
             <w:pPr>
               <w:spacing w:after="20" w:before="0"/>
             </w:pPr>
-            <w:hyperlink w:history="1" r:id="rIdk7ufes7cibgzwk5270x8s">
+            <w:hyperlink w:history="1" r:id="rIdwaqihwqwjot1lr_gltfyp">
               <w:r>
                 <w:rPr>
                   <w:rFonts w:ascii="Arial" w:cs="Arial" w:eastAsia="Arial" w:hAnsi="Arial"/>
@@ -22458,7 +22458,7 @@
               <w:spacing w:after="10" w:before="0"/>
               <w:ind w:left="120"/>
             </w:pPr>
-            <w:hyperlink w:history="1" r:id="rIdbm2m7jcgxytb6mwfotbuz">
+            <w:hyperlink w:history="1" r:id="rIduozrulwcegrmfkcu9sk_a">
               <w:r>
                 <w:rPr>
                   <w:rFonts w:ascii="Arial" w:cs="Arial" w:eastAsia="Arial" w:hAnsi="Arial"/>
@@ -23897,32 +23897,32 @@
         <w:tc>
           <w:tcPr>
             <w:tcW w:type="dxa" w:w="1520"/>
-            <w:shd w:fill="F2F2F2" w:color="auto" w:val="clear"/>
-            <w:tcMar>
-              <w:top w:type="dxa" w:w="60"/>
-              <w:left w:type="dxa" w:w="120"/>
-              <w:bottom w:type="dxa" w:w="60"/>
-              <w:right w:type="dxa" w:w="120"/>
-            </w:tcMar>
-            <w:vAlign w:val="top"/>
-          </w:tcPr>
-          <w:p>
-            <w:pPr>
-              <w:spacing w:after="40" w:before="0"/>
-              <w:jc w:val="left"/>
-            </w:pPr>
-            <w:r>
-              <w:rPr>
-                <w:rFonts w:ascii="Arial" w:cs="Arial" w:eastAsia="Arial" w:hAnsi="Arial"/>
-                <w:b/>
-                <w:bCs/>
-                <w:i w:val="false"/>
-                <w:iCs w:val="false"/>
-                <w:color w:val="000000"/>
-                <w:sz w:val="18"/>
-                <w:szCs w:val="18"/>
-              </w:rPr>
-              <w:t xml:space="preserve">1 — Predict Phase: Revisiting the Opening Puzzle</w:t>
+            <w:shd w:fill="EAD1F5" w:color="auto" w:val="clear"/>
+            <w:tcMar>
+              <w:top w:type="dxa" w:w="60"/>
+              <w:left w:type="dxa" w:w="120"/>
+              <w:bottom w:type="dxa" w:w="60"/>
+              <w:right w:type="dxa" w:w="120"/>
+            </w:tcMar>
+            <w:vAlign w:val="top"/>
+          </w:tcPr>
+          <w:p>
+            <w:pPr>
+              <w:spacing w:after="40" w:before="0"/>
+              <w:jc w:val="left"/>
+            </w:pPr>
+            <w:r>
+              <w:rPr>
+                <w:rFonts w:ascii="Arial" w:cs="Arial" w:eastAsia="Arial" w:hAnsi="Arial"/>
+                <w:b/>
+                <w:bCs/>
+                <w:i w:val="false"/>
+                <w:iCs w:val="false"/>
+                <w:color w:val="000000"/>
+                <w:sz w:val="18"/>
+                <w:szCs w:val="18"/>
+              </w:rPr>
+              <w:t xml:space="preserve">Predict Phase</w:t>
             </w:r>
           </w:p>
           <w:p>
@@ -23945,7 +23945,7 @@
             <w:pPr>
               <w:spacing w:after="20" w:before="0"/>
             </w:pPr>
-            <w:hyperlink w:history="1" r:id="rId8zde8suaqn9bwlexh5yup">
+            <w:hyperlink w:history="1" r:id="rIdpxitzabyh6cfqimdml5hx">
               <w:r>
                 <w:rPr>
                   <w:rFonts w:ascii="Arial" w:cs="Arial" w:eastAsia="Arial" w:hAnsi="Arial"/>
@@ -23978,7 +23978,7 @@
               <w:spacing w:after="10" w:before="0"/>
               <w:ind w:left="120"/>
             </w:pPr>
-            <w:hyperlink w:history="1" r:id="rIdxrq7fgevswxrinyjahk5c">
+            <w:hyperlink w:history="1" r:id="rIdzbtwn_dhl43wulykaiono">
               <w:r>
                 <w:rPr>
                   <w:rFonts w:ascii="Arial" w:cs="Arial" w:eastAsia="Arial" w:hAnsi="Arial"/>
@@ -24023,7 +24023,7 @@
             <w:pPr>
               <w:spacing w:after="20" w:before="0"/>
             </w:pPr>
-            <w:hyperlink w:history="1" r:id="rIdrsqmmypc2r711kjdu06hq">
+            <w:hyperlink w:history="1" r:id="rIdqmyroxgtwwnktcumxzj-f">
               <w:r>
                 <w:rPr>
                   <w:rFonts w:ascii="Arial" w:cs="Arial" w:eastAsia="Arial" w:hAnsi="Arial"/>
@@ -24056,7 +24056,7 @@
               <w:spacing w:after="10" w:before="0"/>
               <w:ind w:left="120"/>
             </w:pPr>
-            <w:hyperlink w:history="1" r:id="rIdlhximzpyxzb7m2xbymfve">
+            <w:hyperlink w:history="1" r:id="rIdowgauojuexzuyqrd_bvsl">
               <w:r>
                 <w:rPr>
                   <w:rFonts w:ascii="Arial" w:cs="Arial" w:eastAsia="Arial" w:hAnsi="Arial"/>
@@ -24203,32 +24203,32 @@
         <w:tc>
           <w:tcPr>
             <w:tcW w:type="dxa" w:w="1520"/>
-            <w:shd w:fill="F2F2F2" w:color="auto" w:val="clear"/>
-            <w:tcMar>
-              <w:top w:type="dxa" w:w="60"/>
-              <w:left w:type="dxa" w:w="120"/>
-              <w:bottom w:type="dxa" w:w="60"/>
-              <w:right w:type="dxa" w:w="120"/>
-            </w:tcMar>
-            <w:vAlign w:val="top"/>
-          </w:tcPr>
-          <w:p>
-            <w:pPr>
-              <w:spacing w:after="40" w:before="0"/>
-              <w:jc w:val="left"/>
-            </w:pPr>
-            <w:r>
-              <w:rPr>
-                <w:rFonts w:ascii="Arial" w:cs="Arial" w:eastAsia="Arial" w:hAnsi="Arial"/>
-                <w:b/>
-                <w:bCs/>
-                <w:i w:val="false"/>
-                <w:iCs w:val="false"/>
-                <w:color w:val="000000"/>
-                <w:sz w:val="18"/>
-                <w:szCs w:val="18"/>
-              </w:rPr>
-              <w:t xml:space="preserve">2 — Observe Phase: Project Presentation Gallery Walk</w:t>
+            <w:shd w:fill="D9EEF1" w:color="auto" w:val="clear"/>
+            <w:tcMar>
+              <w:top w:type="dxa" w:w="60"/>
+              <w:left w:type="dxa" w:w="120"/>
+              <w:bottom w:type="dxa" w:w="60"/>
+              <w:right w:type="dxa" w:w="120"/>
+            </w:tcMar>
+            <w:vAlign w:val="top"/>
+          </w:tcPr>
+          <w:p>
+            <w:pPr>
+              <w:spacing w:after="40" w:before="0"/>
+              <w:jc w:val="left"/>
+            </w:pPr>
+            <w:r>
+              <w:rPr>
+                <w:rFonts w:ascii="Arial" w:cs="Arial" w:eastAsia="Arial" w:hAnsi="Arial"/>
+                <w:b/>
+                <w:bCs/>
+                <w:i w:val="false"/>
+                <w:iCs w:val="false"/>
+                <w:color w:val="000000"/>
+                <w:sz w:val="18"/>
+                <w:szCs w:val="18"/>
+              </w:rPr>
+              <w:t xml:space="preserve">Observe Phase</w:t>
             </w:r>
           </w:p>
           <w:p>
@@ -24251,7 +24251,7 @@
             <w:pPr>
               <w:spacing w:after="20" w:before="0"/>
             </w:pPr>
-            <w:hyperlink w:history="1" r:id="rIdulvya0usjqyyaky5v_fre">
+            <w:hyperlink w:history="1" r:id="rIdrcbqm_bbn46jspfwso-qu">
               <w:r>
                 <w:rPr>
                   <w:rFonts w:ascii="Arial" w:cs="Arial" w:eastAsia="Arial" w:hAnsi="Arial"/>
@@ -24284,7 +24284,7 @@
               <w:spacing w:after="10" w:before="0"/>
               <w:ind w:left="120"/>
             </w:pPr>
-            <w:hyperlink w:history="1" r:id="rIdev0vqptskfzm5faooobk-">
+            <w:hyperlink w:history="1" r:id="rIdszvkkxchedkhlicwtfukg">
               <w:r>
                 <w:rPr>
                   <w:rFonts w:ascii="Arial" w:cs="Arial" w:eastAsia="Arial" w:hAnsi="Arial"/>
@@ -24329,7 +24329,7 @@
             <w:pPr>
               <w:spacing w:after="20" w:before="0"/>
             </w:pPr>
-            <w:hyperlink w:history="1" r:id="rId7mya3vg1cpzgsrwl1lbmz">
+            <w:hyperlink w:history="1" r:id="rIdkxmrlv670jatqgdkjglm9">
               <w:r>
                 <w:rPr>
                   <w:rFonts w:ascii="Arial" w:cs="Arial" w:eastAsia="Arial" w:hAnsi="Arial"/>
@@ -24362,7 +24362,7 @@
               <w:spacing w:after="10" w:before="0"/>
               <w:ind w:left="120"/>
             </w:pPr>
-            <w:hyperlink w:history="1" r:id="rIdtr0-orbc33oswaovkt3rb">
+            <w:hyperlink w:history="1" r:id="rId_rdotpf0mbdn-zyotf1q1">
               <w:r>
                 <w:rPr>
                   <w:rFonts w:ascii="Arial" w:cs="Arial" w:eastAsia="Arial" w:hAnsi="Arial"/>
@@ -24509,32 +24509,32 @@
         <w:tc>
           <w:tcPr>
             <w:tcW w:type="dxa" w:w="1520"/>
-            <w:shd w:fill="F2F2F2" w:color="auto" w:val="clear"/>
-            <w:tcMar>
-              <w:top w:type="dxa" w:w="60"/>
-              <w:left w:type="dxa" w:w="120"/>
-              <w:bottom w:type="dxa" w:w="60"/>
-              <w:right w:type="dxa" w:w="120"/>
-            </w:tcMar>
-            <w:vAlign w:val="top"/>
-          </w:tcPr>
-          <w:p>
-            <w:pPr>
-              <w:spacing w:after="40" w:before="0"/>
-              <w:jc w:val="left"/>
-            </w:pPr>
-            <w:r>
-              <w:rPr>
-                <w:rFonts w:ascii="Arial" w:cs="Arial" w:eastAsia="Arial" w:hAnsi="Arial"/>
-                <w:b/>
-                <w:bCs/>
-                <w:i w:val="false"/>
-                <w:iCs w:val="false"/>
-                <w:color w:val="000000"/>
-                <w:sz w:val="18"/>
-                <w:szCs w:val="18"/>
-              </w:rPr>
-              <w:t xml:space="preserve">3 — Explain Phase: Structured Group Critique and Final Explanation</w:t>
+            <w:shd w:fill="E2EFDA" w:color="auto" w:val="clear"/>
+            <w:tcMar>
+              <w:top w:type="dxa" w:w="60"/>
+              <w:left w:type="dxa" w:w="120"/>
+              <w:bottom w:type="dxa" w:w="60"/>
+              <w:right w:type="dxa" w:w="120"/>
+            </w:tcMar>
+            <w:vAlign w:val="top"/>
+          </w:tcPr>
+          <w:p>
+            <w:pPr>
+              <w:spacing w:after="40" w:before="0"/>
+              <w:jc w:val="left"/>
+            </w:pPr>
+            <w:r>
+              <w:rPr>
+                <w:rFonts w:ascii="Arial" w:cs="Arial" w:eastAsia="Arial" w:hAnsi="Arial"/>
+                <w:b/>
+                <w:bCs/>
+                <w:i w:val="false"/>
+                <w:iCs w:val="false"/>
+                <w:color w:val="000000"/>
+                <w:sz w:val="18"/>
+                <w:szCs w:val="18"/>
+              </w:rPr>
+              <w:t xml:space="preserve">Explain Phase</w:t>
             </w:r>
           </w:p>
           <w:p>
@@ -24557,7 +24557,7 @@
             <w:pPr>
               <w:spacing w:after="20" w:before="0"/>
             </w:pPr>
-            <w:hyperlink w:history="1" r:id="rIdkqzlwrangxoaw9szgbydp">
+            <w:hyperlink w:history="1" r:id="rIdjp2v8tkde3avjdqkujiuq">
               <w:r>
                 <w:rPr>
                   <w:rFonts w:ascii="Arial" w:cs="Arial" w:eastAsia="Arial" w:hAnsi="Arial"/>
@@ -24590,7 +24590,7 @@
               <w:spacing w:after="10" w:before="0"/>
               <w:ind w:left="120"/>
             </w:pPr>
-            <w:hyperlink w:history="1" r:id="rIdcehc-xdcwxqggyolikq2q">
+            <w:hyperlink w:history="1" r:id="rId35fmze8ofshxirwb3wmw2">
               <w:r>
                 <w:rPr>
                   <w:rFonts w:ascii="Arial" w:cs="Arial" w:eastAsia="Arial" w:hAnsi="Arial"/>
@@ -24635,7 +24635,7 @@
             <w:pPr>
               <w:spacing w:after="20" w:before="0"/>
             </w:pPr>
-            <w:hyperlink w:history="1" r:id="rIdmwalgboty2sdx30bjynao">
+            <w:hyperlink w:history="1" r:id="rIddzivcfvfchtmjy28q2jvx">
               <w:r>
                 <w:rPr>
                   <w:rFonts w:ascii="Arial" w:cs="Arial" w:eastAsia="Arial" w:hAnsi="Arial"/>
@@ -24668,7 +24668,7 @@
               <w:spacing w:after="10" w:before="0"/>
               <w:ind w:left="120"/>
             </w:pPr>
-            <w:hyperlink w:history="1" r:id="rIdc6xtcoyyj0spwfco7yrcy">
+            <w:hyperlink w:history="1" r:id="rIdndef5ttfw6zmbjuk8vfti">
               <w:r>
                 <w:rPr>
                   <w:rFonts w:ascii="Arial" w:cs="Arial" w:eastAsia="Arial" w:hAnsi="Arial"/>
@@ -24815,32 +24815,32 @@
         <w:tc>
           <w:tcPr>
             <w:tcW w:type="dxa" w:w="1520"/>
-            <w:shd w:fill="F2F2F2" w:color="auto" w:val="clear"/>
-            <w:tcMar>
-              <w:top w:type="dxa" w:w="60"/>
-              <w:left w:type="dxa" w:w="120"/>
-              <w:bottom w:type="dxa" w:w="60"/>
-              <w:right w:type="dxa" w:w="120"/>
-            </w:tcMar>
-            <w:vAlign w:val="top"/>
-          </w:tcPr>
-          <w:p>
-            <w:pPr>
-              <w:spacing w:after="40" w:before="0"/>
-              <w:jc w:val="left"/>
-            </w:pPr>
-            <w:r>
-              <w:rPr>
-                <w:rFonts w:ascii="Arial" w:cs="Arial" w:eastAsia="Arial" w:hAnsi="Arial"/>
-                <w:b/>
-                <w:bCs/>
-                <w:i w:val="false"/>
-                <w:iCs w:val="false"/>
-                <w:color w:val="000000"/>
-                <w:sz w:val="18"/>
-                <w:szCs w:val="18"/>
-              </w:rPr>
-              <w:t xml:space="preserve">4 — Driving Question Board (DQB) Completion</w:t>
+            <w:shd w:fill="FCE4D6" w:color="auto" w:val="clear"/>
+            <w:tcMar>
+              <w:top w:type="dxa" w:w="60"/>
+              <w:left w:type="dxa" w:w="120"/>
+              <w:bottom w:type="dxa" w:w="60"/>
+              <w:right w:type="dxa" w:w="120"/>
+            </w:tcMar>
+            <w:vAlign w:val="top"/>
+          </w:tcPr>
+          <w:p>
+            <w:pPr>
+              <w:spacing w:after="40" w:before="0"/>
+              <w:jc w:val="left"/>
+            </w:pPr>
+            <w:r>
+              <w:rPr>
+                <w:rFonts w:ascii="Arial" w:cs="Arial" w:eastAsia="Arial" w:hAnsi="Arial"/>
+                <w:b/>
+                <w:bCs/>
+                <w:i w:val="false"/>
+                <w:iCs w:val="false"/>
+                <w:color w:val="000000"/>
+                <w:sz w:val="18"/>
+                <w:szCs w:val="18"/>
+              </w:rPr>
+              <w:t xml:space="preserve">Driving Question Board (DQB) Creation</w:t>
             </w:r>
           </w:p>
           <w:p>
@@ -24863,7 +24863,7 @@
             <w:pPr>
               <w:spacing w:after="20" w:before="0"/>
             </w:pPr>
-            <w:hyperlink w:history="1" r:id="rIdkkbkfm2y_gwyyilbr_bik">
+            <w:hyperlink w:history="1" r:id="rIdglxfuf5ncfcpkz1kzgnmf">
               <w:r>
                 <w:rPr>
                   <w:rFonts w:ascii="Arial" w:cs="Arial" w:eastAsia="Arial" w:hAnsi="Arial"/>
@@ -24896,7 +24896,7 @@
               <w:spacing w:after="10" w:before="0"/>
               <w:ind w:left="120"/>
             </w:pPr>
-            <w:hyperlink w:history="1" r:id="rId7nf5xko-ay8ispgj5vco7">
+            <w:hyperlink w:history="1" r:id="rIdz-rvlmlbjr8ekmtwkf9yn">
               <w:r>
                 <w:rPr>
                   <w:rFonts w:ascii="Arial" w:cs="Arial" w:eastAsia="Arial" w:hAnsi="Arial"/>
@@ -24941,7 +24941,7 @@
             <w:pPr>
               <w:spacing w:after="20" w:before="0"/>
             </w:pPr>
-            <w:hyperlink w:history="1" r:id="rIdhynw0xxub2dxy5dmei8ii">
+            <w:hyperlink w:history="1" r:id="rIdlt6sbuvewlyvst36wkmmc">
               <w:r>
                 <w:rPr>
                   <w:rFonts w:ascii="Arial" w:cs="Arial" w:eastAsia="Arial" w:hAnsi="Arial"/>
@@ -24974,7 +24974,7 @@
               <w:spacing w:after="10" w:before="0"/>
               <w:ind w:left="120"/>
             </w:pPr>
-            <w:hyperlink w:history="1" r:id="rIdcog-6d7ftnjvisaqhmiwr">
+            <w:hyperlink w:history="1" r:id="rIdglw2n__u4ty4x-ukrdpsg">
               <w:r>
                 <w:rPr>
                   <w:rFonts w:ascii="Arial" w:cs="Arial" w:eastAsia="Arial" w:hAnsi="Arial"/>
@@ -25121,32 +25121,32 @@
         <w:tc>
           <w:tcPr>
             <w:tcW w:type="dxa" w:w="1520"/>
-            <w:shd w:fill="F2F2F2" w:color="auto" w:val="clear"/>
-            <w:tcMar>
-              <w:top w:type="dxa" w:w="60"/>
-              <w:left w:type="dxa" w:w="120"/>
-              <w:bottom w:type="dxa" w:w="60"/>
-              <w:right w:type="dxa" w:w="120"/>
-            </w:tcMar>
-            <w:vAlign w:val="top"/>
-          </w:tcPr>
-          <w:p>
-            <w:pPr>
-              <w:spacing w:after="40" w:before="0"/>
-              <w:jc w:val="left"/>
-            </w:pPr>
-            <w:r>
-              <w:rPr>
-                <w:rFonts w:ascii="Arial" w:cs="Arial" w:eastAsia="Arial" w:hAnsi="Arial"/>
-                <w:b/>
-                <w:bCs/>
-                <w:i w:val="false"/>
-                <w:iCs w:val="false"/>
-                <w:color w:val="000000"/>
-                <w:sz w:val="18"/>
-                <w:szCs w:val="18"/>
-              </w:rPr>
-              <w:t xml:space="preserve">5 — Model Building Phase: L1 vs Final Model Comparison and Career Mapping</w:t>
+            <w:shd w:fill="D5E8F0" w:color="auto" w:val="clear"/>
+            <w:tcMar>
+              <w:top w:type="dxa" w:w="60"/>
+              <w:left w:type="dxa" w:w="120"/>
+              <w:bottom w:type="dxa" w:w="60"/>
+              <w:right w:type="dxa" w:w="120"/>
+            </w:tcMar>
+            <w:vAlign w:val="top"/>
+          </w:tcPr>
+          <w:p>
+            <w:pPr>
+              <w:spacing w:after="40" w:before="0"/>
+              <w:jc w:val="left"/>
+            </w:pPr>
+            <w:r>
+              <w:rPr>
+                <w:rFonts w:ascii="Arial" w:cs="Arial" w:eastAsia="Arial" w:hAnsi="Arial"/>
+                <w:b/>
+                <w:bCs/>
+                <w:i w:val="false"/>
+                <w:iCs w:val="false"/>
+                <w:color w:val="000000"/>
+                <w:sz w:val="18"/>
+                <w:szCs w:val="18"/>
+              </w:rPr>
+              <w:t xml:space="preserve">Model Building Phase</w:t>
             </w:r>
           </w:p>
           <w:p>
@@ -25169,7 +25169,7 @@
             <w:pPr>
               <w:spacing w:after="20" w:before="0"/>
             </w:pPr>
-            <w:hyperlink w:history="1" r:id="rId9zd4uxfznobchc8i8h53n">
+            <w:hyperlink w:history="1" r:id="rIdicsbseltok3--h7qhkdai">
               <w:r>
                 <w:rPr>
                   <w:rFonts w:ascii="Arial" w:cs="Arial" w:eastAsia="Arial" w:hAnsi="Arial"/>
@@ -25202,7 +25202,7 @@
               <w:spacing w:after="10" w:before="0"/>
               <w:ind w:left="120"/>
             </w:pPr>
-            <w:hyperlink w:history="1" r:id="rIdc5myzgvedvzixe-ps0x9f">
+            <w:hyperlink w:history="1" r:id="rId_wt-snuvgrv4rrsysjr0-">
               <w:r>
                 <w:rPr>
                   <w:rFonts w:ascii="Arial" w:cs="Arial" w:eastAsia="Arial" w:hAnsi="Arial"/>
@@ -25247,7 +25247,7 @@
             <w:pPr>
               <w:spacing w:after="20" w:before="0"/>
             </w:pPr>
-            <w:hyperlink w:history="1" r:id="rIdtgaglxpfeygrmdv_cn7kb">
+            <w:hyperlink w:history="1" r:id="rIdc-28ybiv8-ccbvch6h2wo">
               <w:r>
                 <w:rPr>
                   <w:rFonts w:ascii="Arial" w:cs="Arial" w:eastAsia="Arial" w:hAnsi="Arial"/>
@@ -25280,7 +25280,7 @@
               <w:spacing w:after="10" w:before="0"/>
               <w:ind w:left="120"/>
             </w:pPr>
-            <w:hyperlink w:history="1" r:id="rIdabxc529wwjucnnsmwnxk_">
+            <w:hyperlink w:history="1" r:id="rIdy090215thdq8xvcenwz6l">
               <w:r>
                 <w:rPr>
                   <w:rFonts w:ascii="Arial" w:cs="Arial" w:eastAsia="Arial" w:hAnsi="Arial"/>

--- a/data/outputs/v2/Core_Mathematics/SS2.7_Surface_Area_and_Volume_of_Solids/Core_Mathematics_Surface_Area_and_Volume_of_Solids_CBE_LessonSequence.docx
+++ b/data/outputs/v2/Core_Mathematics/SS2.7_Surface_Area_and_Volume_of_Solids/Core_Mathematics_Surface_Area_and_Volume_of_Solids_CBE_LessonSequence.docx
@@ -3365,7 +3365,7 @@
             <w:pPr>
               <w:spacing w:after="20" w:before="0"/>
             </w:pPr>
-            <w:hyperlink w:history="1" r:id="rId0rapdggcu-ruv5t-gtdfj">
+            <w:hyperlink w:history="1" r:id="rId7ww6xafs-8d-2ecvv8_jp">
               <w:r>
                 <w:rPr>
                   <w:rFonts w:ascii="Arial" w:cs="Arial" w:eastAsia="Arial" w:hAnsi="Arial"/>
@@ -3398,7 +3398,7 @@
               <w:spacing w:after="10" w:before="0"/>
               <w:ind w:left="120"/>
             </w:pPr>
-            <w:hyperlink w:history="1" r:id="rIdi15zklebt5nd-z_8xab4d">
+            <w:hyperlink w:history="1" r:id="rIdliykqonxlezz30hszjzcz">
               <w:r>
                 <w:rPr>
                   <w:rFonts w:ascii="Arial" w:cs="Arial" w:eastAsia="Arial" w:hAnsi="Arial"/>
@@ -3443,7 +3443,7 @@
             <w:pPr>
               <w:spacing w:after="20" w:before="0"/>
             </w:pPr>
-            <w:hyperlink w:history="1" r:id="rId9-7b5cfounuynkyvnwbi1">
+            <w:hyperlink w:history="1" r:id="rIdbvuzdunq2g7ap1xixpcqo">
               <w:r>
                 <w:rPr>
                   <w:rFonts w:ascii="Arial" w:cs="Arial" w:eastAsia="Arial" w:hAnsi="Arial"/>
@@ -3476,7 +3476,7 @@
               <w:spacing w:after="10" w:before="0"/>
               <w:ind w:left="120"/>
             </w:pPr>
-            <w:hyperlink w:history="1" r:id="rIdjpwep94s-xxp4bfnl_l4l">
+            <w:hyperlink w:history="1" r:id="rIdrchdpfo1ul8klj-q7o7du">
               <w:r>
                 <w:rPr>
                   <w:rFonts w:ascii="Arial" w:cs="Arial" w:eastAsia="Arial" w:hAnsi="Arial"/>
@@ -3671,7 +3671,7 @@
             <w:pPr>
               <w:spacing w:after="20" w:before="0"/>
             </w:pPr>
-            <w:hyperlink w:history="1" r:id="rIdjgtnvqin2m8yt484mmrct">
+            <w:hyperlink w:history="1" r:id="rIdvl8ywvqjwz7rsarxpoqjb">
               <w:r>
                 <w:rPr>
                   <w:rFonts w:ascii="Arial" w:cs="Arial" w:eastAsia="Arial" w:hAnsi="Arial"/>
@@ -3704,7 +3704,7 @@
               <w:spacing w:after="10" w:before="0"/>
               <w:ind w:left="120"/>
             </w:pPr>
-            <w:hyperlink w:history="1" r:id="rIdnedqc-x7vq5qpa5wwojuz">
+            <w:hyperlink w:history="1" r:id="rIdzacxjd4kh3tyohsqbw9vd">
               <w:r>
                 <w:rPr>
                   <w:rFonts w:ascii="Arial" w:cs="Arial" w:eastAsia="Arial" w:hAnsi="Arial"/>
@@ -3749,7 +3749,7 @@
             <w:pPr>
               <w:spacing w:after="20" w:before="0"/>
             </w:pPr>
-            <w:hyperlink w:history="1" r:id="rId519zsbu3fs4n4gu-likvv">
+            <w:hyperlink w:history="1" r:id="rIdavqznhsl9iyiddtcoqtw_">
               <w:r>
                 <w:rPr>
                   <w:rFonts w:ascii="Arial" w:cs="Arial" w:eastAsia="Arial" w:hAnsi="Arial"/>
@@ -3782,7 +3782,7 @@
               <w:spacing w:after="10" w:before="0"/>
               <w:ind w:left="120"/>
             </w:pPr>
-            <w:hyperlink w:history="1" r:id="rId2bhinispxwldyf0jmji95">
+            <w:hyperlink w:history="1" r:id="rIds5zxpfhd6t2yk_98miwgy">
               <w:r>
                 <w:rPr>
                   <w:rFonts w:ascii="Arial" w:cs="Arial" w:eastAsia="Arial" w:hAnsi="Arial"/>
@@ -3977,7 +3977,7 @@
             <w:pPr>
               <w:spacing w:after="20" w:before="0"/>
             </w:pPr>
-            <w:hyperlink w:history="1" r:id="rIdue6ivwhz5ynh99kdt85m6">
+            <w:hyperlink w:history="1" r:id="rIdkt1gjujgqyde5i3td6v9c">
               <w:r>
                 <w:rPr>
                   <w:rFonts w:ascii="Arial" w:cs="Arial" w:eastAsia="Arial" w:hAnsi="Arial"/>
@@ -4010,7 +4010,7 @@
               <w:spacing w:after="10" w:before="0"/>
               <w:ind w:left="120"/>
             </w:pPr>
-            <w:hyperlink w:history="1" r:id="rIduppqqqmkua2wel1ew91f7">
+            <w:hyperlink w:history="1" r:id="rIdvkk2ez8wnxhybh_gpeamt">
               <w:r>
                 <w:rPr>
                   <w:rFonts w:ascii="Arial" w:cs="Arial" w:eastAsia="Arial" w:hAnsi="Arial"/>
@@ -4055,7 +4055,7 @@
             <w:pPr>
               <w:spacing w:after="20" w:before="0"/>
             </w:pPr>
-            <w:hyperlink w:history="1" r:id="rIdace_sc99mlg0ff7qvbj3q">
+            <w:hyperlink w:history="1" r:id="rId_hlibfbpegtsu4_dbehfs">
               <w:r>
                 <w:rPr>
                   <w:rFonts w:ascii="Arial" w:cs="Arial" w:eastAsia="Arial" w:hAnsi="Arial"/>
@@ -4088,7 +4088,7 @@
               <w:spacing w:after="10" w:before="0"/>
               <w:ind w:left="120"/>
             </w:pPr>
-            <w:hyperlink w:history="1" r:id="rIdb4tr6xv8fkgdby9ire_6a">
+            <w:hyperlink w:history="1" r:id="rId2y6b2up5wevsgqgetytfv">
               <w:r>
                 <w:rPr>
                   <w:rFonts w:ascii="Arial" w:cs="Arial" w:eastAsia="Arial" w:hAnsi="Arial"/>
@@ -4283,7 +4283,7 @@
             <w:pPr>
               <w:spacing w:after="20" w:before="0"/>
             </w:pPr>
-            <w:hyperlink w:history="1" r:id="rIdsgrdenb889jjvkmomz-fw">
+            <w:hyperlink w:history="1" r:id="rId6lwucxb1efonthiujghz9">
               <w:r>
                 <w:rPr>
                   <w:rFonts w:ascii="Arial" w:cs="Arial" w:eastAsia="Arial" w:hAnsi="Arial"/>
@@ -4316,7 +4316,7 @@
               <w:spacing w:after="10" w:before="0"/>
               <w:ind w:left="120"/>
             </w:pPr>
-            <w:hyperlink w:history="1" r:id="rIdziiovr0tqayqlysmvtibq">
+            <w:hyperlink w:history="1" r:id="rIdyca8kqg_i5pw9zlpui2zs">
               <w:r>
                 <w:rPr>
                   <w:rFonts w:ascii="Arial" w:cs="Arial" w:eastAsia="Arial" w:hAnsi="Arial"/>
@@ -4361,7 +4361,7 @@
             <w:pPr>
               <w:spacing w:after="20" w:before="0"/>
             </w:pPr>
-            <w:hyperlink w:history="1" r:id="rIdwq71ctcnr11lecyku2fad">
+            <w:hyperlink w:history="1" r:id="rIdaaewccmv62kp1g6iviehc">
               <w:r>
                 <w:rPr>
                   <w:rFonts w:ascii="Arial" w:cs="Arial" w:eastAsia="Arial" w:hAnsi="Arial"/>
@@ -4394,7 +4394,7 @@
               <w:spacing w:after="10" w:before="0"/>
               <w:ind w:left="120"/>
             </w:pPr>
-            <w:hyperlink w:history="1" r:id="rIdbbh4brvacejmarivyr0ur">
+            <w:hyperlink w:history="1" r:id="rId6h7qrumnoq0qcxbo4ecnc">
               <w:r>
                 <w:rPr>
                   <w:rFonts w:ascii="Arial" w:cs="Arial" w:eastAsia="Arial" w:hAnsi="Arial"/>
@@ -4589,7 +4589,7 @@
             <w:pPr>
               <w:spacing w:after="20" w:before="0"/>
             </w:pPr>
-            <w:hyperlink w:history="1" r:id="rId8qaa0aaw-st5vluidpb7k">
+            <w:hyperlink w:history="1" r:id="rIdxtwyfveuf5zx1eecwmhm6">
               <w:r>
                 <w:rPr>
                   <w:rFonts w:ascii="Arial" w:cs="Arial" w:eastAsia="Arial" w:hAnsi="Arial"/>
@@ -4622,7 +4622,7 @@
               <w:spacing w:after="10" w:before="0"/>
               <w:ind w:left="120"/>
             </w:pPr>
-            <w:hyperlink w:history="1" r:id="rId1xmribfnwsduf-ad_gi5r">
+            <w:hyperlink w:history="1" r:id="rIds2isa3btiv8vqujb3dvmj">
               <w:r>
                 <w:rPr>
                   <w:rFonts w:ascii="Arial" w:cs="Arial" w:eastAsia="Arial" w:hAnsi="Arial"/>
@@ -4667,7 +4667,7 @@
             <w:pPr>
               <w:spacing w:after="20" w:before="0"/>
             </w:pPr>
-            <w:hyperlink w:history="1" r:id="rIdcwaihwzb1ajgwxvldchvw">
+            <w:hyperlink w:history="1" r:id="rIdwwlxiuxrgta_jfkl8d7ts">
               <w:r>
                 <w:rPr>
                   <w:rFonts w:ascii="Arial" w:cs="Arial" w:eastAsia="Arial" w:hAnsi="Arial"/>
@@ -4700,7 +4700,7 @@
               <w:spacing w:after="10" w:before="0"/>
               <w:ind w:left="120"/>
             </w:pPr>
-            <w:hyperlink w:history="1" r:id="rIdqq04qbtgn6dtyze8w68kr">
+            <w:hyperlink w:history="1" r:id="rIdwj5w54-eomrgoxigea4l8">
               <w:r>
                 <w:rPr>
                   <w:rFonts w:ascii="Arial" w:cs="Arial" w:eastAsia="Arial" w:hAnsi="Arial"/>
@@ -6187,7 +6187,7 @@
             <w:pPr>
               <w:spacing w:after="20" w:before="0"/>
             </w:pPr>
-            <w:hyperlink w:history="1" r:id="rIdxqc3zmbyp0zq-3gmiwjor">
+            <w:hyperlink w:history="1" r:id="rIdw48gsqynbwmrxq0acxrka">
               <w:r>
                 <w:rPr>
                   <w:rFonts w:ascii="Arial" w:cs="Arial" w:eastAsia="Arial" w:hAnsi="Arial"/>
@@ -6220,7 +6220,7 @@
               <w:spacing w:after="10" w:before="0"/>
               <w:ind w:left="120"/>
             </w:pPr>
-            <w:hyperlink w:history="1" r:id="rIdvc4h_wtwcdss5bu63oz2b">
+            <w:hyperlink w:history="1" r:id="rIdhwqqtiqg7ho_ri71fi1nj">
               <w:r>
                 <w:rPr>
                   <w:rFonts w:ascii="Arial" w:cs="Arial" w:eastAsia="Arial" w:hAnsi="Arial"/>
@@ -6265,7 +6265,7 @@
             <w:pPr>
               <w:spacing w:after="20" w:before="0"/>
             </w:pPr>
-            <w:hyperlink w:history="1" r:id="rIdyshjvnyfgm2zpze3bq_bg">
+            <w:hyperlink w:history="1" r:id="rIdbu8ovqurkjewvmksbcbb7">
               <w:r>
                 <w:rPr>
                   <w:rFonts w:ascii="Arial" w:cs="Arial" w:eastAsia="Arial" w:hAnsi="Arial"/>
@@ -6298,7 +6298,7 @@
               <w:spacing w:after="10" w:before="0"/>
               <w:ind w:left="120"/>
             </w:pPr>
-            <w:hyperlink w:history="1" r:id="rId9nsky7wda6jeyjutevd1j">
+            <w:hyperlink w:history="1" r:id="rId0a3rhcbfn1nzzun1xv7ay">
               <w:r>
                 <w:rPr>
                   <w:rFonts w:ascii="Arial" w:cs="Arial" w:eastAsia="Arial" w:hAnsi="Arial"/>
@@ -6493,7 +6493,7 @@
             <w:pPr>
               <w:spacing w:after="20" w:before="0"/>
             </w:pPr>
-            <w:hyperlink w:history="1" r:id="rIdqkuf-f8-xf4sklylfr3yv">
+            <w:hyperlink w:history="1" r:id="rIdy20ihftqgftjrtb45vjke">
               <w:r>
                 <w:rPr>
                   <w:rFonts w:ascii="Arial" w:cs="Arial" w:eastAsia="Arial" w:hAnsi="Arial"/>
@@ -6526,7 +6526,7 @@
               <w:spacing w:after="10" w:before="0"/>
               <w:ind w:left="120"/>
             </w:pPr>
-            <w:hyperlink w:history="1" r:id="rIdzrpxih1yoiinj9cnuw9no">
+            <w:hyperlink w:history="1" r:id="rIdeut0lt9mno4ymtsbszvpw">
               <w:r>
                 <w:rPr>
                   <w:rFonts w:ascii="Arial" w:cs="Arial" w:eastAsia="Arial" w:hAnsi="Arial"/>
@@ -6571,7 +6571,7 @@
             <w:pPr>
               <w:spacing w:after="20" w:before="0"/>
             </w:pPr>
-            <w:hyperlink w:history="1" r:id="rId_4m2puy0_yudmxr-nd-jd">
+            <w:hyperlink w:history="1" r:id="rIdl71wpprqtjuqujcnt-b-0">
               <w:r>
                 <w:rPr>
                   <w:rFonts w:ascii="Arial" w:cs="Arial" w:eastAsia="Arial" w:hAnsi="Arial"/>
@@ -6604,7 +6604,7 @@
               <w:spacing w:after="10" w:before="0"/>
               <w:ind w:left="120"/>
             </w:pPr>
-            <w:hyperlink w:history="1" r:id="rIdnoag9279a9mkxymr3dsrs">
+            <w:hyperlink w:history="1" r:id="rIdnad2cycb8m0ssiet4cy_g">
               <w:r>
                 <w:rPr>
                   <w:rFonts w:ascii="Arial" w:cs="Arial" w:eastAsia="Arial" w:hAnsi="Arial"/>
@@ -6799,7 +6799,7 @@
             <w:pPr>
               <w:spacing w:after="20" w:before="0"/>
             </w:pPr>
-            <w:hyperlink w:history="1" r:id="rIdprk0bl7zx6sofo4kqrhr0">
+            <w:hyperlink w:history="1" r:id="rIddz_d7dfkjp0axlllnmo_x">
               <w:r>
                 <w:rPr>
                   <w:rFonts w:ascii="Arial" w:cs="Arial" w:eastAsia="Arial" w:hAnsi="Arial"/>
@@ -6832,7 +6832,7 @@
               <w:spacing w:after="10" w:before="0"/>
               <w:ind w:left="120"/>
             </w:pPr>
-            <w:hyperlink w:history="1" r:id="rIdlilrcipmrpfbfeuzkhwso">
+            <w:hyperlink w:history="1" r:id="rIdr6h66vmd708yvqznw6qkf">
               <w:r>
                 <w:rPr>
                   <w:rFonts w:ascii="Arial" w:cs="Arial" w:eastAsia="Arial" w:hAnsi="Arial"/>
@@ -6877,7 +6877,7 @@
             <w:pPr>
               <w:spacing w:after="20" w:before="0"/>
             </w:pPr>
-            <w:hyperlink w:history="1" r:id="rIdrzd0hatptakh136h_xolr">
+            <w:hyperlink w:history="1" r:id="rIdhzqchsqx9inmsfmg-t4gv">
               <w:r>
                 <w:rPr>
                   <w:rFonts w:ascii="Arial" w:cs="Arial" w:eastAsia="Arial" w:hAnsi="Arial"/>
@@ -6910,7 +6910,7 @@
               <w:spacing w:after="10" w:before="0"/>
               <w:ind w:left="120"/>
             </w:pPr>
-            <w:hyperlink w:history="1" r:id="rIdtiiotkob_rnouze3phgca">
+            <w:hyperlink w:history="1" r:id="rIduepgmezfi5dzcudf0zlpf">
               <w:r>
                 <w:rPr>
                   <w:rFonts w:ascii="Arial" w:cs="Arial" w:eastAsia="Arial" w:hAnsi="Arial"/>
@@ -7105,7 +7105,7 @@
             <w:pPr>
               <w:spacing w:after="20" w:before="0"/>
             </w:pPr>
-            <w:hyperlink w:history="1" r:id="rIdnyxdvjs-vt_ajizxwybzl">
+            <w:hyperlink w:history="1" r:id="rIdwsldr6rkqqep_izvcdaps">
               <w:r>
                 <w:rPr>
                   <w:rFonts w:ascii="Arial" w:cs="Arial" w:eastAsia="Arial" w:hAnsi="Arial"/>
@@ -7138,7 +7138,7 @@
               <w:spacing w:after="10" w:before="0"/>
               <w:ind w:left="120"/>
             </w:pPr>
-            <w:hyperlink w:history="1" r:id="rIdfuc5yiy0h-pyggi0gylbr">
+            <w:hyperlink w:history="1" r:id="rIdt2pmlra1bxdkkr-f71bz3">
               <w:r>
                 <w:rPr>
                   <w:rFonts w:ascii="Arial" w:cs="Arial" w:eastAsia="Arial" w:hAnsi="Arial"/>
@@ -7183,7 +7183,7 @@
             <w:pPr>
               <w:spacing w:after="20" w:before="0"/>
             </w:pPr>
-            <w:hyperlink w:history="1" r:id="rId6tkrhe0gtgefu_vj8-xid">
+            <w:hyperlink w:history="1" r:id="rIdxhwt_jkdq6g56vbglwgwc">
               <w:r>
                 <w:rPr>
                   <w:rFonts w:ascii="Arial" w:cs="Arial" w:eastAsia="Arial" w:hAnsi="Arial"/>
@@ -7216,7 +7216,7 @@
               <w:spacing w:after="10" w:before="0"/>
               <w:ind w:left="120"/>
             </w:pPr>
-            <w:hyperlink w:history="1" r:id="rIdzxxkpnga2gbqabie56blt">
+            <w:hyperlink w:history="1" r:id="rId9w8ieml6be4acauhqzqmu">
               <w:r>
                 <w:rPr>
                   <w:rFonts w:ascii="Arial" w:cs="Arial" w:eastAsia="Arial" w:hAnsi="Arial"/>
@@ -7411,7 +7411,7 @@
             <w:pPr>
               <w:spacing w:after="20" w:before="0"/>
             </w:pPr>
-            <w:hyperlink w:history="1" r:id="rIdatjm5sxbqzn7oesylplop">
+            <w:hyperlink w:history="1" r:id="rIdjqx7hkctbdxy1qpfmebp3">
               <w:r>
                 <w:rPr>
                   <w:rFonts w:ascii="Arial" w:cs="Arial" w:eastAsia="Arial" w:hAnsi="Arial"/>
@@ -7444,7 +7444,7 @@
               <w:spacing w:after="10" w:before="0"/>
               <w:ind w:left="120"/>
             </w:pPr>
-            <w:hyperlink w:history="1" r:id="rIdk4jmnaxvhpjrhrrpnwr48">
+            <w:hyperlink w:history="1" r:id="rIdydarvbvvvwj8zrbewyntv">
               <w:r>
                 <w:rPr>
                   <w:rFonts w:ascii="Arial" w:cs="Arial" w:eastAsia="Arial" w:hAnsi="Arial"/>
@@ -7489,7 +7489,7 @@
             <w:pPr>
               <w:spacing w:after="20" w:before="0"/>
             </w:pPr>
-            <w:hyperlink w:history="1" r:id="rIdgxj8cusiunordsxjtcdrf">
+            <w:hyperlink w:history="1" r:id="rIdldgm-wgvak77ejuhsn21x">
               <w:r>
                 <w:rPr>
                   <w:rFonts w:ascii="Arial" w:cs="Arial" w:eastAsia="Arial" w:hAnsi="Arial"/>
@@ -7522,7 +7522,7 @@
               <w:spacing w:after="10" w:before="0"/>
               <w:ind w:left="120"/>
             </w:pPr>
-            <w:hyperlink w:history="1" r:id="rId5rp1bzvjasivufq-tjoee">
+            <w:hyperlink w:history="1" r:id="rIdin0cwewak5muh-h5t3jxp">
               <w:r>
                 <w:rPr>
                   <w:rFonts w:ascii="Arial" w:cs="Arial" w:eastAsia="Arial" w:hAnsi="Arial"/>
@@ -9009,7 +9009,7 @@
             <w:pPr>
               <w:spacing w:after="20" w:before="0"/>
             </w:pPr>
-            <w:hyperlink w:history="1" r:id="rId8iwxpddqkuohoovrrgz0x">
+            <w:hyperlink w:history="1" r:id="rIddrw5t5p9ob_m9he6o6rmq">
               <w:r>
                 <w:rPr>
                   <w:rFonts w:ascii="Arial" w:cs="Arial" w:eastAsia="Arial" w:hAnsi="Arial"/>
@@ -9042,7 +9042,7 @@
               <w:spacing w:after="10" w:before="0"/>
               <w:ind w:left="120"/>
             </w:pPr>
-            <w:hyperlink w:history="1" r:id="rIdsx6sd8lo77aaa8jmkmdlj">
+            <w:hyperlink w:history="1" r:id="rIdmco_4y8-rque1fplyztj-">
               <w:r>
                 <w:rPr>
                   <w:rFonts w:ascii="Arial" w:cs="Arial" w:eastAsia="Arial" w:hAnsi="Arial"/>
@@ -9087,7 +9087,7 @@
             <w:pPr>
               <w:spacing w:after="20" w:before="0"/>
             </w:pPr>
-            <w:hyperlink w:history="1" r:id="rId7ldyec1avn1-p5z12swhy">
+            <w:hyperlink w:history="1" r:id="rIdioddj0wczfskdfqzojjl8">
               <w:r>
                 <w:rPr>
                   <w:rFonts w:ascii="Arial" w:cs="Arial" w:eastAsia="Arial" w:hAnsi="Arial"/>
@@ -9120,7 +9120,7 @@
               <w:spacing w:after="10" w:before="0"/>
               <w:ind w:left="120"/>
             </w:pPr>
-            <w:hyperlink w:history="1" r:id="rIduhoqwktwe-kabi2jwrgpn">
+            <w:hyperlink w:history="1" r:id="rIdsacbugse26vgdzv1vqtke">
               <w:r>
                 <w:rPr>
                   <w:rFonts w:ascii="Arial" w:cs="Arial" w:eastAsia="Arial" w:hAnsi="Arial"/>
@@ -9315,7 +9315,7 @@
             <w:pPr>
               <w:spacing w:after="20" w:before="0"/>
             </w:pPr>
-            <w:hyperlink w:history="1" r:id="rIduitznpd7t07uwt3ux5bgo">
+            <w:hyperlink w:history="1" r:id="rIdveucg8dsjys28e7ppp7km">
               <w:r>
                 <w:rPr>
                   <w:rFonts w:ascii="Arial" w:cs="Arial" w:eastAsia="Arial" w:hAnsi="Arial"/>
@@ -9348,7 +9348,7 @@
               <w:spacing w:after="10" w:before="0"/>
               <w:ind w:left="120"/>
             </w:pPr>
-            <w:hyperlink w:history="1" r:id="rIdgoa6i5vxolh88-c1q7n3q">
+            <w:hyperlink w:history="1" r:id="rIdg0qzqmab1auzhcxje5lgg">
               <w:r>
                 <w:rPr>
                   <w:rFonts w:ascii="Arial" w:cs="Arial" w:eastAsia="Arial" w:hAnsi="Arial"/>
@@ -9393,7 +9393,7 @@
             <w:pPr>
               <w:spacing w:after="20" w:before="0"/>
             </w:pPr>
-            <w:hyperlink w:history="1" r:id="rIdpqjl4ehmneafiw0r0ub5v">
+            <w:hyperlink w:history="1" r:id="rIdguib1gg6gvvelrokwjicw">
               <w:r>
                 <w:rPr>
                   <w:rFonts w:ascii="Arial" w:cs="Arial" w:eastAsia="Arial" w:hAnsi="Arial"/>
@@ -9426,7 +9426,7 @@
               <w:spacing w:after="10" w:before="0"/>
               <w:ind w:left="120"/>
             </w:pPr>
-            <w:hyperlink w:history="1" r:id="rIdux0dxzhkiae-eus2fmnj6">
+            <w:hyperlink w:history="1" r:id="rId7stfwzpxzlboyfy0kl14f">
               <w:r>
                 <w:rPr>
                   <w:rFonts w:ascii="Arial" w:cs="Arial" w:eastAsia="Arial" w:hAnsi="Arial"/>
@@ -9621,7 +9621,7 @@
             <w:pPr>
               <w:spacing w:after="20" w:before="0"/>
             </w:pPr>
-            <w:hyperlink w:history="1" r:id="rId5re0jz0wg6vypvuua5uyk">
+            <w:hyperlink w:history="1" r:id="rIdyih6xjimgxhopkuxhdvig">
               <w:r>
                 <w:rPr>
                   <w:rFonts w:ascii="Arial" w:cs="Arial" w:eastAsia="Arial" w:hAnsi="Arial"/>
@@ -9654,7 +9654,7 @@
               <w:spacing w:after="10" w:before="0"/>
               <w:ind w:left="120"/>
             </w:pPr>
-            <w:hyperlink w:history="1" r:id="rIdtnr0btensicbklykql399">
+            <w:hyperlink w:history="1" r:id="rIdxkklmcrtkof_qgkjrywgt">
               <w:r>
                 <w:rPr>
                   <w:rFonts w:ascii="Arial" w:cs="Arial" w:eastAsia="Arial" w:hAnsi="Arial"/>
@@ -9699,7 +9699,7 @@
             <w:pPr>
               <w:spacing w:after="20" w:before="0"/>
             </w:pPr>
-            <w:hyperlink w:history="1" r:id="rIdfjjvusq2vn0gpal8rol70">
+            <w:hyperlink w:history="1" r:id="rIdvwlbmwonyvorrmboui5bx">
               <w:r>
                 <w:rPr>
                   <w:rFonts w:ascii="Arial" w:cs="Arial" w:eastAsia="Arial" w:hAnsi="Arial"/>
@@ -9732,7 +9732,7 @@
               <w:spacing w:after="10" w:before="0"/>
               <w:ind w:left="120"/>
             </w:pPr>
-            <w:hyperlink w:history="1" r:id="rId-wokkmwret3kpe3jo0ujb">
+            <w:hyperlink w:history="1" r:id="rIdwjyonymr9x_e-zxpdfrxf">
               <w:r>
                 <w:rPr>
                   <w:rFonts w:ascii="Arial" w:cs="Arial" w:eastAsia="Arial" w:hAnsi="Arial"/>
@@ -9927,7 +9927,7 @@
             <w:pPr>
               <w:spacing w:after="20" w:before="0"/>
             </w:pPr>
-            <w:hyperlink w:history="1" r:id="rIdfq6zfqdkbti-syp0we9z-">
+            <w:hyperlink w:history="1" r:id="rIdstp_dwboffmcno5oed5gg">
               <w:r>
                 <w:rPr>
                   <w:rFonts w:ascii="Arial" w:cs="Arial" w:eastAsia="Arial" w:hAnsi="Arial"/>
@@ -9960,7 +9960,7 @@
               <w:spacing w:after="10" w:before="0"/>
               <w:ind w:left="120"/>
             </w:pPr>
-            <w:hyperlink w:history="1" r:id="rIdmmswspyzeeyg9pka8uwnc">
+            <w:hyperlink w:history="1" r:id="rId1yeceyliho8a6igwjdeem">
               <w:r>
                 <w:rPr>
                   <w:rFonts w:ascii="Arial" w:cs="Arial" w:eastAsia="Arial" w:hAnsi="Arial"/>
@@ -10005,7 +10005,7 @@
             <w:pPr>
               <w:spacing w:after="20" w:before="0"/>
             </w:pPr>
-            <w:hyperlink w:history="1" r:id="rIdnjq0fszbsefeq559qjh9m">
+            <w:hyperlink w:history="1" r:id="rIddxlcz1iq7ent4xb6-4-wh">
               <w:r>
                 <w:rPr>
                   <w:rFonts w:ascii="Arial" w:cs="Arial" w:eastAsia="Arial" w:hAnsi="Arial"/>
@@ -10038,7 +10038,7 @@
               <w:spacing w:after="10" w:before="0"/>
               <w:ind w:left="120"/>
             </w:pPr>
-            <w:hyperlink w:history="1" r:id="rIdnxqy4ypvdxrwzl_a1bfys">
+            <w:hyperlink w:history="1" r:id="rIdel88xpvnwlve6hag93zlx">
               <w:r>
                 <w:rPr>
                   <w:rFonts w:ascii="Arial" w:cs="Arial" w:eastAsia="Arial" w:hAnsi="Arial"/>
@@ -10233,7 +10233,7 @@
             <w:pPr>
               <w:spacing w:after="20" w:before="0"/>
             </w:pPr>
-            <w:hyperlink w:history="1" r:id="rId0bdaz7orven7bxgrrwcvo">
+            <w:hyperlink w:history="1" r:id="rIdotvp14dhbkvc66ktjj1vm">
               <w:r>
                 <w:rPr>
                   <w:rFonts w:ascii="Arial" w:cs="Arial" w:eastAsia="Arial" w:hAnsi="Arial"/>
@@ -10266,7 +10266,7 @@
               <w:spacing w:after="10" w:before="0"/>
               <w:ind w:left="120"/>
             </w:pPr>
-            <w:hyperlink w:history="1" r:id="rIdiyipnrdluwhtx2nag6h00">
+            <w:hyperlink w:history="1" r:id="rIdhtodg1kjyhcfikp2crjjp">
               <w:r>
                 <w:rPr>
                   <w:rFonts w:ascii="Arial" w:cs="Arial" w:eastAsia="Arial" w:hAnsi="Arial"/>
@@ -10311,7 +10311,7 @@
             <w:pPr>
               <w:spacing w:after="20" w:before="0"/>
             </w:pPr>
-            <w:hyperlink w:history="1" r:id="rIdgm70yseckykimhwxmywvm">
+            <w:hyperlink w:history="1" r:id="rIdz-a9xruwzhzrizd4epbi7">
               <w:r>
                 <w:rPr>
                   <w:rFonts w:ascii="Arial" w:cs="Arial" w:eastAsia="Arial" w:hAnsi="Arial"/>
@@ -10344,7 +10344,7 @@
               <w:spacing w:after="10" w:before="0"/>
               <w:ind w:left="120"/>
             </w:pPr>
-            <w:hyperlink w:history="1" r:id="rIdca438ndzgcb5e21wlwqvq">
+            <w:hyperlink w:history="1" r:id="rId72dcj2dpyr_hpkcymeztt">
               <w:r>
                 <w:rPr>
                   <w:rFonts w:ascii="Arial" w:cs="Arial" w:eastAsia="Arial" w:hAnsi="Arial"/>
@@ -11831,7 +11831,7 @@
             <w:pPr>
               <w:spacing w:after="20" w:before="0"/>
             </w:pPr>
-            <w:hyperlink w:history="1" r:id="rIdzdraxc1a2hrfl_zeerkvx">
+            <w:hyperlink w:history="1" r:id="rIdokxdwt_0f0qot-ctat5qa">
               <w:r>
                 <w:rPr>
                   <w:rFonts w:ascii="Arial" w:cs="Arial" w:eastAsia="Arial" w:hAnsi="Arial"/>
@@ -11864,7 +11864,7 @@
               <w:spacing w:after="10" w:before="0"/>
               <w:ind w:left="120"/>
             </w:pPr>
-            <w:hyperlink w:history="1" r:id="rIdqzn1dexfyjbep884hsxbh">
+            <w:hyperlink w:history="1" r:id="rIdcxfdrjfozn-gi_a6sgn-0">
               <w:r>
                 <w:rPr>
                   <w:rFonts w:ascii="Arial" w:cs="Arial" w:eastAsia="Arial" w:hAnsi="Arial"/>
@@ -11909,7 +11909,7 @@
             <w:pPr>
               <w:spacing w:after="20" w:before="0"/>
             </w:pPr>
-            <w:hyperlink w:history="1" r:id="rIdbibncyf8wrqpe-rdokewe">
+            <w:hyperlink w:history="1" r:id="rId4kzdpytg2ejtx_ewikr3t">
               <w:r>
                 <w:rPr>
                   <w:rFonts w:ascii="Arial" w:cs="Arial" w:eastAsia="Arial" w:hAnsi="Arial"/>
@@ -11942,7 +11942,7 @@
               <w:spacing w:after="10" w:before="0"/>
               <w:ind w:left="120"/>
             </w:pPr>
-            <w:hyperlink w:history="1" r:id="rId1mmnpa_9xiv3brdb2grwc">
+            <w:hyperlink w:history="1" r:id="rIdf9fxbnor6oczxilxlnpi9">
               <w:r>
                 <w:rPr>
                   <w:rFonts w:ascii="Arial" w:cs="Arial" w:eastAsia="Arial" w:hAnsi="Arial"/>
@@ -12137,7 +12137,7 @@
             <w:pPr>
               <w:spacing w:after="20" w:before="0"/>
             </w:pPr>
-            <w:hyperlink w:history="1" r:id="rIdmugjzu_i_meeivwncajsc">
+            <w:hyperlink w:history="1" r:id="rIdh06kz3ndfwvq9flnwn8ud">
               <w:r>
                 <w:rPr>
                   <w:rFonts w:ascii="Arial" w:cs="Arial" w:eastAsia="Arial" w:hAnsi="Arial"/>
@@ -12170,7 +12170,7 @@
               <w:spacing w:after="10" w:before="0"/>
               <w:ind w:left="120"/>
             </w:pPr>
-            <w:hyperlink w:history="1" r:id="rIdmr7gpgk29_edfws0cjubt">
+            <w:hyperlink w:history="1" r:id="rIdkxjjx36pnv26hc3gkw2c5">
               <w:r>
                 <w:rPr>
                   <w:rFonts w:ascii="Arial" w:cs="Arial" w:eastAsia="Arial" w:hAnsi="Arial"/>
@@ -12215,7 +12215,7 @@
             <w:pPr>
               <w:spacing w:after="20" w:before="0"/>
             </w:pPr>
-            <w:hyperlink w:history="1" r:id="rId0az-pbol6tz5ssipoaj5w">
+            <w:hyperlink w:history="1" r:id="rIdqfkubhyk613wjzbhia7pg">
               <w:r>
                 <w:rPr>
                   <w:rFonts w:ascii="Arial" w:cs="Arial" w:eastAsia="Arial" w:hAnsi="Arial"/>
@@ -12248,7 +12248,7 @@
               <w:spacing w:after="10" w:before="0"/>
               <w:ind w:left="120"/>
             </w:pPr>
-            <w:hyperlink w:history="1" r:id="rIdymyvodicp8mvytngkw9p0">
+            <w:hyperlink w:history="1" r:id="rIdawfmv_txtivogqff1rls7">
               <w:r>
                 <w:rPr>
                   <w:rFonts w:ascii="Arial" w:cs="Arial" w:eastAsia="Arial" w:hAnsi="Arial"/>
@@ -12443,7 +12443,7 @@
             <w:pPr>
               <w:spacing w:after="20" w:before="0"/>
             </w:pPr>
-            <w:hyperlink w:history="1" r:id="rIdihiapfqgaq45elljwoqwc">
+            <w:hyperlink w:history="1" r:id="rId-usiwmt4d5rsognkz1wzt">
               <w:r>
                 <w:rPr>
                   <w:rFonts w:ascii="Arial" w:cs="Arial" w:eastAsia="Arial" w:hAnsi="Arial"/>
@@ -12476,7 +12476,7 @@
               <w:spacing w:after="10" w:before="0"/>
               <w:ind w:left="120"/>
             </w:pPr>
-            <w:hyperlink w:history="1" r:id="rId7qh2psz3mwgzmz6d_0zl5">
+            <w:hyperlink w:history="1" r:id="rIdueemfrtoayn4aglfr72mc">
               <w:r>
                 <w:rPr>
                   <w:rFonts w:ascii="Arial" w:cs="Arial" w:eastAsia="Arial" w:hAnsi="Arial"/>
@@ -12521,7 +12521,7 @@
             <w:pPr>
               <w:spacing w:after="20" w:before="0"/>
             </w:pPr>
-            <w:hyperlink w:history="1" r:id="rIdzmigiltlkbpaykxc9sltw">
+            <w:hyperlink w:history="1" r:id="rIdcmff45etuq1toabsxbx5m">
               <w:r>
                 <w:rPr>
                   <w:rFonts w:ascii="Arial" w:cs="Arial" w:eastAsia="Arial" w:hAnsi="Arial"/>
@@ -12554,7 +12554,7 @@
               <w:spacing w:after="10" w:before="0"/>
               <w:ind w:left="120"/>
             </w:pPr>
-            <w:hyperlink w:history="1" r:id="rIdhmwre8vzses0xvekctxrw">
+            <w:hyperlink w:history="1" r:id="rIdhug7i1qhx6ug0cmwbjqyv">
               <w:r>
                 <w:rPr>
                   <w:rFonts w:ascii="Arial" w:cs="Arial" w:eastAsia="Arial" w:hAnsi="Arial"/>
@@ -12749,7 +12749,7 @@
             <w:pPr>
               <w:spacing w:after="20" w:before="0"/>
             </w:pPr>
-            <w:hyperlink w:history="1" r:id="rIdtj0rzjtfgxjzzv1sokeaf">
+            <w:hyperlink w:history="1" r:id="rIdpefihayu8dbkbwfbzygpt">
               <w:r>
                 <w:rPr>
                   <w:rFonts w:ascii="Arial" w:cs="Arial" w:eastAsia="Arial" w:hAnsi="Arial"/>
@@ -12782,7 +12782,7 @@
               <w:spacing w:after="10" w:before="0"/>
               <w:ind w:left="120"/>
             </w:pPr>
-            <w:hyperlink w:history="1" r:id="rIdfxbtge3dcvweouqgsy6al">
+            <w:hyperlink w:history="1" r:id="rIdczohylihgji0pyabw8gya">
               <w:r>
                 <w:rPr>
                   <w:rFonts w:ascii="Arial" w:cs="Arial" w:eastAsia="Arial" w:hAnsi="Arial"/>
@@ -12827,7 +12827,7 @@
             <w:pPr>
               <w:spacing w:after="20" w:before="0"/>
             </w:pPr>
-            <w:hyperlink w:history="1" r:id="rIdxp5ysofrwoxoxctzrvwa5">
+            <w:hyperlink w:history="1" r:id="rIdx2332pwtoavfiwhrlp2it">
               <w:r>
                 <w:rPr>
                   <w:rFonts w:ascii="Arial" w:cs="Arial" w:eastAsia="Arial" w:hAnsi="Arial"/>
@@ -12860,7 +12860,7 @@
               <w:spacing w:after="10" w:before="0"/>
               <w:ind w:left="120"/>
             </w:pPr>
-            <w:hyperlink w:history="1" r:id="rIdpol1lenryu5skowjw13tw">
+            <w:hyperlink w:history="1" r:id="rIdhhud-v6thcymjzhrd2z3x">
               <w:r>
                 <w:rPr>
                   <w:rFonts w:ascii="Arial" w:cs="Arial" w:eastAsia="Arial" w:hAnsi="Arial"/>
@@ -13055,7 +13055,7 @@
             <w:pPr>
               <w:spacing w:after="20" w:before="0"/>
             </w:pPr>
-            <w:hyperlink w:history="1" r:id="rIdge3ucqi2paaxn9ve_r1gj">
+            <w:hyperlink w:history="1" r:id="rIdrc0z0c-cgsto6q8fxzba8">
               <w:r>
                 <w:rPr>
                   <w:rFonts w:ascii="Arial" w:cs="Arial" w:eastAsia="Arial" w:hAnsi="Arial"/>
@@ -13088,7 +13088,7 @@
               <w:spacing w:after="10" w:before="0"/>
               <w:ind w:left="120"/>
             </w:pPr>
-            <w:hyperlink w:history="1" r:id="rIdvzswoxegkmccxp1io5vxv">
+            <w:hyperlink w:history="1" r:id="rIdccyrk7x8s42wot8sncmav">
               <w:r>
                 <w:rPr>
                   <w:rFonts w:ascii="Arial" w:cs="Arial" w:eastAsia="Arial" w:hAnsi="Arial"/>
@@ -13133,7 +13133,7 @@
             <w:pPr>
               <w:spacing w:after="20" w:before="0"/>
             </w:pPr>
-            <w:hyperlink w:history="1" r:id="rIdvmrodn71d8_aowbbjszew">
+            <w:hyperlink w:history="1" r:id="rId7-_zxjryukalem1igxkag">
               <w:r>
                 <w:rPr>
                   <w:rFonts w:ascii="Arial" w:cs="Arial" w:eastAsia="Arial" w:hAnsi="Arial"/>
@@ -13166,7 +13166,7 @@
               <w:spacing w:after="10" w:before="0"/>
               <w:ind w:left="120"/>
             </w:pPr>
-            <w:hyperlink w:history="1" r:id="rIdmsaokoqx-wvqi8mbtwksj">
+            <w:hyperlink w:history="1" r:id="rIdss3e52hwcdxi5xmf27cvg">
               <w:r>
                 <w:rPr>
                   <w:rFonts w:ascii="Arial" w:cs="Arial" w:eastAsia="Arial" w:hAnsi="Arial"/>
@@ -14653,7 +14653,7 @@
             <w:pPr>
               <w:spacing w:after="20" w:before="0"/>
             </w:pPr>
-            <w:hyperlink w:history="1" r:id="rId9o11bwnjssaa_kwthv0ra">
+            <w:hyperlink w:history="1" r:id="rIdibujkzt1gur5xwokhrics">
               <w:r>
                 <w:rPr>
                   <w:rFonts w:ascii="Arial" w:cs="Arial" w:eastAsia="Arial" w:hAnsi="Arial"/>
@@ -14686,7 +14686,7 @@
               <w:spacing w:after="10" w:before="0"/>
               <w:ind w:left="120"/>
             </w:pPr>
-            <w:hyperlink w:history="1" r:id="rIdvzb4rich83oovwiawhafn">
+            <w:hyperlink w:history="1" r:id="rIddmff5_llriyvh0_pe2ugo">
               <w:r>
                 <w:rPr>
                   <w:rFonts w:ascii="Arial" w:cs="Arial" w:eastAsia="Arial" w:hAnsi="Arial"/>
@@ -14731,7 +14731,7 @@
             <w:pPr>
               <w:spacing w:after="20" w:before="0"/>
             </w:pPr>
-            <w:hyperlink w:history="1" r:id="rIdni_qhzjwyxrbnjgdfuenu">
+            <w:hyperlink w:history="1" r:id="rIdpbycuvb-it_4uafw4pd7n">
               <w:r>
                 <w:rPr>
                   <w:rFonts w:ascii="Arial" w:cs="Arial" w:eastAsia="Arial" w:hAnsi="Arial"/>
@@ -14764,7 +14764,7 @@
               <w:spacing w:after="10" w:before="0"/>
               <w:ind w:left="120"/>
             </w:pPr>
-            <w:hyperlink w:history="1" r:id="rIdhxtzcfp_jhl0ggm9u4oe2">
+            <w:hyperlink w:history="1" r:id="rIdtp655sp4bhomr04kcmhyn">
               <w:r>
                 <w:rPr>
                   <w:rFonts w:ascii="Arial" w:cs="Arial" w:eastAsia="Arial" w:hAnsi="Arial"/>
@@ -14959,7 +14959,7 @@
             <w:pPr>
               <w:spacing w:after="20" w:before="0"/>
             </w:pPr>
-            <w:hyperlink w:history="1" r:id="rId61cx0zek8pvluw8usbdjh">
+            <w:hyperlink w:history="1" r:id="rId0ixei2-7k2vbonqseiyvl">
               <w:r>
                 <w:rPr>
                   <w:rFonts w:ascii="Arial" w:cs="Arial" w:eastAsia="Arial" w:hAnsi="Arial"/>
@@ -14992,7 +14992,7 @@
               <w:spacing w:after="10" w:before="0"/>
               <w:ind w:left="120"/>
             </w:pPr>
-            <w:hyperlink w:history="1" r:id="rIdhbxs65j-f_apucfxouik3">
+            <w:hyperlink w:history="1" r:id="rIdmjyz9zcjvcl8zjor9ag8z">
               <w:r>
                 <w:rPr>
                   <w:rFonts w:ascii="Arial" w:cs="Arial" w:eastAsia="Arial" w:hAnsi="Arial"/>
@@ -15037,7 +15037,7 @@
             <w:pPr>
               <w:spacing w:after="20" w:before="0"/>
             </w:pPr>
-            <w:hyperlink w:history="1" r:id="rIdulmbl9z17cbuuq-xglphw">
+            <w:hyperlink w:history="1" r:id="rIdytdotazemonafdlwameq3">
               <w:r>
                 <w:rPr>
                   <w:rFonts w:ascii="Arial" w:cs="Arial" w:eastAsia="Arial" w:hAnsi="Arial"/>
@@ -15070,7 +15070,7 @@
               <w:spacing w:after="10" w:before="0"/>
               <w:ind w:left="120"/>
             </w:pPr>
-            <w:hyperlink w:history="1" r:id="rIdsrwxqkmkhxxc9sv_2uax0">
+            <w:hyperlink w:history="1" r:id="rIdvfxuv9kweut0q4nugrihz">
               <w:r>
                 <w:rPr>
                   <w:rFonts w:ascii="Arial" w:cs="Arial" w:eastAsia="Arial" w:hAnsi="Arial"/>
@@ -15265,7 +15265,7 @@
             <w:pPr>
               <w:spacing w:after="20" w:before="0"/>
             </w:pPr>
-            <w:hyperlink w:history="1" r:id="rIdfvyx80ffrj8erb51s1ump">
+            <w:hyperlink w:history="1" r:id="rIdstd-b8jx3xuhrkd5uk2tl">
               <w:r>
                 <w:rPr>
                   <w:rFonts w:ascii="Arial" w:cs="Arial" w:eastAsia="Arial" w:hAnsi="Arial"/>
@@ -15298,7 +15298,7 @@
               <w:spacing w:after="10" w:before="0"/>
               <w:ind w:left="120"/>
             </w:pPr>
-            <w:hyperlink w:history="1" r:id="rIds6iubx5yfzd7inckjyrcp">
+            <w:hyperlink w:history="1" r:id="rIdpphw-mvgaewdza2uzwchy">
               <w:r>
                 <w:rPr>
                   <w:rFonts w:ascii="Arial" w:cs="Arial" w:eastAsia="Arial" w:hAnsi="Arial"/>
@@ -15343,7 +15343,7 @@
             <w:pPr>
               <w:spacing w:after="20" w:before="0"/>
             </w:pPr>
-            <w:hyperlink w:history="1" r:id="rIdszl7qfqblireaett3qgp2">
+            <w:hyperlink w:history="1" r:id="rId2jqngpe5ihce2ujlvu4i4">
               <w:r>
                 <w:rPr>
                   <w:rFonts w:ascii="Arial" w:cs="Arial" w:eastAsia="Arial" w:hAnsi="Arial"/>
@@ -15376,7 +15376,7 @@
               <w:spacing w:after="10" w:before="0"/>
               <w:ind w:left="120"/>
             </w:pPr>
-            <w:hyperlink w:history="1" r:id="rIdesjkvamhhvpoci_nais-j">
+            <w:hyperlink w:history="1" r:id="rId0kfocg8yadjwt5318hhtl">
               <w:r>
                 <w:rPr>
                   <w:rFonts w:ascii="Arial" w:cs="Arial" w:eastAsia="Arial" w:hAnsi="Arial"/>
@@ -15571,7 +15571,7 @@
             <w:pPr>
               <w:spacing w:after="20" w:before="0"/>
             </w:pPr>
-            <w:hyperlink w:history="1" r:id="rIdlkvloofmklnjs4s67nw4s">
+            <w:hyperlink w:history="1" r:id="rIdfw6h7bz6n2cydayyo1ju_">
               <w:r>
                 <w:rPr>
                   <w:rFonts w:ascii="Arial" w:cs="Arial" w:eastAsia="Arial" w:hAnsi="Arial"/>
@@ -15604,7 +15604,7 @@
               <w:spacing w:after="10" w:before="0"/>
               <w:ind w:left="120"/>
             </w:pPr>
-            <w:hyperlink w:history="1" r:id="rIddpgyignyh2ueoy3xl5x4x">
+            <w:hyperlink w:history="1" r:id="rIdoa_mmp4dwupl3_azvrvdo">
               <w:r>
                 <w:rPr>
                   <w:rFonts w:ascii="Arial" w:cs="Arial" w:eastAsia="Arial" w:hAnsi="Arial"/>
@@ -15649,7 +15649,7 @@
             <w:pPr>
               <w:spacing w:after="20" w:before="0"/>
             </w:pPr>
-            <w:hyperlink w:history="1" r:id="rIdw3aentp-lk8vhbambzoql">
+            <w:hyperlink w:history="1" r:id="rId5okpkbblvms58ihpzwqof">
               <w:r>
                 <w:rPr>
                   <w:rFonts w:ascii="Arial" w:cs="Arial" w:eastAsia="Arial" w:hAnsi="Arial"/>
@@ -15682,7 +15682,7 @@
               <w:spacing w:after="10" w:before="0"/>
               <w:ind w:left="120"/>
             </w:pPr>
-            <w:hyperlink w:history="1" r:id="rId2r20fdjpw5gpb_6el9r9z">
+            <w:hyperlink w:history="1" r:id="rIdfoswf2r8t1h20nokk9jiy">
               <w:r>
                 <w:rPr>
                   <w:rFonts w:ascii="Arial" w:cs="Arial" w:eastAsia="Arial" w:hAnsi="Arial"/>
@@ -15877,7 +15877,7 @@
             <w:pPr>
               <w:spacing w:after="20" w:before="0"/>
             </w:pPr>
-            <w:hyperlink w:history="1" r:id="rIdpduqge1viuo6et5dljt0z">
+            <w:hyperlink w:history="1" r:id="rIdxa488osxotfbwsicawfhx">
               <w:r>
                 <w:rPr>
                   <w:rFonts w:ascii="Arial" w:cs="Arial" w:eastAsia="Arial" w:hAnsi="Arial"/>
@@ -15910,7 +15910,7 @@
               <w:spacing w:after="10" w:before="0"/>
               <w:ind w:left="120"/>
             </w:pPr>
-            <w:hyperlink w:history="1" r:id="rIdzu64zc0swqnwh_rzu6ozu">
+            <w:hyperlink w:history="1" r:id="rIdvzwrqfwev99rymdzejxp6">
               <w:r>
                 <w:rPr>
                   <w:rFonts w:ascii="Arial" w:cs="Arial" w:eastAsia="Arial" w:hAnsi="Arial"/>
@@ -15955,7 +15955,7 @@
             <w:pPr>
               <w:spacing w:after="20" w:before="0"/>
             </w:pPr>
-            <w:hyperlink w:history="1" r:id="rId5jeqosciieea2u6ylbgx2">
+            <w:hyperlink w:history="1" r:id="rIdtwvpxna1sxjahwqzjkqwm">
               <w:r>
                 <w:rPr>
                   <w:rFonts w:ascii="Arial" w:cs="Arial" w:eastAsia="Arial" w:hAnsi="Arial"/>
@@ -15988,7 +15988,7 @@
               <w:spacing w:after="10" w:before="0"/>
               <w:ind w:left="120"/>
             </w:pPr>
-            <w:hyperlink w:history="1" r:id="rIdwbpsjoit_vwmf90wxjdsl">
+            <w:hyperlink w:history="1" r:id="rIdchcinw4s1xlelnwlpkezc">
               <w:r>
                 <w:rPr>
                   <w:rFonts w:ascii="Arial" w:cs="Arial" w:eastAsia="Arial" w:hAnsi="Arial"/>
@@ -17674,7 +17674,7 @@
             <w:pPr>
               <w:spacing w:after="20" w:before="0"/>
             </w:pPr>
-            <w:hyperlink w:history="1" r:id="rIdbljciebasbezkzuub3jfj">
+            <w:hyperlink w:history="1" r:id="rIdxmbcv8e7nkbio5ybmjjbo">
               <w:r>
                 <w:rPr>
                   <w:rFonts w:ascii="Arial" w:cs="Arial" w:eastAsia="Arial" w:hAnsi="Arial"/>
@@ -17707,7 +17707,7 @@
               <w:spacing w:after="10" w:before="0"/>
               <w:ind w:left="120"/>
             </w:pPr>
-            <w:hyperlink w:history="1" r:id="rIdxh_kze7sgcjwxxxujp48m">
+            <w:hyperlink w:history="1" r:id="rIdyoqhgxau1qrzozhahb6ul">
               <w:r>
                 <w:rPr>
                   <w:rFonts w:ascii="Arial" w:cs="Arial" w:eastAsia="Arial" w:hAnsi="Arial"/>
@@ -17752,7 +17752,7 @@
             <w:pPr>
               <w:spacing w:after="20" w:before="0"/>
             </w:pPr>
-            <w:hyperlink w:history="1" r:id="rIdn3bb0wsm-njfk8cgplapf">
+            <w:hyperlink w:history="1" r:id="rIdmvqodez22bre5oz1-yr9t">
               <w:r>
                 <w:rPr>
                   <w:rFonts w:ascii="Arial" w:cs="Arial" w:eastAsia="Arial" w:hAnsi="Arial"/>
@@ -17785,7 +17785,7 @@
               <w:spacing w:after="10" w:before="0"/>
               <w:ind w:left="120"/>
             </w:pPr>
-            <w:hyperlink w:history="1" r:id="rIdnlqxbl6szip4iiqapuy6e">
+            <w:hyperlink w:history="1" r:id="rIdm0rugy2j_v9nth-t0zj-b">
               <w:r>
                 <w:rPr>
                   <w:rFonts w:ascii="Arial" w:cs="Arial" w:eastAsia="Arial" w:hAnsi="Arial"/>
@@ -17980,7 +17980,7 @@
             <w:pPr>
               <w:spacing w:after="20" w:before="0"/>
             </w:pPr>
-            <w:hyperlink w:history="1" r:id="rIdz-cklkv9a7ljve7f0twsu">
+            <w:hyperlink w:history="1" r:id="rIdg7fzrfu73bjs1tdhmseqj">
               <w:r>
                 <w:rPr>
                   <w:rFonts w:ascii="Arial" w:cs="Arial" w:eastAsia="Arial" w:hAnsi="Arial"/>
@@ -18013,7 +18013,7 @@
               <w:spacing w:after="10" w:before="0"/>
               <w:ind w:left="120"/>
             </w:pPr>
-            <w:hyperlink w:history="1" r:id="rIdbc9ncysvn_yq-dou7xma_">
+            <w:hyperlink w:history="1" r:id="rIdbdqrnmluxfvnrqxt4wsq5">
               <w:r>
                 <w:rPr>
                   <w:rFonts w:ascii="Arial" w:cs="Arial" w:eastAsia="Arial" w:hAnsi="Arial"/>
@@ -18058,7 +18058,7 @@
             <w:pPr>
               <w:spacing w:after="20" w:before="0"/>
             </w:pPr>
-            <w:hyperlink w:history="1" r:id="rIdasvhuuc002f8-jj-x9s5y">
+            <w:hyperlink w:history="1" r:id="rId5ugzluyji1pxf9r70vk_3">
               <w:r>
                 <w:rPr>
                   <w:rFonts w:ascii="Arial" w:cs="Arial" w:eastAsia="Arial" w:hAnsi="Arial"/>
@@ -18091,7 +18091,7 @@
               <w:spacing w:after="10" w:before="0"/>
               <w:ind w:left="120"/>
             </w:pPr>
-            <w:hyperlink w:history="1" r:id="rIdrdjadlzr7fyda9esqv-ul">
+            <w:hyperlink w:history="1" r:id="rIdkgrfioaxn9due6d5mnclx">
               <w:r>
                 <w:rPr>
                   <w:rFonts w:ascii="Arial" w:cs="Arial" w:eastAsia="Arial" w:hAnsi="Arial"/>
@@ -18286,7 +18286,7 @@
             <w:pPr>
               <w:spacing w:after="20" w:before="0"/>
             </w:pPr>
-            <w:hyperlink w:history="1" r:id="rId5a8ez5b2wapnnapddjhae">
+            <w:hyperlink w:history="1" r:id="rIdyiaz6ewdcnl4lc2lih_kh">
               <w:r>
                 <w:rPr>
                   <w:rFonts w:ascii="Arial" w:cs="Arial" w:eastAsia="Arial" w:hAnsi="Arial"/>
@@ -18319,7 +18319,7 @@
               <w:spacing w:after="10" w:before="0"/>
               <w:ind w:left="120"/>
             </w:pPr>
-            <w:hyperlink w:history="1" r:id="rIddegdvs5igk2sbh-kcf-xi">
+            <w:hyperlink w:history="1" r:id="rIdjct7cwr954wlusq0kr-nl">
               <w:r>
                 <w:rPr>
                   <w:rFonts w:ascii="Arial" w:cs="Arial" w:eastAsia="Arial" w:hAnsi="Arial"/>
@@ -18364,7 +18364,7 @@
             <w:pPr>
               <w:spacing w:after="20" w:before="0"/>
             </w:pPr>
-            <w:hyperlink w:history="1" r:id="rId0blqkqvs3ikhlce0lxfw3">
+            <w:hyperlink w:history="1" r:id="rId7jrx2qn4ddomnw9osy10s">
               <w:r>
                 <w:rPr>
                   <w:rFonts w:ascii="Arial" w:cs="Arial" w:eastAsia="Arial" w:hAnsi="Arial"/>
@@ -18397,7 +18397,7 @@
               <w:spacing w:after="10" w:before="0"/>
               <w:ind w:left="120"/>
             </w:pPr>
-            <w:hyperlink w:history="1" r:id="rId61iyginndipm-7kqua-kp">
+            <w:hyperlink w:history="1" r:id="rIdbpxq0drxjewiucslawwcj">
               <w:r>
                 <w:rPr>
                   <w:rFonts w:ascii="Arial" w:cs="Arial" w:eastAsia="Arial" w:hAnsi="Arial"/>
@@ -18592,7 +18592,7 @@
             <w:pPr>
               <w:spacing w:after="20" w:before="0"/>
             </w:pPr>
-            <w:hyperlink w:history="1" r:id="rIdzxcxunxqvkkunqhwobr9m">
+            <w:hyperlink w:history="1" r:id="rIdihnsyzbpxi3zt51mbu2hw">
               <w:r>
                 <w:rPr>
                   <w:rFonts w:ascii="Arial" w:cs="Arial" w:eastAsia="Arial" w:hAnsi="Arial"/>
@@ -18625,7 +18625,7 @@
               <w:spacing w:after="10" w:before="0"/>
               <w:ind w:left="120"/>
             </w:pPr>
-            <w:hyperlink w:history="1" r:id="rIdaeywwjn_kyx55fl4plo1m">
+            <w:hyperlink w:history="1" r:id="rId7zkbz2bzixsvxhzj3nha1">
               <w:r>
                 <w:rPr>
                   <w:rFonts w:ascii="Arial" w:cs="Arial" w:eastAsia="Arial" w:hAnsi="Arial"/>
@@ -18670,7 +18670,7 @@
             <w:pPr>
               <w:spacing w:after="20" w:before="0"/>
             </w:pPr>
-            <w:hyperlink w:history="1" r:id="rIdhba12ulle3dvhhnhsz1iw">
+            <w:hyperlink w:history="1" r:id="rIdnabk4wsvizxnsdsgxg2jy">
               <w:r>
                 <w:rPr>
                   <w:rFonts w:ascii="Arial" w:cs="Arial" w:eastAsia="Arial" w:hAnsi="Arial"/>
@@ -18703,7 +18703,7 @@
               <w:spacing w:after="10" w:before="0"/>
               <w:ind w:left="120"/>
             </w:pPr>
-            <w:hyperlink w:history="1" r:id="rIdmoilv9dc08f9zdi87_ns2">
+            <w:hyperlink w:history="1" r:id="rId4zl4yft0mlrjbunprlmra">
               <w:r>
                 <w:rPr>
                   <w:rFonts w:ascii="Arial" w:cs="Arial" w:eastAsia="Arial" w:hAnsi="Arial"/>
@@ -18898,7 +18898,7 @@
             <w:pPr>
               <w:spacing w:after="20" w:before="0"/>
             </w:pPr>
-            <w:hyperlink w:history="1" r:id="rIdyge3z1p3cz7onfpcwyf-4">
+            <w:hyperlink w:history="1" r:id="rId9elejrfp6cqtg4ce0xxpf">
               <w:r>
                 <w:rPr>
                   <w:rFonts w:ascii="Arial" w:cs="Arial" w:eastAsia="Arial" w:hAnsi="Arial"/>
@@ -18931,7 +18931,7 @@
               <w:spacing w:after="10" w:before="0"/>
               <w:ind w:left="120"/>
             </w:pPr>
-            <w:hyperlink w:history="1" r:id="rIdsypdyg3aa3jxovobnlg9s">
+            <w:hyperlink w:history="1" r:id="rId-jl4m8qnowra-aa91nkcv">
               <w:r>
                 <w:rPr>
                   <w:rFonts w:ascii="Arial" w:cs="Arial" w:eastAsia="Arial" w:hAnsi="Arial"/>
@@ -18976,7 +18976,7 @@
             <w:pPr>
               <w:spacing w:after="20" w:before="0"/>
             </w:pPr>
-            <w:hyperlink w:history="1" r:id="rIdqli9nvju8miwc64xdya-4">
+            <w:hyperlink w:history="1" r:id="rId8jeghtm-bck7-3ikjthww">
               <w:r>
                 <w:rPr>
                   <w:rFonts w:ascii="Arial" w:cs="Arial" w:eastAsia="Arial" w:hAnsi="Arial"/>
@@ -19009,7 +19009,7 @@
               <w:spacing w:after="10" w:before="0"/>
               <w:ind w:left="120"/>
             </w:pPr>
-            <w:hyperlink w:history="1" r:id="rIdj4wc2v2zo2ypd9mi1a8wx">
+            <w:hyperlink w:history="1" r:id="rIdfuhlcprlkovmfdxkngy_b">
               <w:r>
                 <w:rPr>
                   <w:rFonts w:ascii="Arial" w:cs="Arial" w:eastAsia="Arial" w:hAnsi="Arial"/>
@@ -20648,7 +20648,7 @@
             <w:pPr>
               <w:spacing w:after="20" w:before="0"/>
             </w:pPr>
-            <w:hyperlink w:history="1" r:id="rIdrjmngquoll2gbn1fwvdsw">
+            <w:hyperlink w:history="1" r:id="rIdkticcvh8_0qxdpxxbuqhn">
               <w:r>
                 <w:rPr>
                   <w:rFonts w:ascii="Arial" w:cs="Arial" w:eastAsia="Arial" w:hAnsi="Arial"/>
@@ -20681,7 +20681,7 @@
               <w:spacing w:after="10" w:before="0"/>
               <w:ind w:left="120"/>
             </w:pPr>
-            <w:hyperlink w:history="1" r:id="rIdnhfyy8518eoxllqrg-bep">
+            <w:hyperlink w:history="1" r:id="rIdn_jq64vpvj2gucy-cqali">
               <w:r>
                 <w:rPr>
                   <w:rFonts w:ascii="Arial" w:cs="Arial" w:eastAsia="Arial" w:hAnsi="Arial"/>
@@ -20726,7 +20726,7 @@
             <w:pPr>
               <w:spacing w:after="20" w:before="0"/>
             </w:pPr>
-            <w:hyperlink w:history="1" r:id="rIdodhcqbujvqw3y-icszugq">
+            <w:hyperlink w:history="1" r:id="rId2hctvrnv9ghdzp3h35tdi">
               <w:r>
                 <w:rPr>
                   <w:rFonts w:ascii="Arial" w:cs="Arial" w:eastAsia="Arial" w:hAnsi="Arial"/>
@@ -20759,7 +20759,7 @@
               <w:spacing w:after="10" w:before="0"/>
               <w:ind w:left="120"/>
             </w:pPr>
-            <w:hyperlink w:history="1" r:id="rIdudhhj_tutehq7w6zyizxu">
+            <w:hyperlink w:history="1" r:id="rId9noo62zf5bsailg8hjvn2">
               <w:r>
                 <w:rPr>
                   <w:rFonts w:ascii="Arial" w:cs="Arial" w:eastAsia="Arial" w:hAnsi="Arial"/>
@@ -20954,7 +20954,7 @@
             <w:pPr>
               <w:spacing w:after="20" w:before="0"/>
             </w:pPr>
-            <w:hyperlink w:history="1" r:id="rIdktsxtojh0try24zttqsc3">
+            <w:hyperlink w:history="1" r:id="rIdqchnxb0tjno60qadbuoro">
               <w:r>
                 <w:rPr>
                   <w:rFonts w:ascii="Arial" w:cs="Arial" w:eastAsia="Arial" w:hAnsi="Arial"/>
@@ -20987,7 +20987,7 @@
               <w:spacing w:after="10" w:before="0"/>
               <w:ind w:left="120"/>
             </w:pPr>
-            <w:hyperlink w:history="1" r:id="rIdbz03iefdfygosy5ngz0od">
+            <w:hyperlink w:history="1" r:id="rId84wnp9h2kofvohacvlv81">
               <w:r>
                 <w:rPr>
                   <w:rFonts w:ascii="Arial" w:cs="Arial" w:eastAsia="Arial" w:hAnsi="Arial"/>
@@ -21032,7 +21032,7 @@
             <w:pPr>
               <w:spacing w:after="20" w:before="0"/>
             </w:pPr>
-            <w:hyperlink w:history="1" r:id="rIdiupbho8se8xxju6oou71m">
+            <w:hyperlink w:history="1" r:id="rIdd3oscqkhiu9ltx3pyjlpk">
               <w:r>
                 <w:rPr>
                   <w:rFonts w:ascii="Arial" w:cs="Arial" w:eastAsia="Arial" w:hAnsi="Arial"/>
@@ -21065,7 +21065,7 @@
               <w:spacing w:after="10" w:before="0"/>
               <w:ind w:left="120"/>
             </w:pPr>
-            <w:hyperlink w:history="1" r:id="rIduf8hiai4mkjb355jmgm6w">
+            <w:hyperlink w:history="1" r:id="rId_-vszkjbbghc2ebyiqwrm">
               <w:r>
                 <w:rPr>
                   <w:rFonts w:ascii="Arial" w:cs="Arial" w:eastAsia="Arial" w:hAnsi="Arial"/>
@@ -21564,7 +21564,7 @@
             <w:pPr>
               <w:spacing w:after="20" w:before="0"/>
             </w:pPr>
-            <w:hyperlink w:history="1" r:id="rIdh8r4ly4rhrhjnjm3almvo">
+            <w:hyperlink w:history="1" r:id="rIdbedkyhwdwhurcb6gcvzba">
               <w:r>
                 <w:rPr>
                   <w:rFonts w:ascii="Arial" w:cs="Arial" w:eastAsia="Arial" w:hAnsi="Arial"/>
@@ -21597,7 +21597,7 @@
               <w:spacing w:after="10" w:before="0"/>
               <w:ind w:left="120"/>
             </w:pPr>
-            <w:hyperlink w:history="1" r:id="rIdycbktmj5c_aok5u_rffxr">
+            <w:hyperlink w:history="1" r:id="rIde0lod3xdb8yv_es6v26lk">
               <w:r>
                 <w:rPr>
                   <w:rFonts w:ascii="Arial" w:cs="Arial" w:eastAsia="Arial" w:hAnsi="Arial"/>
@@ -21642,7 +21642,7 @@
             <w:pPr>
               <w:spacing w:after="20" w:before="0"/>
             </w:pPr>
-            <w:hyperlink w:history="1" r:id="rIdq-by7-9rivltzk8dl0cik">
+            <w:hyperlink w:history="1" r:id="rIdpwj4dm_e-cxx2k9yzqrvy">
               <w:r>
                 <w:rPr>
                   <w:rFonts w:ascii="Arial" w:cs="Arial" w:eastAsia="Arial" w:hAnsi="Arial"/>
@@ -21675,7 +21675,7 @@
               <w:spacing w:after="10" w:before="0"/>
               <w:ind w:left="120"/>
             </w:pPr>
-            <w:hyperlink w:history="1" r:id="rIdcwgdw26cc9qyb6k47vgrr">
+            <w:hyperlink w:history="1" r:id="rIdmfnhe59cxv-bfvqm4s2jw">
               <w:r>
                 <w:rPr>
                   <w:rFonts w:ascii="Arial" w:cs="Arial" w:eastAsia="Arial" w:hAnsi="Arial"/>
@@ -22041,7 +22041,7 @@
             <w:pPr>
               <w:spacing w:after="20" w:before="0"/>
             </w:pPr>
-            <w:hyperlink w:history="1" r:id="rIdnsvwllkhg8irb5ujaappp">
+            <w:hyperlink w:history="1" r:id="rIdwubp87h-ct5kqjr_5vzms">
               <w:r>
                 <w:rPr>
                   <w:rFonts w:ascii="Arial" w:cs="Arial" w:eastAsia="Arial" w:hAnsi="Arial"/>
@@ -22074,7 +22074,7 @@
               <w:spacing w:after="10" w:before="0"/>
               <w:ind w:left="120"/>
             </w:pPr>
-            <w:hyperlink w:history="1" r:id="rIdoc7p21t679wgyfrscn7xt">
+            <w:hyperlink w:history="1" r:id="rIdi3pvmhe_xg0fsdvqbidhi">
               <w:r>
                 <w:rPr>
                   <w:rFonts w:ascii="Arial" w:cs="Arial" w:eastAsia="Arial" w:hAnsi="Arial"/>
@@ -22119,7 +22119,7 @@
             <w:pPr>
               <w:spacing w:after="20" w:before="0"/>
             </w:pPr>
-            <w:hyperlink w:history="1" r:id="rIdv2d_d6429wg3-htislfwh">
+            <w:hyperlink w:history="1" r:id="rIdqe46l-2axgsyh4su1vaud">
               <w:r>
                 <w:rPr>
                   <w:rFonts w:ascii="Arial" w:cs="Arial" w:eastAsia="Arial" w:hAnsi="Arial"/>
@@ -22152,7 +22152,7 @@
               <w:spacing w:after="10" w:before="0"/>
               <w:ind w:left="120"/>
             </w:pPr>
-            <w:hyperlink w:history="1" r:id="rIdrv277knroyz8wiucs--zm">
+            <w:hyperlink w:history="1" r:id="rIdy2pg__nr5ldduxiywlp1g">
               <w:r>
                 <w:rPr>
                   <w:rFonts w:ascii="Arial" w:cs="Arial" w:eastAsia="Arial" w:hAnsi="Arial"/>
@@ -22347,7 +22347,7 @@
             <w:pPr>
               <w:spacing w:after="20" w:before="0"/>
             </w:pPr>
-            <w:hyperlink w:history="1" r:id="rIdtcnmz8hwzwzkn5pcugce1">
+            <w:hyperlink w:history="1" r:id="rIdpy37re0acdu5zhhfyw7zw">
               <w:r>
                 <w:rPr>
                   <w:rFonts w:ascii="Arial" w:cs="Arial" w:eastAsia="Arial" w:hAnsi="Arial"/>
@@ -22380,7 +22380,7 @@
               <w:spacing w:after="10" w:before="0"/>
               <w:ind w:left="120"/>
             </w:pPr>
-            <w:hyperlink w:history="1" r:id="rIdqlapil6r5xswzp2lagujp">
+            <w:hyperlink w:history="1" r:id="rIdlbbknmy3oifymaw8hpzra">
               <w:r>
                 <w:rPr>
                   <w:rFonts w:ascii="Arial" w:cs="Arial" w:eastAsia="Arial" w:hAnsi="Arial"/>
@@ -22425,7 +22425,7 @@
             <w:pPr>
               <w:spacing w:after="20" w:before="0"/>
             </w:pPr>
-            <w:hyperlink w:history="1" r:id="rIdwaqihwqwjot1lr_gltfyp">
+            <w:hyperlink w:history="1" r:id="rId-3js0l_sutdpfxmpju9ph">
               <w:r>
                 <w:rPr>
                   <w:rFonts w:ascii="Arial" w:cs="Arial" w:eastAsia="Arial" w:hAnsi="Arial"/>
@@ -22458,7 +22458,7 @@
               <w:spacing w:after="10" w:before="0"/>
               <w:ind w:left="120"/>
             </w:pPr>
-            <w:hyperlink w:history="1" r:id="rIduozrulwcegrmfkcu9sk_a">
+            <w:hyperlink w:history="1" r:id="rIdlvyrqjr8bs2o6iiokvy-j">
               <w:r>
                 <w:rPr>
                   <w:rFonts w:ascii="Arial" w:cs="Arial" w:eastAsia="Arial" w:hAnsi="Arial"/>
@@ -23945,7 +23945,7 @@
             <w:pPr>
               <w:spacing w:after="20" w:before="0"/>
             </w:pPr>
-            <w:hyperlink w:history="1" r:id="rIdpxitzabyh6cfqimdml5hx">
+            <w:hyperlink w:history="1" r:id="rIdzs71lzkvxyisqu5j1bdya">
               <w:r>
                 <w:rPr>
                   <w:rFonts w:ascii="Arial" w:cs="Arial" w:eastAsia="Arial" w:hAnsi="Arial"/>
@@ -23978,7 +23978,7 @@
               <w:spacing w:after="10" w:before="0"/>
               <w:ind w:left="120"/>
             </w:pPr>
-            <w:hyperlink w:history="1" r:id="rIdzbtwn_dhl43wulykaiono">
+            <w:hyperlink w:history="1" r:id="rIdpnqy9prjhcl8kng4nyspi">
               <w:r>
                 <w:rPr>
                   <w:rFonts w:ascii="Arial" w:cs="Arial" w:eastAsia="Arial" w:hAnsi="Arial"/>
@@ -24023,7 +24023,7 @@
             <w:pPr>
               <w:spacing w:after="20" w:before="0"/>
             </w:pPr>
-            <w:hyperlink w:history="1" r:id="rIdqmyroxgtwwnktcumxzj-f">
+            <w:hyperlink w:history="1" r:id="rIdceseiwkidldtrqtxyu1o1">
               <w:r>
                 <w:rPr>
                   <w:rFonts w:ascii="Arial" w:cs="Arial" w:eastAsia="Arial" w:hAnsi="Arial"/>
@@ -24056,7 +24056,7 @@
               <w:spacing w:after="10" w:before="0"/>
               <w:ind w:left="120"/>
             </w:pPr>
-            <w:hyperlink w:history="1" r:id="rIdowgauojuexzuyqrd_bvsl">
+            <w:hyperlink w:history="1" r:id="rIdgvvpikrowk1bquku6unas">
               <w:r>
                 <w:rPr>
                   <w:rFonts w:ascii="Arial" w:cs="Arial" w:eastAsia="Arial" w:hAnsi="Arial"/>
@@ -24251,7 +24251,7 @@
             <w:pPr>
               <w:spacing w:after="20" w:before="0"/>
             </w:pPr>
-            <w:hyperlink w:history="1" r:id="rIdrcbqm_bbn46jspfwso-qu">
+            <w:hyperlink w:history="1" r:id="rIdru0ijnwypmwhj1x9crk3e">
               <w:r>
                 <w:rPr>
                   <w:rFonts w:ascii="Arial" w:cs="Arial" w:eastAsia="Arial" w:hAnsi="Arial"/>
@@ -24284,7 +24284,7 @@
               <w:spacing w:after="10" w:before="0"/>
               <w:ind w:left="120"/>
             </w:pPr>
-            <w:hyperlink w:history="1" r:id="rIdszvkkxchedkhlicwtfukg">
+            <w:hyperlink w:history="1" r:id="rId4fukjcytlr9khtu7sorjy">
               <w:r>
                 <w:rPr>
                   <w:rFonts w:ascii="Arial" w:cs="Arial" w:eastAsia="Arial" w:hAnsi="Arial"/>
@@ -24329,7 +24329,7 @@
             <w:pPr>
               <w:spacing w:after="20" w:before="0"/>
             </w:pPr>
-            <w:hyperlink w:history="1" r:id="rIdkxmrlv670jatqgdkjglm9">
+            <w:hyperlink w:history="1" r:id="rIdatxoh0aznspc-h2w2qmb-">
               <w:r>
                 <w:rPr>
                   <w:rFonts w:ascii="Arial" w:cs="Arial" w:eastAsia="Arial" w:hAnsi="Arial"/>
@@ -24362,7 +24362,7 @@
               <w:spacing w:after="10" w:before="0"/>
               <w:ind w:left="120"/>
             </w:pPr>
-            <w:hyperlink w:history="1" r:id="rId_rdotpf0mbdn-zyotf1q1">
+            <w:hyperlink w:history="1" r:id="rIdkvjbiitpbbvhvh7qgqc6_">
               <w:r>
                 <w:rPr>
                   <w:rFonts w:ascii="Arial" w:cs="Arial" w:eastAsia="Arial" w:hAnsi="Arial"/>
@@ -24557,7 +24557,7 @@
             <w:pPr>
               <w:spacing w:after="20" w:before="0"/>
             </w:pPr>
-            <w:hyperlink w:history="1" r:id="rIdjp2v8tkde3avjdqkujiuq">
+            <w:hyperlink w:history="1" r:id="rIdmghvj0w4ceh4cb9btlokx">
               <w:r>
                 <w:rPr>
                   <w:rFonts w:ascii="Arial" w:cs="Arial" w:eastAsia="Arial" w:hAnsi="Arial"/>
@@ -24590,7 +24590,7 @@
               <w:spacing w:after="10" w:before="0"/>
               <w:ind w:left="120"/>
             </w:pPr>
-            <w:hyperlink w:history="1" r:id="rId35fmze8ofshxirwb3wmw2">
+            <w:hyperlink w:history="1" r:id="rId3kgnujhasg2_orr3mpb6p">
               <w:r>
                 <w:rPr>
                   <w:rFonts w:ascii="Arial" w:cs="Arial" w:eastAsia="Arial" w:hAnsi="Arial"/>
@@ -24635,7 +24635,7 @@
             <w:pPr>
               <w:spacing w:after="20" w:before="0"/>
             </w:pPr>
-            <w:hyperlink w:history="1" r:id="rIddzivcfvfchtmjy28q2jvx">
+            <w:hyperlink w:history="1" r:id="rId7pkfqkeh8-pbzcxelyix5">
               <w:r>
                 <w:rPr>
                   <w:rFonts w:ascii="Arial" w:cs="Arial" w:eastAsia="Arial" w:hAnsi="Arial"/>
@@ -24668,7 +24668,7 @@
               <w:spacing w:after="10" w:before="0"/>
               <w:ind w:left="120"/>
             </w:pPr>
-            <w:hyperlink w:history="1" r:id="rIdndef5ttfw6zmbjuk8vfti">
+            <w:hyperlink w:history="1" r:id="rId61q9qdxejfzqsswafnmh-">
               <w:r>
                 <w:rPr>
                   <w:rFonts w:ascii="Arial" w:cs="Arial" w:eastAsia="Arial" w:hAnsi="Arial"/>
@@ -24863,7 +24863,7 @@
             <w:pPr>
               <w:spacing w:after="20" w:before="0"/>
             </w:pPr>
-            <w:hyperlink w:history="1" r:id="rIdglxfuf5ncfcpkz1kzgnmf">
+            <w:hyperlink w:history="1" r:id="rIdmtwxrngv_pbqbwzw5atoi">
               <w:r>
                 <w:rPr>
                   <w:rFonts w:ascii="Arial" w:cs="Arial" w:eastAsia="Arial" w:hAnsi="Arial"/>
@@ -24896,7 +24896,7 @@
               <w:spacing w:after="10" w:before="0"/>
               <w:ind w:left="120"/>
             </w:pPr>
-            <w:hyperlink w:history="1" r:id="rIdz-rvlmlbjr8ekmtwkf9yn">
+            <w:hyperlink w:history="1" r:id="rIdaovtaz7tfimj3iob3earh">
               <w:r>
                 <w:rPr>
                   <w:rFonts w:ascii="Arial" w:cs="Arial" w:eastAsia="Arial" w:hAnsi="Arial"/>
@@ -24941,7 +24941,7 @@
             <w:pPr>
               <w:spacing w:after="20" w:before="0"/>
             </w:pPr>
-            <w:hyperlink w:history="1" r:id="rIdlt6sbuvewlyvst36wkmmc">
+            <w:hyperlink w:history="1" r:id="rIdqwahg9ew9puf6qs_y31d5">
               <w:r>
                 <w:rPr>
                   <w:rFonts w:ascii="Arial" w:cs="Arial" w:eastAsia="Arial" w:hAnsi="Arial"/>
@@ -24974,7 +24974,7 @@
               <w:spacing w:after="10" w:before="0"/>
               <w:ind w:left="120"/>
             </w:pPr>
-            <w:hyperlink w:history="1" r:id="rIdglw2n__u4ty4x-ukrdpsg">
+            <w:hyperlink w:history="1" r:id="rId92rmj7ovib3izyt_bl7ik">
               <w:r>
                 <w:rPr>
                   <w:rFonts w:ascii="Arial" w:cs="Arial" w:eastAsia="Arial" w:hAnsi="Arial"/>
@@ -25169,7 +25169,7 @@
             <w:pPr>
               <w:spacing w:after="20" w:before="0"/>
             </w:pPr>
-            <w:hyperlink w:history="1" r:id="rIdicsbseltok3--h7qhkdai">
+            <w:hyperlink w:history="1" r:id="rId7nwpqzxq_hrrtjafgshls">
               <w:r>
                 <w:rPr>
                   <w:rFonts w:ascii="Arial" w:cs="Arial" w:eastAsia="Arial" w:hAnsi="Arial"/>
@@ -25202,7 +25202,7 @@
               <w:spacing w:after="10" w:before="0"/>
               <w:ind w:left="120"/>
             </w:pPr>
-            <w:hyperlink w:history="1" r:id="rId_wt-snuvgrv4rrsysjr0-">
+            <w:hyperlink w:history="1" r:id="rIdgu87knjhyo_jnof1gmlg6">
               <w:r>
                 <w:rPr>
                   <w:rFonts w:ascii="Arial" w:cs="Arial" w:eastAsia="Arial" w:hAnsi="Arial"/>
@@ -25247,7 +25247,7 @@
             <w:pPr>
               <w:spacing w:after="20" w:before="0"/>
             </w:pPr>
-            <w:hyperlink w:history="1" r:id="rIdc-28ybiv8-ccbvch6h2wo">
+            <w:hyperlink w:history="1" r:id="rIdgzxdjq_rxzlwjqtiao02c">
               <w:r>
                 <w:rPr>
                   <w:rFonts w:ascii="Arial" w:cs="Arial" w:eastAsia="Arial" w:hAnsi="Arial"/>
@@ -25280,7 +25280,7 @@
               <w:spacing w:after="10" w:before="0"/>
               <w:ind w:left="120"/>
             </w:pPr>
-            <w:hyperlink w:history="1" r:id="rIdy090215thdq8xvcenwz6l">
+            <w:hyperlink w:history="1" r:id="rIdkonnpiy8l7xl_mybxbclg">
               <w:r>
                 <w:rPr>
                   <w:rFonts w:ascii="Arial" w:cs="Arial" w:eastAsia="Arial" w:hAnsi="Arial"/>
